--- a/docs/new-pages-for-review/peeler-centrifuges.docx
+++ b/docs/new-pages-for-review/peeler-centrifuges.docx
@@ -8,21 +8,6 @@
       </w:pPr>
       <w:r>
         <w:t>Buy Used Peeler Centrifuges for Sale</w:t>
-      </w:r>
-    </w:p>
-    <w:p>
-      <w:r>
-        <w:t>Buying used peeler centrifuges through International Process Plants (IPP) gives chemical, pharmaceutical, food and specialty manufacturers access to batch filtering centrifuges from Krauss Maffei, Alfa Laval, Escher Wyss, Luwa-Heine, Ellerwerk and other OEM manufacturers. Basket diameters range from 630 mm (24.8 in) to 1,600 mm (63 in), with baskets in stainless steel, titanium, Hastelloy and rubber-lined construction. Buying used saves up to 50% of capital and 90% of lead time versus buying new. IPP has supplied process equipment worldwide since 1980, and its second hand peeler centrifuge machines are ready to buy and ship.</w:t>
-      </w:r>
-    </w:p>
-    <w:p>
-      <w:r>
-        <w:t>IPP stocks good used, refurbished and unused surplus peeler centrifuges, the batch design in which a knife peels the filter cake from a rotating basket. The inventory includes Krauss Maffei HZ siphon models, basket depths from 300 mm (11.8 in) to 813 mm (32 in) and maximum speeds from 750 to 2,400 rpm.</w:t>
-      </w:r>
-    </w:p>
-    <w:p>
-      <w:r>
-        <w:t>Each peeler centrifuge is listed on IPP's IMS inventory system with its basket diameter, basket depth, maximum speed, load weight and condition grade. New custom fabricated stainless steel equipment is available through IPP's Gale Process Solutions (GPS) subsidiary with 12 to 16 week average delivery.</w:t>
       </w:r>
     </w:p>
     <w:p>
@@ -62,56 +47,14 @@
     <w:p>
       <w:r>
         <w:rPr>
-          <w:b/>
+          <w:color w:val="AAAAAA"/>
         </w:rPr>
-        <w:t>Featured Equipment:</w:t>
-      </w:r>
-    </w:p>
-    <w:p>
-      <w:pPr>
-        <w:pStyle w:val="ListBullet"/>
-      </w:pPr>
-      <w:hyperlink r:id="rId11">
-        <w:r>
-          <w:rPr>
-            <w:color w:val="1155CC"/>
-            <w:u w:val="single"/>
-          </w:rPr>
-          <w:t xml:space="preserve">Stainless Steel Baskets -- SS 316, 316L, 904 and austenitic baskets</w:t>
-        </w:r>
-      </w:hyperlink>
-    </w:p>
-    <w:p>
-      <w:pPr>
-        <w:pStyle w:val="ListBullet"/>
-      </w:pPr>
-      <w:hyperlink r:id="rId12">
-        <w:r>
-          <w:rPr>
-            <w:color w:val="1155CC"/>
-            <w:u w:val="single"/>
-          </w:rPr>
-          <w:t xml:space="preserve">Titanium &amp; Hastelloy Units -- Titanium and nickel alloy baskets</w:t>
-        </w:r>
-      </w:hyperlink>
-    </w:p>
-    <w:p>
-      <w:pPr>
-        <w:pStyle w:val="ListBullet"/>
-      </w:pPr>
-      <w:hyperlink r:id="rId13">
-        <w:r>
-          <w:rPr>
-            <w:color w:val="1155CC"/>
-            <w:u w:val="single"/>
-          </w:rPr>
-          <w:t xml:space="preserve">Refurbished &amp; Unused Units -- Rebuilt and unused surplus peeler centrifuges</w:t>
-        </w:r>
-      </w:hyperlink>
-    </w:p>
-    <w:p>
-      <w:r>
-        <w:t>Trusted around the world by</w:t>
+        <w:t>────────────────────────────────────────────────────────────</w:t>
+      </w:r>
+    </w:p>
+    <w:p>
+      <w:r>
+        <w:t>[Product listing] Live IMS inventory of peeler centrifuges with filters (basket material, basket diameter, motor power, condition, manufacturer), sorting and See More, as on the live reactor page. Cards are generated from IMS data, so they are not part of this content review.</w:t>
       </w:r>
     </w:p>
     <w:p>
@@ -123,8 +66,16 @@
       </w:r>
     </w:p>
     <w:p>
-      <w:r>
-        <w:t>[Product listing] Live IMS inventory of peeler centrifuges with filters (basket material, basket diameter, motor power, condition, manufacturer), sorting and See More, as on the live reactor page. Cards are generated from IMS data, so they are not part of this content review.</w:t>
+      <w:pPr>
+        <w:pStyle w:val="Heading2"/>
+      </w:pPr>
+      <w:r>
+        <w:t>Browse Used Peeler Centrifuges by Material</w:t>
+      </w:r>
+    </w:p>
+    <w:p>
+      <w:r>
+        <w:t>IPP lists this inventory by basket material, following the material groups on its IMS inventory system: stainless steel, titanium, Hastelloy and rubber-lined.</w:t>
       </w:r>
     </w:p>
     <w:p>
@@ -140,27 +91,6 @@
         <w:pStyle w:val="Heading2"/>
       </w:pPr>
       <w:r>
-        <w:t>Browse Used Peeler Centrifuges by Material</w:t>
-      </w:r>
-    </w:p>
-    <w:p>
-      <w:r>
-        <w:t>IPP lists this inventory by basket material, following the material groups on its IMS inventory system: stainless steel, titanium, Hastelloy and rubber-lined.</w:t>
-      </w:r>
-    </w:p>
-    <w:p>
-      <w:r>
-        <w:rPr>
-          <w:color w:val="AAAAAA"/>
-        </w:rPr>
-        <w:t>────────────────────────────────────────────────────────────</w:t>
-      </w:r>
-    </w:p>
-    <w:p>
-      <w:pPr>
-        <w:pStyle w:val="Heading2"/>
-      </w:pPr>
-      <w:r>
         <w:t>Buy Used Peeler Centrifuges by Basket Diameter</w:t>
       </w:r>
     </w:p>
@@ -252,7 +182,7 @@
       </w:r>
     </w:p>
     <w:p>
-      <w:hyperlink r:id="rId14">
+      <w:hyperlink r:id="rId11">
         <w:r>
           <w:rPr>
             <w:color w:val="1155CC"/>
@@ -264,7 +194,7 @@
       <w:r>
         <w:t xml:space="preserve"> | </w:t>
       </w:r>
-      <w:hyperlink r:id="rId14">
+      <w:hyperlink r:id="rId11">
         <w:r>
           <w:rPr>
             <w:color w:val="1155CC"/>
@@ -333,6 +263,214 @@
       </w:pPr>
       <w:r>
         <w:t>Motor Power: 11 kW (14.8 HP)</w:t>
+      </w:r>
+    </w:p>
+    <w:p>
+      <w:pPr>
+        <w:pStyle w:val="ListBullet"/>
+      </w:pPr>
+      <w:r>
+        <w:t>Material: Stainless Steel Austenitic</w:t>
+      </w:r>
+    </w:p>
+    <w:p>
+      <w:hyperlink r:id="rId12">
+        <w:r>
+          <w:rPr>
+            <w:color w:val="1155CC"/>
+            <w:u w:val="single"/>
+          </w:rPr>
+          <w:t xml:space="preserve">View Specs</w:t>
+        </w:r>
+      </w:hyperlink>
+      <w:r>
+        <w:t xml:space="preserve"> | </w:t>
+      </w:r>
+      <w:hyperlink r:id="rId12">
+        <w:r>
+          <w:rPr>
+            <w:color w:val="1155CC"/>
+            <w:u w:val="single"/>
+          </w:rPr>
+          <w:t xml:space="preserve">View IPP# 212741</w:t>
+        </w:r>
+      </w:hyperlink>
+    </w:p>
+    <w:p>
+      <w:pPr>
+        <w:pStyle w:val="Heading4"/>
+      </w:pPr>
+      <w:r>
+        <w:t>[Refurbished] Alfa Laval HOZHY650 SS 316, 650 mm (25.6 in) ([IPP# 45949](https://ims.internationalprocessplants.com/inventory/equipment/detail/peeler-centrifuge/45949))</w:t>
+      </w:r>
+    </w:p>
+    <w:p>
+      <w:r>
+        <w:t>Refurbished Alfa Laval HOZHY650 peeler centrifuge with a stainless steel 316 basket and 650 mm (25.6 in) basket diameter.</w:t>
+      </w:r>
+    </w:p>
+    <w:p>
+      <w:pPr>
+        <w:pStyle w:val="ListBullet"/>
+      </w:pPr>
+      <w:r>
+        <w:t>Basket Diameter: 650 mm (25.6 in)</w:t>
+      </w:r>
+    </w:p>
+    <w:p>
+      <w:pPr>
+        <w:pStyle w:val="ListBullet"/>
+      </w:pPr>
+      <w:r>
+        <w:t>Filtration Area: 0.82 m² (8.8 ft²)</w:t>
+      </w:r>
+    </w:p>
+    <w:p>
+      <w:pPr>
+        <w:pStyle w:val="ListBullet"/>
+      </w:pPr>
+      <w:r>
+        <w:t>Maximum Speed: 2,000 rpm</w:t>
+      </w:r>
+    </w:p>
+    <w:p>
+      <w:pPr>
+        <w:pStyle w:val="ListBullet"/>
+      </w:pPr>
+      <w:r>
+        <w:t>Load Weight: 65 kg (143.3 lb)</w:t>
+      </w:r>
+    </w:p>
+    <w:p>
+      <w:pPr>
+        <w:pStyle w:val="ListBullet"/>
+      </w:pPr>
+      <w:r>
+        <w:t>Motor Power: 6.5 kW (8.7 HP)</w:t>
+      </w:r>
+    </w:p>
+    <w:p>
+      <w:pPr>
+        <w:pStyle w:val="ListBullet"/>
+      </w:pPr>
+      <w:r>
+        <w:t>Material: Stainless Steel 316</w:t>
+      </w:r>
+    </w:p>
+    <w:p>
+      <w:pPr>
+        <w:pStyle w:val="ListBullet"/>
+      </w:pPr>
+      <w:r>
+        <w:t>Condition: Refurbished</w:t>
+      </w:r>
+    </w:p>
+    <w:p>
+      <w:hyperlink r:id="rId13">
+        <w:r>
+          <w:rPr>
+            <w:color w:val="1155CC"/>
+            <w:u w:val="single"/>
+          </w:rPr>
+          <w:t xml:space="preserve">View Specs</w:t>
+        </w:r>
+      </w:hyperlink>
+      <w:r>
+        <w:t xml:space="preserve"> | </w:t>
+      </w:r>
+      <w:hyperlink r:id="rId13">
+        <w:r>
+          <w:rPr>
+            <w:color w:val="1155CC"/>
+            <w:u w:val="single"/>
+          </w:rPr>
+          <w:t xml:space="preserve">View IPP# 45949</w:t>
+        </w:r>
+      </w:hyperlink>
+    </w:p>
+    <w:p>
+      <w:hyperlink r:id="rId14">
+        <w:r>
+          <w:rPr>
+            <w:color w:val="1155CC"/>
+            <w:u w:val="single"/>
+          </w:rPr>
+          <w:t xml:space="preserve">Browse All Peeler Centrifuges Up to 900 mm (35.4 in) on IMS</w:t>
+        </w:r>
+      </w:hyperlink>
+    </w:p>
+    <w:p>
+      <w:pPr>
+        <w:pStyle w:val="Heading3"/>
+      </w:pPr>
+      <w:r>
+        <w:t>Buy Used Peeler Centrifuges from 960 to 1,250 mm (37.8 to 49.2 in)</w:t>
+      </w:r>
+    </w:p>
+    <w:p>
+      <w:r>
+        <w:t>Units from 960 to 1,250 mm (37.8 to 49.2 in) carry stainless steel 316, 316L, titanium, Hastelloy and rubber-lined baskets from Krauss Maffei, Alfa Laval, Luwa-Heine, Escher Wyss, GFT Trenntechnik and Ferrum.</w:t>
+      </w:r>
+    </w:p>
+    <w:p>
+      <w:pPr>
+        <w:pStyle w:val="Heading4"/>
+      </w:pPr>
+      <w:r>
+        <w:t>[Featured] Krauss Maffei HZ-125 Austenitic SS, 1,250 mm (49.2 in) ([IPP# 206218](https://ims.internationalprocessplants.com/inventory/equipment/detail/peeler-centrifuge/206218))</w:t>
+      </w:r>
+    </w:p>
+    <w:p>
+      <w:r>
+        <w:t>Good used Krauss Maffei HZ-125 peeler centrifuge with a stainless steel Austenitic basket, 1,250 mm (49.2 in) basket diameter and 625 mm (24.6 in) basket depth.</w:t>
+      </w:r>
+    </w:p>
+    <w:p>
+      <w:pPr>
+        <w:pStyle w:val="ListBullet"/>
+      </w:pPr>
+      <w:r>
+        <w:t>Basket Diameter: 1,250 mm (49.2 in)</w:t>
+      </w:r>
+    </w:p>
+    <w:p>
+      <w:pPr>
+        <w:pStyle w:val="ListBullet"/>
+      </w:pPr>
+      <w:r>
+        <w:t>Basket Depth: 625 mm (24.6 in)</w:t>
+      </w:r>
+    </w:p>
+    <w:p>
+      <w:pPr>
+        <w:pStyle w:val="ListBullet"/>
+      </w:pPr>
+      <w:r>
+        <w:t>Filtration Area: 0.016 m² (0.17 ft²)</w:t>
+      </w:r>
+    </w:p>
+    <w:p>
+      <w:pPr>
+        <w:pStyle w:val="ListBullet"/>
+      </w:pPr>
+      <w:r>
+        <w:t>Maximum Speed: 1,200 rpm</w:t>
+      </w:r>
+    </w:p>
+    <w:p>
+      <w:pPr>
+        <w:pStyle w:val="ListBullet"/>
+      </w:pPr>
+      <w:r>
+        <w:t>Load Weight: 437 kg (963 lb)</w:t>
+      </w:r>
+    </w:p>
+    <w:p>
+      <w:pPr>
+        <w:pStyle w:val="ListBullet"/>
+      </w:pPr>
+      <w:r>
+        <w:t>Motor Power: 45 kW (60.3 HP)</w:t>
       </w:r>
     </w:p>
     <w:p>
@@ -362,7 +500,7 @@
             <w:color w:val="1155CC"/>
             <w:u w:val="single"/>
           </w:rPr>
-          <w:t xml:space="preserve">View IPP# 212741</w:t>
+          <w:t xml:space="preserve">View IPP# 206218</w:t>
         </w:r>
       </w:hyperlink>
     </w:p>
@@ -371,12 +509,12 @@
         <w:pStyle w:val="Heading4"/>
       </w:pPr>
       <w:r>
-        <w:t>[Refurbished] Alfa Laval HOZHY650 SS 316, 650 mm (25.6 in) ([IPP# 45949](https://ims.internationalprocessplants.com/inventory/equipment/detail/peeler-centrifuge/45949))</w:t>
-      </w:r>
-    </w:p>
-    <w:p>
-      <w:r>
-        <w:t>Refurbished Alfa Laval HOZHY650 peeler centrifuge with a stainless steel 316 basket and 650 mm (25.6 in) basket diameter.</w:t>
+        <w:t>[Featured] Ellerwerk 937-H Hastelloy, 1,050 mm (41.3 in) ([IPP# 221718](https://ims.internationalprocessplants.com/inventory/equipment/detail/peeler-centrifuge/221718))</w:t>
+      </w:r>
+    </w:p>
+    <w:p>
+      <w:r>
+        <w:t>Good used Ellerwerk 937-H peeler centrifuge with a Hastelloy basket, 1,050 mm (41.3 in) basket diameter and 500 mm (19.7 in) basket depth.</w:t>
       </w:r>
     </w:p>
     <w:p>
@@ -384,7 +522,7 @@
         <w:pStyle w:val="ListBullet"/>
       </w:pPr>
       <w:r>
-        <w:t>Basket Diameter: 650 mm (25.6 in)</w:t>
+        <w:t>Basket Diameter: 1,050 mm (41.3 in)</w:t>
       </w:r>
     </w:p>
     <w:p>
@@ -392,7 +530,7 @@
         <w:pStyle w:val="ListBullet"/>
       </w:pPr>
       <w:r>
-        <w:t>Filtration Area: 0.82 m² (8.8 ft²)</w:t>
+        <w:t>Basket Depth: 500 mm (19.7 in)</w:t>
       </w:r>
     </w:p>
     <w:p>
@@ -400,7 +538,7 @@
         <w:pStyle w:val="ListBullet"/>
       </w:pPr>
       <w:r>
-        <w:t>Maximum Speed: 2,000 rpm</w:t>
+        <w:t>Filtration Area: 1.65 m² (17.8 ft²)</w:t>
       </w:r>
     </w:p>
     <w:p>
@@ -408,7 +546,7 @@
         <w:pStyle w:val="ListBullet"/>
       </w:pPr>
       <w:r>
-        <w:t>Load Weight: 65 kg (143.3 lb)</w:t>
+        <w:t>Maximum Speed: 1,400 rpm</w:t>
       </w:r>
     </w:p>
     <w:p>
@@ -416,7 +554,7 @@
         <w:pStyle w:val="ListBullet"/>
       </w:pPr>
       <w:r>
-        <w:t>Motor Power: 6.5 kW (8.7 HP)</w:t>
+        <w:t>Load Weight: 230 kg (507 lb)</w:t>
       </w:r>
     </w:p>
     <w:p>
@@ -424,7 +562,7 @@
         <w:pStyle w:val="ListBullet"/>
       </w:pPr>
       <w:r>
-        <w:t>Material: Stainless Steel 316</w:t>
+        <w:t>Motor Power: 22 kW (29.5 HP)</w:t>
       </w:r>
     </w:p>
     <w:p>
@@ -432,7 +570,7 @@
         <w:pStyle w:val="ListBullet"/>
       </w:pPr>
       <w:r>
-        <w:t>Condition: Refurbished</w:t>
+        <w:t>Material: Hastelloy</w:t>
       </w:r>
     </w:p>
     <w:p>
@@ -454,105 +592,81 @@
             <w:color w:val="1155CC"/>
             <w:u w:val="single"/>
           </w:rPr>
-          <w:t xml:space="preserve">View IPP# 45949</w:t>
+          <w:t xml:space="preserve">View IPP# 221718</w:t>
         </w:r>
       </w:hyperlink>
     </w:p>
     <w:p>
+      <w:pPr>
+        <w:pStyle w:val="Heading4"/>
+      </w:pPr>
+      <w:r>
+        <w:t>[Featured] Krauss Maffei HZ125 Austenitic SS, 1,250 mm (49.2 in) ([IPP# 206217](https://ims.internationalprocessplants.com/inventory/equipment/detail/peeler-centrifuge/206217))</w:t>
+      </w:r>
+    </w:p>
+    <w:p>
+      <w:r>
+        <w:t>Refurbished Krauss Maffei HZ125 peeler centrifuge with a stainless steel Austenitic basket, 1,250 mm (49.2 in) basket diameter and 625 mm (24.6 in) basket depth.</w:t>
+      </w:r>
+    </w:p>
+    <w:p>
+      <w:pPr>
+        <w:pStyle w:val="ListBullet"/>
+      </w:pPr>
+      <w:r>
+        <w:t>Basket Diameter: 1,250 mm (49.2 in)</w:t>
+      </w:r>
+    </w:p>
+    <w:p>
+      <w:pPr>
+        <w:pStyle w:val="ListBullet"/>
+      </w:pPr>
+      <w:r>
+        <w:t>Basket Depth: 625 mm (24.6 in)</w:t>
+      </w:r>
+    </w:p>
+    <w:p>
+      <w:pPr>
+        <w:pStyle w:val="ListBullet"/>
+      </w:pPr>
+      <w:r>
+        <w:t>Maximum Speed: 1,200 rpm</w:t>
+      </w:r>
+    </w:p>
+    <w:p>
+      <w:pPr>
+        <w:pStyle w:val="ListBullet"/>
+      </w:pPr>
+      <w:r>
+        <w:t>Load Weight: 437 kg (963 lb)</w:t>
+      </w:r>
+    </w:p>
+    <w:p>
+      <w:pPr>
+        <w:pStyle w:val="ListBullet"/>
+      </w:pPr>
+      <w:r>
+        <w:t>Motor Power: 45 kW (60.3 HP)</w:t>
+      </w:r>
+    </w:p>
+    <w:p>
+      <w:pPr>
+        <w:pStyle w:val="ListBullet"/>
+      </w:pPr>
+      <w:r>
+        <w:t>Material: Stainless Steel Austenitic</w:t>
+      </w:r>
+    </w:p>
+    <w:p>
+      <w:pPr>
+        <w:pStyle w:val="ListBullet"/>
+      </w:pPr>
+      <w:r>
+        <w:t>Condition: Refurbished</w:t>
+      </w:r>
+    </w:p>
+    <w:p>
       <w:hyperlink r:id="rId17">
-        <w:r>
-          <w:rPr>
-            <w:color w:val="1155CC"/>
-            <w:u w:val="single"/>
-          </w:rPr>
-          <w:t xml:space="preserve">Browse All Peeler Centrifuges Up to 900 mm (35.4 in) on IMS</w:t>
-        </w:r>
-      </w:hyperlink>
-    </w:p>
-    <w:p>
-      <w:pPr>
-        <w:pStyle w:val="Heading3"/>
-      </w:pPr>
-      <w:r>
-        <w:t>Buy Used Peeler Centrifuges from 960 to 1,250 mm (37.8 to 49.2 in)</w:t>
-      </w:r>
-    </w:p>
-    <w:p>
-      <w:r>
-        <w:t>Units from 960 to 1,250 mm (37.8 to 49.2 in) carry stainless steel 316, 316L, titanium, Hastelloy and rubber-lined baskets from Krauss Maffei, Alfa Laval, Luwa-Heine, Escher Wyss, GFT Trenntechnik and Ferrum.</w:t>
-      </w:r>
-    </w:p>
-    <w:p>
-      <w:pPr>
-        <w:pStyle w:val="Heading4"/>
-      </w:pPr>
-      <w:r>
-        <w:t>[Featured] Krauss Maffei HZ-125 Austenitic SS, 1,250 mm (49.2 in) ([IPP# 206218](https://ims.internationalprocessplants.com/inventory/equipment/detail/peeler-centrifuge/206218))</w:t>
-      </w:r>
-    </w:p>
-    <w:p>
-      <w:r>
-        <w:t>Good used Krauss Maffei HZ-125 peeler centrifuge with a stainless steel Austenitic basket, 1,250 mm (49.2 in) basket diameter and 625 mm (24.6 in) basket depth.</w:t>
-      </w:r>
-    </w:p>
-    <w:p>
-      <w:pPr>
-        <w:pStyle w:val="ListBullet"/>
-      </w:pPr>
-      <w:r>
-        <w:t>Basket Diameter: 1,250 mm (49.2 in)</w:t>
-      </w:r>
-    </w:p>
-    <w:p>
-      <w:pPr>
-        <w:pStyle w:val="ListBullet"/>
-      </w:pPr>
-      <w:r>
-        <w:t>Basket Depth: 625 mm (24.6 in)</w:t>
-      </w:r>
-    </w:p>
-    <w:p>
-      <w:pPr>
-        <w:pStyle w:val="ListBullet"/>
-      </w:pPr>
-      <w:r>
-        <w:t>Filtration Area: 0.016 m² (0.17 ft²)</w:t>
-      </w:r>
-    </w:p>
-    <w:p>
-      <w:pPr>
-        <w:pStyle w:val="ListBullet"/>
-      </w:pPr>
-      <w:r>
-        <w:t>Maximum Speed: 1,200 rpm</w:t>
-      </w:r>
-    </w:p>
-    <w:p>
-      <w:pPr>
-        <w:pStyle w:val="ListBullet"/>
-      </w:pPr>
-      <w:r>
-        <w:t>Load Weight: 437 kg (963 lb)</w:t>
-      </w:r>
-    </w:p>
-    <w:p>
-      <w:pPr>
-        <w:pStyle w:val="ListBullet"/>
-      </w:pPr>
-      <w:r>
-        <w:t>Motor Power: 45 kW (60.3 HP)</w:t>
-      </w:r>
-    </w:p>
-    <w:p>
-      <w:pPr>
-        <w:pStyle w:val="ListBullet"/>
-      </w:pPr>
-      <w:r>
-        <w:t>Material: Stainless Steel Austenitic</w:t>
-      </w:r>
-    </w:p>
-    <w:p>
-      <w:hyperlink r:id="rId18">
         <w:r>
           <w:rPr>
             <w:color w:val="1155CC"/>
@@ -564,27 +678,51 @@
       <w:r>
         <w:t xml:space="preserve"> | </w:t>
       </w:r>
+      <w:hyperlink r:id="rId17">
+        <w:r>
+          <w:rPr>
+            <w:color w:val="1155CC"/>
+            <w:u w:val="single"/>
+          </w:rPr>
+          <w:t xml:space="preserve">View IPP# 206217</w:t>
+        </w:r>
+      </w:hyperlink>
+    </w:p>
+    <w:p>
       <w:hyperlink r:id="rId18">
         <w:r>
           <w:rPr>
             <w:color w:val="1155CC"/>
             <w:u w:val="single"/>
           </w:rPr>
-          <w:t xml:space="preserve">View IPP# 206218</w:t>
+          <w:t xml:space="preserve">Browse All Peeler Centrifuges 960 to 1,250 mm (37.8 to 49.2 in) on IMS</w:t>
         </w:r>
       </w:hyperlink>
     </w:p>
     <w:p>
       <w:pPr>
+        <w:pStyle w:val="Heading3"/>
+      </w:pPr>
+      <w:r>
+        <w:t>Buy Used Peeler Centrifuges over 1,250 mm (49.2 in)</w:t>
+      </w:r>
+    </w:p>
+    <w:p>
+      <w:r>
+        <w:t>Units over 1,250 mm (49.2 in) reach 1,600 mm (63 in) and include stainless steel 316, SS 904, Hastelloy B and rubber-lined baskets from Krauss Maffei, Escher Wyss, Ellerwerk, Robatel and Alfa Laval.</w:t>
+      </w:r>
+    </w:p>
+    <w:p>
+      <w:pPr>
         <w:pStyle w:val="Heading4"/>
       </w:pPr>
       <w:r>
-        <w:t>[Featured] Ellerwerk 937-H Hastelloy, 1,050 mm (41.3 in) ([IPP# 221718](https://ims.internationalprocessplants.com/inventory/equipment/detail/peeler-centrifuge/221718))</w:t>
-      </w:r>
-    </w:p>
-    <w:p>
-      <w:r>
-        <w:t>Good used Ellerwerk 937-H peeler centrifuge with a Hastelloy basket, 1,050 mm (41.3 in) basket diameter and 500 mm (19.7 in) basket depth.</w:t>
+        <w:t>Krauss Maffei HZ160 SS 316, 1,600 mm (63 in) ([IPP# 246419](https://ims.internationalprocessplants.com/inventory/equipment/detail/peeler-centrifuge/246419))</w:t>
+      </w:r>
+    </w:p>
+    <w:p>
+      <w:r>
+        <w:t>Good used Krauss Maffei HZ160 peeler centrifuge with a stainless steel 316 basket and 1,600 mm (63 in) basket diameter.</w:t>
       </w:r>
     </w:p>
     <w:p>
@@ -592,7 +730,7 @@
         <w:pStyle w:val="ListBullet"/>
       </w:pPr>
       <w:r>
-        <w:t>Basket Diameter: 1,050 mm (41.3 in)</w:t>
+        <w:t>Basket Diameter: 1,600 mm (63 in)</w:t>
       </w:r>
     </w:p>
     <w:p>
@@ -600,7 +738,7 @@
         <w:pStyle w:val="ListBullet"/>
       </w:pPr>
       <w:r>
-        <w:t>Basket Depth: 500 mm (19.7 in)</w:t>
+        <w:t>Maximum Speed: 880 rpm</w:t>
       </w:r>
     </w:p>
     <w:p>
@@ -608,7 +746,7 @@
         <w:pStyle w:val="ListBullet"/>
       </w:pPr>
       <w:r>
-        <w:t>Filtration Area: 1.65 m² (17.8 ft²)</w:t>
+        <w:t>Load Weight: 854 kg (1,900 lb)</w:t>
       </w:r>
     </w:p>
     <w:p>
@@ -616,7 +754,7 @@
         <w:pStyle w:val="ListBullet"/>
       </w:pPr>
       <w:r>
-        <w:t>Maximum Speed: 1,400 rpm</w:t>
+        <w:t>Motor Power: 75 kW (100.6 HP)</w:t>
       </w:r>
     </w:p>
     <w:p>
@@ -624,7 +762,7 @@
         <w:pStyle w:val="ListBullet"/>
       </w:pPr>
       <w:r>
-        <w:t>Load Weight: 230 kg (507 lb)</w:t>
+        <w:t>Material: Stainless Steel 316</w:t>
       </w:r>
     </w:p>
     <w:p>
@@ -632,15 +770,7 @@
         <w:pStyle w:val="ListBullet"/>
       </w:pPr>
       <w:r>
-        <w:t>Motor Power: 22 kW (29.5 HP)</w:t>
-      </w:r>
-    </w:p>
-    <w:p>
-      <w:pPr>
-        <w:pStyle w:val="ListBullet"/>
-      </w:pPr>
-      <w:r>
-        <w:t>Material: Hastelloy</w:t>
+        <w:t>Condition: Good used</w:t>
       </w:r>
     </w:p>
     <w:p>
@@ -662,7 +792,7 @@
             <w:color w:val="1155CC"/>
             <w:u w:val="single"/>
           </w:rPr>
-          <w:t xml:space="preserve">View IPP# 221718</w:t>
+          <w:t xml:space="preserve">View IPP# 246419</w:t>
         </w:r>
       </w:hyperlink>
     </w:p>
@@ -671,12 +801,12 @@
         <w:pStyle w:val="Heading4"/>
       </w:pPr>
       <w:r>
-        <w:t>[Featured] Krauss Maffei HZ125 Austenitic SS, 1,250 mm (49.2 in) ([IPP# 206217](https://ims.internationalprocessplants.com/inventory/equipment/detail/peeler-centrifuge/206217))</w:t>
-      </w:r>
-    </w:p>
-    <w:p>
-      <w:r>
-        <w:t>Refurbished Krauss Maffei HZ125 peeler centrifuge with a stainless steel Austenitic basket, 1,250 mm (49.2 in) basket diameter and 625 mm (24.6 in) basket depth.</w:t>
+        <w:t>Krauss Maffei HZ1302 SS 316, 1,350 mm (52.4 in) ([IPP# 103219](https://ims.internationalprocessplants.com/inventory/equipment/detail/peeler-centrifuge/103219))</w:t>
+      </w:r>
+    </w:p>
+    <w:p>
+      <w:r>
+        <w:t>Good used Krauss Maffei HZ1302 peeler centrifuge with a stainless steel 316 basket, 1,350 mm (52.4 in) basket diameter and 570 mm (22.4 in) basket depth.</w:t>
       </w:r>
     </w:p>
     <w:p>
@@ -684,7 +814,7 @@
         <w:pStyle w:val="ListBullet"/>
       </w:pPr>
       <w:r>
-        <w:t>Basket Diameter: 1,250 mm (49.2 in)</w:t>
+        <w:t>Basket Diameter: 1,350 mm (52.4 in)</w:t>
       </w:r>
     </w:p>
     <w:p>
@@ -692,7 +822,7 @@
         <w:pStyle w:val="ListBullet"/>
       </w:pPr>
       <w:r>
-        <w:t>Basket Depth: 625 mm (24.6 in)</w:t>
+        <w:t>Basket Depth: 570 mm (22.4 in)</w:t>
       </w:r>
     </w:p>
     <w:p>
@@ -700,7 +830,7 @@
         <w:pStyle w:val="ListBullet"/>
       </w:pPr>
       <w:r>
-        <w:t>Maximum Speed: 1,200 rpm</w:t>
+        <w:t>Filtration Area: 0.08 m² (0.86 ft²)</w:t>
       </w:r>
     </w:p>
     <w:p>
@@ -708,7 +838,7 @@
         <w:pStyle w:val="ListBullet"/>
       </w:pPr>
       <w:r>
-        <w:t>Load Weight: 437 kg (963 lb)</w:t>
+        <w:t>Maximum Speed: 1,430 rpm</w:t>
       </w:r>
     </w:p>
     <w:p>
@@ -716,7 +846,7 @@
         <w:pStyle w:val="ListBullet"/>
       </w:pPr>
       <w:r>
-        <w:t>Motor Power: 45 kW (60.3 HP)</w:t>
+        <w:t>Load Weight: 350 kg (772 lb)</w:t>
       </w:r>
     </w:p>
     <w:p>
@@ -724,7 +854,7 @@
         <w:pStyle w:val="ListBullet"/>
       </w:pPr>
       <w:r>
-        <w:t>Material: Stainless Steel Austenitic</w:t>
+        <w:t>Motor Power: 74.6 kW (100 HP)</w:t>
       </w:r>
     </w:p>
     <w:p>
@@ -732,7 +862,7 @@
         <w:pStyle w:val="ListBullet"/>
       </w:pPr>
       <w:r>
-        <w:t>Condition: Refurbished</w:t>
+        <w:t>Material: Stainless Steel 316</w:t>
       </w:r>
     </w:p>
     <w:p>
@@ -754,97 +884,81 @@
             <w:color w:val="1155CC"/>
             <w:u w:val="single"/>
           </w:rPr>
-          <w:t xml:space="preserve">View IPP# 206217</w:t>
+          <w:t xml:space="preserve">View IPP# 103219</w:t>
         </w:r>
       </w:hyperlink>
     </w:p>
     <w:p>
+      <w:pPr>
+        <w:pStyle w:val="Heading4"/>
+      </w:pPr>
+      <w:r>
+        <w:t>Escher Wyss H160 Rubber-Lined, 1,600 mm (63 in) ([IPP# 204437](https://ims.internationalprocessplants.com/inventory/equipment/detail/peeler-centrifuge/204437))</w:t>
+      </w:r>
+    </w:p>
+    <w:p>
+      <w:r>
+        <w:t>Good used Escher Wyss H160 peeler centrifuge with a Rubber-lined basket, 1,600 mm (63 in) basket diameter and 800 mm (31.5 in) basket depth.</w:t>
+      </w:r>
+    </w:p>
+    <w:p>
+      <w:pPr>
+        <w:pStyle w:val="ListBullet"/>
+      </w:pPr>
+      <w:r>
+        <w:t>Basket Diameter: 1,600 mm (63 in)</w:t>
+      </w:r>
+    </w:p>
+    <w:p>
+      <w:pPr>
+        <w:pStyle w:val="ListBullet"/>
+      </w:pPr>
+      <w:r>
+        <w:t>Basket Depth: 800 mm (31.5 in)</w:t>
+      </w:r>
+    </w:p>
+    <w:p>
+      <w:pPr>
+        <w:pStyle w:val="ListBullet"/>
+      </w:pPr>
+      <w:r>
+        <w:t>Filtration Area: 4 m² (43.1 ft²)</w:t>
+      </w:r>
+    </w:p>
+    <w:p>
+      <w:pPr>
+        <w:pStyle w:val="ListBullet"/>
+      </w:pPr>
+      <w:r>
+        <w:t>Maximum Speed: 955 rpm</w:t>
+      </w:r>
+    </w:p>
+    <w:p>
+      <w:pPr>
+        <w:pStyle w:val="ListBullet"/>
+      </w:pPr>
+      <w:r>
+        <w:t>Load Weight: 952 kg (2,100 lb)</w:t>
+      </w:r>
+    </w:p>
+    <w:p>
+      <w:pPr>
+        <w:pStyle w:val="ListBullet"/>
+      </w:pPr>
+      <w:r>
+        <w:t>Material: Rubber-lined</w:t>
+      </w:r>
+    </w:p>
+    <w:p>
+      <w:pPr>
+        <w:pStyle w:val="ListBullet"/>
+      </w:pPr>
+      <w:r>
+        <w:t>Condition: Good used</w:t>
+      </w:r>
+    </w:p>
+    <w:p>
       <w:hyperlink r:id="rId21">
-        <w:r>
-          <w:rPr>
-            <w:color w:val="1155CC"/>
-            <w:u w:val="single"/>
-          </w:rPr>
-          <w:t xml:space="preserve">Browse All Peeler Centrifuges 960 to 1,250 mm (37.8 to 49.2 in) on IMS</w:t>
-        </w:r>
-      </w:hyperlink>
-    </w:p>
-    <w:p>
-      <w:pPr>
-        <w:pStyle w:val="Heading3"/>
-      </w:pPr>
-      <w:r>
-        <w:t>Buy Used Peeler Centrifuges over 1,250 mm (49.2 in)</w:t>
-      </w:r>
-    </w:p>
-    <w:p>
-      <w:r>
-        <w:t>Units over 1,250 mm (49.2 in) reach 1,600 mm (63 in) and include stainless steel 316, SS 904, Hastelloy B and rubber-lined baskets from Krauss Maffei, Escher Wyss, Ellerwerk, Robatel and Alfa Laval.</w:t>
-      </w:r>
-    </w:p>
-    <w:p>
-      <w:pPr>
-        <w:pStyle w:val="Heading4"/>
-      </w:pPr>
-      <w:r>
-        <w:t>Krauss Maffei HZ160 SS 316, 1,600 mm (63 in) ([IPP# 246419](https://ims.internationalprocessplants.com/inventory/equipment/detail/peeler-centrifuge/246419))</w:t>
-      </w:r>
-    </w:p>
-    <w:p>
-      <w:r>
-        <w:t>Good used Krauss Maffei HZ160 peeler centrifuge with a stainless steel 316 basket and 1,600 mm (63 in) basket diameter.</w:t>
-      </w:r>
-    </w:p>
-    <w:p>
-      <w:pPr>
-        <w:pStyle w:val="ListBullet"/>
-      </w:pPr>
-      <w:r>
-        <w:t>Basket Diameter: 1,600 mm (63 in)</w:t>
-      </w:r>
-    </w:p>
-    <w:p>
-      <w:pPr>
-        <w:pStyle w:val="ListBullet"/>
-      </w:pPr>
-      <w:r>
-        <w:t>Maximum Speed: 880 rpm</w:t>
-      </w:r>
-    </w:p>
-    <w:p>
-      <w:pPr>
-        <w:pStyle w:val="ListBullet"/>
-      </w:pPr>
-      <w:r>
-        <w:t>Load Weight: 854 kg (1,900 lb)</w:t>
-      </w:r>
-    </w:p>
-    <w:p>
-      <w:pPr>
-        <w:pStyle w:val="ListBullet"/>
-      </w:pPr>
-      <w:r>
-        <w:t>Motor Power: 75 kW (100.6 HP)</w:t>
-      </w:r>
-    </w:p>
-    <w:p>
-      <w:pPr>
-        <w:pStyle w:val="ListBullet"/>
-      </w:pPr>
-      <w:r>
-        <w:t>Material: Stainless Steel 316</w:t>
-      </w:r>
-    </w:p>
-    <w:p>
-      <w:pPr>
-        <w:pStyle w:val="ListBullet"/>
-      </w:pPr>
-      <w:r>
-        <w:t>Condition: Good used</w:t>
-      </w:r>
-    </w:p>
-    <w:p>
-      <w:hyperlink r:id="rId22">
         <w:r>
           <w:rPr>
             <w:color w:val="1155CC"/>
@@ -856,191 +970,7 @@
       <w:r>
         <w:t xml:space="preserve"> | </w:t>
       </w:r>
-      <w:hyperlink r:id="rId22">
-        <w:r>
-          <w:rPr>
-            <w:color w:val="1155CC"/>
-            <w:u w:val="single"/>
-          </w:rPr>
-          <w:t xml:space="preserve">View IPP# 246419</w:t>
-        </w:r>
-      </w:hyperlink>
-    </w:p>
-    <w:p>
-      <w:pPr>
-        <w:pStyle w:val="Heading4"/>
-      </w:pPr>
-      <w:r>
-        <w:t>Krauss Maffei HZ1302 SS 316, 1,350 mm (52.4 in) ([IPP# 103219](https://ims.internationalprocessplants.com/inventory/equipment/detail/peeler-centrifuge/103219))</w:t>
-      </w:r>
-    </w:p>
-    <w:p>
-      <w:r>
-        <w:t>Good used Krauss Maffei HZ1302 peeler centrifuge with a stainless steel 316 basket, 1,350 mm (52.4 in) basket diameter and 570 mm (22.4 in) basket depth.</w:t>
-      </w:r>
-    </w:p>
-    <w:p>
-      <w:pPr>
-        <w:pStyle w:val="ListBullet"/>
-      </w:pPr>
-      <w:r>
-        <w:t>Basket Diameter: 1,350 mm (52.4 in)</w:t>
-      </w:r>
-    </w:p>
-    <w:p>
-      <w:pPr>
-        <w:pStyle w:val="ListBullet"/>
-      </w:pPr>
-      <w:r>
-        <w:t>Basket Depth: 570 mm (22.4 in)</w:t>
-      </w:r>
-    </w:p>
-    <w:p>
-      <w:pPr>
-        <w:pStyle w:val="ListBullet"/>
-      </w:pPr>
-      <w:r>
-        <w:t>Filtration Area: 0.08 m² (0.86 ft²)</w:t>
-      </w:r>
-    </w:p>
-    <w:p>
-      <w:pPr>
-        <w:pStyle w:val="ListBullet"/>
-      </w:pPr>
-      <w:r>
-        <w:t>Maximum Speed: 1,430 rpm</w:t>
-      </w:r>
-    </w:p>
-    <w:p>
-      <w:pPr>
-        <w:pStyle w:val="ListBullet"/>
-      </w:pPr>
-      <w:r>
-        <w:t>Load Weight: 350 kg (772 lb)</w:t>
-      </w:r>
-    </w:p>
-    <w:p>
-      <w:pPr>
-        <w:pStyle w:val="ListBullet"/>
-      </w:pPr>
-      <w:r>
-        <w:t>Motor Power: 74.6 kW (100 HP)</w:t>
-      </w:r>
-    </w:p>
-    <w:p>
-      <w:pPr>
-        <w:pStyle w:val="ListBullet"/>
-      </w:pPr>
-      <w:r>
-        <w:t>Material: Stainless Steel 316</w:t>
-      </w:r>
-    </w:p>
-    <w:p>
-      <w:hyperlink r:id="rId23">
-        <w:r>
-          <w:rPr>
-            <w:color w:val="1155CC"/>
-            <w:u w:val="single"/>
-          </w:rPr>
-          <w:t xml:space="preserve">View Specs</w:t>
-        </w:r>
-      </w:hyperlink>
-      <w:r>
-        <w:t xml:space="preserve"> | </w:t>
-      </w:r>
-      <w:hyperlink r:id="rId23">
-        <w:r>
-          <w:rPr>
-            <w:color w:val="1155CC"/>
-            <w:u w:val="single"/>
-          </w:rPr>
-          <w:t xml:space="preserve">View IPP# 103219</w:t>
-        </w:r>
-      </w:hyperlink>
-    </w:p>
-    <w:p>
-      <w:pPr>
-        <w:pStyle w:val="Heading4"/>
-      </w:pPr>
-      <w:r>
-        <w:t>Escher Wyss H160 Rubber-Lined, 1,600 mm (63 in) ([IPP# 204437](https://ims.internationalprocessplants.com/inventory/equipment/detail/peeler-centrifuge/204437))</w:t>
-      </w:r>
-    </w:p>
-    <w:p>
-      <w:r>
-        <w:t>Good used Escher Wyss H160 peeler centrifuge with a Rubber-lined basket, 1,600 mm (63 in) basket diameter and 800 mm (31.5 in) basket depth.</w:t>
-      </w:r>
-    </w:p>
-    <w:p>
-      <w:pPr>
-        <w:pStyle w:val="ListBullet"/>
-      </w:pPr>
-      <w:r>
-        <w:t>Basket Diameter: 1,600 mm (63 in)</w:t>
-      </w:r>
-    </w:p>
-    <w:p>
-      <w:pPr>
-        <w:pStyle w:val="ListBullet"/>
-      </w:pPr>
-      <w:r>
-        <w:t>Basket Depth: 800 mm (31.5 in)</w:t>
-      </w:r>
-    </w:p>
-    <w:p>
-      <w:pPr>
-        <w:pStyle w:val="ListBullet"/>
-      </w:pPr>
-      <w:r>
-        <w:t>Filtration Area: 4 m² (43.1 ft²)</w:t>
-      </w:r>
-    </w:p>
-    <w:p>
-      <w:pPr>
-        <w:pStyle w:val="ListBullet"/>
-      </w:pPr>
-      <w:r>
-        <w:t>Maximum Speed: 955 rpm</w:t>
-      </w:r>
-    </w:p>
-    <w:p>
-      <w:pPr>
-        <w:pStyle w:val="ListBullet"/>
-      </w:pPr>
-      <w:r>
-        <w:t>Load Weight: 952 kg (2,100 lb)</w:t>
-      </w:r>
-    </w:p>
-    <w:p>
-      <w:pPr>
-        <w:pStyle w:val="ListBullet"/>
-      </w:pPr>
-      <w:r>
-        <w:t>Material: Rubber-lined</w:t>
-      </w:r>
-    </w:p>
-    <w:p>
-      <w:pPr>
-        <w:pStyle w:val="ListBullet"/>
-      </w:pPr>
-      <w:r>
-        <w:t>Condition: Good used</w:t>
-      </w:r>
-    </w:p>
-    <w:p>
-      <w:hyperlink r:id="rId24">
-        <w:r>
-          <w:rPr>
-            <w:color w:val="1155CC"/>
-            <w:u w:val="single"/>
-          </w:rPr>
-          <w:t xml:space="preserve">View Specs</w:t>
-        </w:r>
-      </w:hyperlink>
-      <w:r>
-        <w:t xml:space="preserve"> | </w:t>
-      </w:r>
-      <w:hyperlink r:id="rId24">
+      <w:hyperlink r:id="rId21">
         <w:r>
           <w:rPr>
             <w:color w:val="1155CC"/>
@@ -1051,7 +981,7 @@
       </w:hyperlink>
     </w:p>
     <w:p>
-      <w:hyperlink r:id="rId25">
+      <w:hyperlink r:id="rId22">
         <w:r>
           <w:rPr>
             <w:color w:val="1155CC"/>
@@ -1079,19 +1009,7 @@
     </w:p>
     <w:p>
       <w:r>
-        <w:t xml:space="preserve">Peeler and pusher centrifuges both separate solids from liquids in a rotating basket through a filter medium, and they differ in how the cycle runs and how the cake leaves the basket. Here is how the two designs compare across key factors, and IPP's </w:t>
-      </w:r>
-      <w:hyperlink r:id="rId26">
-        <w:r>
-          <w:rPr>
-            <w:color w:val="1155CC"/>
-            <w:u w:val="single"/>
-          </w:rPr>
-          <w:t xml:space="preserve">peeler vs pusher centrifuge guide</w:t>
-        </w:r>
-      </w:hyperlink>
-      <w:r>
-        <w:t xml:space="preserve"> covers the differences in more depth.</w:t>
+        <w:t>Peeler and pusher centrifuges both separate solids from liquids in a rotating basket through a filter medium, and they differ in how the cycle runs and how the cake leaves the basket. Here is how the two designs compare across key factors.</w:t>
       </w:r>
     </w:p>
     <w:tbl>
@@ -1353,7 +1271,7 @@
           </w:tcPr>
           <w:p>
             <w:r/>
-            <w:hyperlink r:id="rId27">
+            <w:hyperlink r:id="rId23">
               <w:r>
                 <w:rPr>
                   <w:color w:val="1155CC"/>
@@ -1470,7 +1388,7 @@
       </w:r>
     </w:p>
     <w:p>
-      <w:hyperlink r:id="rId14">
+      <w:hyperlink r:id="rId11">
         <w:r>
           <w:rPr>
             <w:color w:val="1155CC"/>
@@ -1482,7 +1400,7 @@
       <w:r>
         <w:t xml:space="preserve"> | </w:t>
       </w:r>
-      <w:hyperlink r:id="rId14">
+      <w:hyperlink r:id="rId11">
         <w:r>
           <w:rPr>
             <w:color w:val="1155CC"/>
@@ -1562,7 +1480,7 @@
       </w:r>
     </w:p>
     <w:p>
-      <w:hyperlink r:id="rId18">
+      <w:hyperlink r:id="rId15">
         <w:r>
           <w:rPr>
             <w:color w:val="1155CC"/>
@@ -1574,7 +1492,7 @@
       <w:r>
         <w:t xml:space="preserve"> | </w:t>
       </w:r>
-      <w:hyperlink r:id="rId18">
+      <w:hyperlink r:id="rId15">
         <w:r>
           <w:rPr>
             <w:color w:val="1155CC"/>
@@ -1654,7 +1572,7 @@
       </w:r>
     </w:p>
     <w:p>
-      <w:hyperlink r:id="rId20">
+      <w:hyperlink r:id="rId17">
         <w:r>
           <w:rPr>
             <w:color w:val="1155CC"/>
@@ -1666,7 +1584,7 @@
       <w:r>
         <w:t xml:space="preserve"> | </w:t>
       </w:r>
-      <w:hyperlink r:id="rId20">
+      <w:hyperlink r:id="rId17">
         <w:r>
           <w:rPr>
             <w:color w:val="1155CC"/>
@@ -1677,7 +1595,7 @@
       </w:hyperlink>
     </w:p>
     <w:p>
-      <w:hyperlink r:id="rId28">
+      <w:hyperlink r:id="rId24">
         <w:r>
           <w:rPr>
             <w:color w:val="1155CC"/>
@@ -1767,6 +1685,898 @@
       </w:pPr>
       <w:r>
         <w:t>Condition: Refurbished</w:t>
+      </w:r>
+    </w:p>
+    <w:p>
+      <w:hyperlink r:id="rId13">
+        <w:r>
+          <w:rPr>
+            <w:color w:val="1155CC"/>
+            <w:u w:val="single"/>
+          </w:rPr>
+          <w:t xml:space="preserve">View Specs</w:t>
+        </w:r>
+      </w:hyperlink>
+      <w:r>
+        <w:t xml:space="preserve"> | </w:t>
+      </w:r>
+      <w:hyperlink r:id="rId13">
+        <w:r>
+          <w:rPr>
+            <w:color w:val="1155CC"/>
+            <w:u w:val="single"/>
+          </w:rPr>
+          <w:t xml:space="preserve">View IPP# 45949</w:t>
+        </w:r>
+      </w:hyperlink>
+    </w:p>
+    <w:p>
+      <w:pPr>
+        <w:pStyle w:val="Heading4"/>
+      </w:pPr>
+      <w:r>
+        <w:t>Alfa Laval HOZHY-1050 SS 316, 1,050 mm (42 in) ([IPP# 85861](https://ims.internationalprocessplants.com/inventory/equipment/detail/peeler-centrifuge/85861))</w:t>
+      </w:r>
+    </w:p>
+    <w:p>
+      <w:r>
+        <w:t>Good used Alfa Laval HOZHY-1050 peeler centrifuge with a stainless steel 316 basket and 1,050 mm (42 in) basket diameter.</w:t>
+      </w:r>
+    </w:p>
+    <w:p>
+      <w:pPr>
+        <w:pStyle w:val="ListBullet"/>
+      </w:pPr>
+      <w:r>
+        <w:t>Basket Diameter: 1,050 mm (42 in)</w:t>
+      </w:r>
+    </w:p>
+    <w:p>
+      <w:pPr>
+        <w:pStyle w:val="ListBullet"/>
+      </w:pPr>
+      <w:r>
+        <w:t>Maximum Speed: 1,400 rpm</w:t>
+      </w:r>
+    </w:p>
+    <w:p>
+      <w:pPr>
+        <w:pStyle w:val="ListBullet"/>
+      </w:pPr>
+      <w:r>
+        <w:t>Load Weight: 250 kg (551 lb)</w:t>
+      </w:r>
+    </w:p>
+    <w:p>
+      <w:pPr>
+        <w:pStyle w:val="ListBullet"/>
+      </w:pPr>
+      <w:r>
+        <w:t>Motor Power: 14.9 kW (20 HP)</w:t>
+      </w:r>
+    </w:p>
+    <w:p>
+      <w:pPr>
+        <w:pStyle w:val="ListBullet"/>
+      </w:pPr>
+      <w:r>
+        <w:t>Material: Stainless Steel 316</w:t>
+      </w:r>
+    </w:p>
+    <w:p>
+      <w:pPr>
+        <w:pStyle w:val="ListBullet"/>
+      </w:pPr>
+      <w:r>
+        <w:t>Condition: Good used</w:t>
+      </w:r>
+    </w:p>
+    <w:p>
+      <w:hyperlink r:id="rId25">
+        <w:r>
+          <w:rPr>
+            <w:color w:val="1155CC"/>
+            <w:u w:val="single"/>
+          </w:rPr>
+          <w:t xml:space="preserve">View Specs</w:t>
+        </w:r>
+      </w:hyperlink>
+      <w:r>
+        <w:t xml:space="preserve"> | </w:t>
+      </w:r>
+      <w:hyperlink r:id="rId25">
+        <w:r>
+          <w:rPr>
+            <w:color w:val="1155CC"/>
+            <w:u w:val="single"/>
+          </w:rPr>
+          <w:t xml:space="preserve">View IPP# 85861</w:t>
+        </w:r>
+      </w:hyperlink>
+    </w:p>
+    <w:p>
+      <w:pPr>
+        <w:pStyle w:val="Heading4"/>
+      </w:pPr>
+      <w:r>
+        <w:t>Alfa Laval HOZY1050 SS 316, 1,050 mm (41.3 in) ([IPP# 705470](https://ims.internationalprocessplants.com/inventory/equipment/detail/peeler-centrifuge/705470))</w:t>
+      </w:r>
+    </w:p>
+    <w:p>
+      <w:r>
+        <w:t>Good used Alfa Laval HOZY1050 peeler centrifuge with a stainless steel 316 basket, 1,050 mm (41.3 in) basket diameter and 500 mm (19.7 in) basket depth.</w:t>
+      </w:r>
+    </w:p>
+    <w:p>
+      <w:pPr>
+        <w:pStyle w:val="ListBullet"/>
+      </w:pPr>
+      <w:r>
+        <w:t>Basket Diameter: 1,050 mm (41.3 in)</w:t>
+      </w:r>
+    </w:p>
+    <w:p>
+      <w:pPr>
+        <w:pStyle w:val="ListBullet"/>
+      </w:pPr>
+      <w:r>
+        <w:t>Basket Depth: 500 mm (19.7 in)</w:t>
+      </w:r>
+    </w:p>
+    <w:p>
+      <w:pPr>
+        <w:pStyle w:val="ListBullet"/>
+      </w:pPr>
+      <w:r>
+        <w:t>Maximum Speed: 1,300 rpm</w:t>
+      </w:r>
+    </w:p>
+    <w:p>
+      <w:pPr>
+        <w:pStyle w:val="ListBullet"/>
+      </w:pPr>
+      <w:r>
+        <w:t>Load Weight: 220 kg (485 lb)</w:t>
+      </w:r>
+    </w:p>
+    <w:p>
+      <w:pPr>
+        <w:pStyle w:val="ListBullet"/>
+      </w:pPr>
+      <w:r>
+        <w:t>Motor Power: 22 kW (29.5 HP)</w:t>
+      </w:r>
+    </w:p>
+    <w:p>
+      <w:pPr>
+        <w:pStyle w:val="ListBullet"/>
+      </w:pPr>
+      <w:r>
+        <w:t>Material: Stainless Steel 316</w:t>
+      </w:r>
+    </w:p>
+    <w:p>
+      <w:pPr>
+        <w:pStyle w:val="ListBullet"/>
+      </w:pPr>
+      <w:r>
+        <w:t>Condition: Good used</w:t>
+      </w:r>
+    </w:p>
+    <w:p>
+      <w:hyperlink r:id="rId26">
+        <w:r>
+          <w:rPr>
+            <w:color w:val="1155CC"/>
+            <w:u w:val="single"/>
+          </w:rPr>
+          <w:t xml:space="preserve">View Specs</w:t>
+        </w:r>
+      </w:hyperlink>
+      <w:r>
+        <w:t xml:space="preserve"> | </w:t>
+      </w:r>
+      <w:hyperlink r:id="rId26">
+        <w:r>
+          <w:rPr>
+            <w:color w:val="1155CC"/>
+            <w:u w:val="single"/>
+          </w:rPr>
+          <w:t xml:space="preserve">View IPP# 705470</w:t>
+        </w:r>
+      </w:hyperlink>
+    </w:p>
+    <w:p>
+      <w:hyperlink r:id="rId27">
+        <w:r>
+          <w:rPr>
+            <w:color w:val="1155CC"/>
+            <w:u w:val="single"/>
+          </w:rPr>
+          <w:t xml:space="preserve">Browse All Alfa Laval Peeler Centrifuges on IMS</w:t>
+        </w:r>
+      </w:hyperlink>
+    </w:p>
+    <w:p>
+      <w:pPr>
+        <w:pStyle w:val="Heading3"/>
+      </w:pPr>
+      <w:r>
+        <w:t>Buy Used Luwa-Heine Peeler Centrifuges for Sale</w:t>
+      </w:r>
+    </w:p>
+    <w:p>
+      <w:r>
+        <w:t>Luwa-Heine HSZ412 peeler centrifuges in stock carry 1,250 mm (49.2 in) titanium baskets with 2.4 m² (25.8 ft²) of filtration area.</w:t>
+      </w:r>
+    </w:p>
+    <w:p>
+      <w:pPr>
+        <w:pStyle w:val="Heading4"/>
+      </w:pPr>
+      <w:r>
+        <w:t>Luwa-Heine HSZ412 Titanium, 1,250 mm (49.2 in) ([IPP# 232760](https://ims.internationalprocessplants.com/inventory/equipment/detail/peeler-centrifuge/232760))</w:t>
+      </w:r>
+    </w:p>
+    <w:p>
+      <w:r>
+        <w:t>Good used Luwa-Heine HSZ412 peeler centrifuge with a titanium basket, 1,250 mm (49.2 in) basket diameter and 610 mm (24 in) basket depth.</w:t>
+      </w:r>
+    </w:p>
+    <w:p>
+      <w:pPr>
+        <w:pStyle w:val="ListBullet"/>
+      </w:pPr>
+      <w:r>
+        <w:t>Basket Diameter: 1,250 mm (49.2 in)</w:t>
+      </w:r>
+    </w:p>
+    <w:p>
+      <w:pPr>
+        <w:pStyle w:val="ListBullet"/>
+      </w:pPr>
+      <w:r>
+        <w:t>Basket Depth: 610 mm (24 in)</w:t>
+      </w:r>
+    </w:p>
+    <w:p>
+      <w:pPr>
+        <w:pStyle w:val="ListBullet"/>
+      </w:pPr>
+      <w:r>
+        <w:t>Filtration Area: 2.4 m² (25.8 ft²)</w:t>
+      </w:r>
+    </w:p>
+    <w:p>
+      <w:pPr>
+        <w:pStyle w:val="ListBullet"/>
+      </w:pPr>
+      <w:r>
+        <w:t>Maximum Speed: 750 rpm</w:t>
+      </w:r>
+    </w:p>
+    <w:p>
+      <w:pPr>
+        <w:pStyle w:val="ListBullet"/>
+      </w:pPr>
+      <w:r>
+        <w:t>Load Weight: 355 kg (783 lb)</w:t>
+      </w:r>
+    </w:p>
+    <w:p>
+      <w:pPr>
+        <w:pStyle w:val="ListBullet"/>
+      </w:pPr>
+      <w:r>
+        <w:t>Motor Power: 44 kW (59 HP)</w:t>
+      </w:r>
+    </w:p>
+    <w:p>
+      <w:pPr>
+        <w:pStyle w:val="ListBullet"/>
+      </w:pPr>
+      <w:r>
+        <w:t>Material: Titanium</w:t>
+      </w:r>
+    </w:p>
+    <w:p>
+      <w:hyperlink r:id="rId28">
+        <w:r>
+          <w:rPr>
+            <w:color w:val="1155CC"/>
+            <w:u w:val="single"/>
+          </w:rPr>
+          <w:t xml:space="preserve">View Specs</w:t>
+        </w:r>
+      </w:hyperlink>
+      <w:r>
+        <w:t xml:space="preserve"> | </w:t>
+      </w:r>
+      <w:hyperlink r:id="rId28">
+        <w:r>
+          <w:rPr>
+            <w:color w:val="1155CC"/>
+            <w:u w:val="single"/>
+          </w:rPr>
+          <w:t xml:space="preserve">View IPP# 232760</w:t>
+        </w:r>
+      </w:hyperlink>
+    </w:p>
+    <w:p>
+      <w:pPr>
+        <w:pStyle w:val="Heading4"/>
+      </w:pPr>
+      <w:r>
+        <w:t>Luwa-Heine HSZ412 Titanium, 1,250 mm (49.2 in) ([IPP# 232762](https://ims.internationalprocessplants.com/inventory/equipment/detail/peeler-centrifuge/232762))</w:t>
+      </w:r>
+    </w:p>
+    <w:p>
+      <w:r>
+        <w:t>Good used Luwa-Heine HSZ412 peeler centrifuge with a titanium basket, 1,250 mm (49.2 in) basket diameter and 610 mm (24 in) basket depth.</w:t>
+      </w:r>
+    </w:p>
+    <w:p>
+      <w:pPr>
+        <w:pStyle w:val="ListBullet"/>
+      </w:pPr>
+      <w:r>
+        <w:t>Basket Diameter: 1,250 mm (49.2 in)</w:t>
+      </w:r>
+    </w:p>
+    <w:p>
+      <w:pPr>
+        <w:pStyle w:val="ListBullet"/>
+      </w:pPr>
+      <w:r>
+        <w:t>Basket Depth: 610 mm (24 in)</w:t>
+      </w:r>
+    </w:p>
+    <w:p>
+      <w:pPr>
+        <w:pStyle w:val="ListBullet"/>
+      </w:pPr>
+      <w:r>
+        <w:t>Filtration Area: 2.4 m² (25.8 ft²)</w:t>
+      </w:r>
+    </w:p>
+    <w:p>
+      <w:pPr>
+        <w:pStyle w:val="ListBullet"/>
+      </w:pPr>
+      <w:r>
+        <w:t>Maximum Speed: 750 rpm</w:t>
+      </w:r>
+    </w:p>
+    <w:p>
+      <w:pPr>
+        <w:pStyle w:val="ListBullet"/>
+      </w:pPr>
+      <w:r>
+        <w:t>Load Weight: 355 kg (783 lb)</w:t>
+      </w:r>
+    </w:p>
+    <w:p>
+      <w:pPr>
+        <w:pStyle w:val="ListBullet"/>
+      </w:pPr>
+      <w:r>
+        <w:t>Motor Power: 44 kW (59 HP)</w:t>
+      </w:r>
+    </w:p>
+    <w:p>
+      <w:pPr>
+        <w:pStyle w:val="ListBullet"/>
+      </w:pPr>
+      <w:r>
+        <w:t>Material: Titanium</w:t>
+      </w:r>
+    </w:p>
+    <w:p>
+      <w:hyperlink r:id="rId29">
+        <w:r>
+          <w:rPr>
+            <w:color w:val="1155CC"/>
+            <w:u w:val="single"/>
+          </w:rPr>
+          <w:t xml:space="preserve">View Specs</w:t>
+        </w:r>
+      </w:hyperlink>
+      <w:r>
+        <w:t xml:space="preserve"> | </w:t>
+      </w:r>
+      <w:hyperlink r:id="rId29">
+        <w:r>
+          <w:rPr>
+            <w:color w:val="1155CC"/>
+            <w:u w:val="single"/>
+          </w:rPr>
+          <w:t xml:space="preserve">View IPP# 232762</w:t>
+        </w:r>
+      </w:hyperlink>
+    </w:p>
+    <w:p>
+      <w:pPr>
+        <w:pStyle w:val="Heading4"/>
+      </w:pPr>
+      <w:r>
+        <w:t>Luwa-Heine HSZ412 Titanium, 1,250 mm (49.2 in) ([IPP# 232761](https://ims.internationalprocessplants.com/inventory/equipment/detail/peeler-centrifuge/232761))</w:t>
+      </w:r>
+    </w:p>
+    <w:p>
+      <w:r>
+        <w:t>Good used Luwa-Heine HSZ412 peeler centrifuge with a titanium basket, 1,250 mm (49.2 in) basket diameter and 610 mm (24 in) basket depth.</w:t>
+      </w:r>
+    </w:p>
+    <w:p>
+      <w:pPr>
+        <w:pStyle w:val="ListBullet"/>
+      </w:pPr>
+      <w:r>
+        <w:t>Basket Diameter: 1,250 mm (49.2 in)</w:t>
+      </w:r>
+    </w:p>
+    <w:p>
+      <w:pPr>
+        <w:pStyle w:val="ListBullet"/>
+      </w:pPr>
+      <w:r>
+        <w:t>Basket Depth: 610 mm (24 in)</w:t>
+      </w:r>
+    </w:p>
+    <w:p>
+      <w:pPr>
+        <w:pStyle w:val="ListBullet"/>
+      </w:pPr>
+      <w:r>
+        <w:t>Filtration Area: 2.4 m² (25.8 ft²)</w:t>
+      </w:r>
+    </w:p>
+    <w:p>
+      <w:pPr>
+        <w:pStyle w:val="ListBullet"/>
+      </w:pPr>
+      <w:r>
+        <w:t>Maximum Speed: 750 rpm</w:t>
+      </w:r>
+    </w:p>
+    <w:p>
+      <w:pPr>
+        <w:pStyle w:val="ListBullet"/>
+      </w:pPr>
+      <w:r>
+        <w:t>Load Weight: 355 kg (783 lb)</w:t>
+      </w:r>
+    </w:p>
+    <w:p>
+      <w:pPr>
+        <w:pStyle w:val="ListBullet"/>
+      </w:pPr>
+      <w:r>
+        <w:t>Motor Power: 44 kW (59 HP)</w:t>
+      </w:r>
+    </w:p>
+    <w:p>
+      <w:pPr>
+        <w:pStyle w:val="ListBullet"/>
+      </w:pPr>
+      <w:r>
+        <w:t>Material: Titanium</w:t>
+      </w:r>
+    </w:p>
+    <w:p>
+      <w:hyperlink r:id="rId30">
+        <w:r>
+          <w:rPr>
+            <w:color w:val="1155CC"/>
+            <w:u w:val="single"/>
+          </w:rPr>
+          <w:t xml:space="preserve">View Specs</w:t>
+        </w:r>
+      </w:hyperlink>
+      <w:r>
+        <w:t xml:space="preserve"> | </w:t>
+      </w:r>
+      <w:hyperlink r:id="rId30">
+        <w:r>
+          <w:rPr>
+            <w:color w:val="1155CC"/>
+            <w:u w:val="single"/>
+          </w:rPr>
+          <w:t xml:space="preserve">View IPP# 232761</w:t>
+        </w:r>
+      </w:hyperlink>
+    </w:p>
+    <w:p>
+      <w:hyperlink r:id="rId31">
+        <w:r>
+          <w:rPr>
+            <w:color w:val="1155CC"/>
+            <w:u w:val="single"/>
+          </w:rPr>
+          <w:t xml:space="preserve">Browse All Luwa-Heine Peeler Centrifuges on IMS</w:t>
+        </w:r>
+      </w:hyperlink>
+    </w:p>
+    <w:p>
+      <w:pPr>
+        <w:pStyle w:val="Heading3"/>
+      </w:pPr>
+      <w:r>
+        <w:t>Buy Used Escher Wyss Peeler Centrifuges for Sale</w:t>
+      </w:r>
+    </w:p>
+    <w:p>
+      <w:r>
+        <w:t>Escher Wyss peeler centrifuges in IPP's inventory include H-100, H-130 and H160 models with stainless steel 316 and rubber-lined baskets from 1,000 mm (39.4 in) to 1,600 mm (63 in).</w:t>
+      </w:r>
+    </w:p>
+    <w:p>
+      <w:pPr>
+        <w:pStyle w:val="Heading4"/>
+      </w:pPr>
+      <w:r>
+        <w:t>Escher Wyss H-100 SS 316, 1,000 mm (39.4 in) ([IPP# 216356](https://ims.internationalprocessplants.com/inventory/equipment/detail/peeler-centrifuge/216356))</w:t>
+      </w:r>
+    </w:p>
+    <w:p>
+      <w:r>
+        <w:t>Good used Escher Wyss H-100 peeler centrifuge with a stainless steel 316 basket and 1,000 mm (39.4 in) basket diameter.</w:t>
+      </w:r>
+    </w:p>
+    <w:p>
+      <w:pPr>
+        <w:pStyle w:val="ListBullet"/>
+      </w:pPr>
+      <w:r>
+        <w:t>Basket Diameter: 1,000 mm (39.4 in)</w:t>
+      </w:r>
+    </w:p>
+    <w:p>
+      <w:pPr>
+        <w:pStyle w:val="ListBullet"/>
+      </w:pPr>
+      <w:r>
+        <w:t>Filtration Area: 1.57 m² (16.9 ft²)</w:t>
+      </w:r>
+    </w:p>
+    <w:p>
+      <w:pPr>
+        <w:pStyle w:val="ListBullet"/>
+      </w:pPr>
+      <w:r>
+        <w:t>Maximum Speed: 1,450 rpm</w:t>
+      </w:r>
+    </w:p>
+    <w:p>
+      <w:pPr>
+        <w:pStyle w:val="ListBullet"/>
+      </w:pPr>
+      <w:r>
+        <w:t>Load Weight: 232 kg (511 lb)</w:t>
+      </w:r>
+    </w:p>
+    <w:p>
+      <w:pPr>
+        <w:pStyle w:val="ListBullet"/>
+      </w:pPr>
+      <w:r>
+        <w:t>Motor Power: 37 kW (49.6 HP)</w:t>
+      </w:r>
+    </w:p>
+    <w:p>
+      <w:pPr>
+        <w:pStyle w:val="ListBullet"/>
+      </w:pPr>
+      <w:r>
+        <w:t>Material: Stainless Steel 316</w:t>
+      </w:r>
+    </w:p>
+    <w:p>
+      <w:pPr>
+        <w:pStyle w:val="ListBullet"/>
+      </w:pPr>
+      <w:r>
+        <w:t>Condition: Good used</w:t>
+      </w:r>
+    </w:p>
+    <w:p>
+      <w:hyperlink r:id="rId32">
+        <w:r>
+          <w:rPr>
+            <w:color w:val="1155CC"/>
+            <w:u w:val="single"/>
+          </w:rPr>
+          <w:t xml:space="preserve">View Specs</w:t>
+        </w:r>
+      </w:hyperlink>
+      <w:r>
+        <w:t xml:space="preserve"> | </w:t>
+      </w:r>
+      <w:hyperlink r:id="rId32">
+        <w:r>
+          <w:rPr>
+            <w:color w:val="1155CC"/>
+            <w:u w:val="single"/>
+          </w:rPr>
+          <w:t xml:space="preserve">View IPP# 216356</w:t>
+        </w:r>
+      </w:hyperlink>
+    </w:p>
+    <w:p>
+      <w:pPr>
+        <w:pStyle w:val="Heading4"/>
+      </w:pPr>
+      <w:r>
+        <w:t>Escher Wyss H160 Rubber-Lined, 1,600 mm (63 in) ([IPP# 204437](https://ims.internationalprocessplants.com/inventory/equipment/detail/peeler-centrifuge/204437))</w:t>
+      </w:r>
+    </w:p>
+    <w:p>
+      <w:r>
+        <w:t>Good used Escher Wyss H160 peeler centrifuge with a Rubber-lined basket, 1,600 mm (63 in) basket diameter and 800 mm (31.5 in) basket depth.</w:t>
+      </w:r>
+    </w:p>
+    <w:p>
+      <w:pPr>
+        <w:pStyle w:val="ListBullet"/>
+      </w:pPr>
+      <w:r>
+        <w:t>Basket Diameter: 1,600 mm (63 in)</w:t>
+      </w:r>
+    </w:p>
+    <w:p>
+      <w:pPr>
+        <w:pStyle w:val="ListBullet"/>
+      </w:pPr>
+      <w:r>
+        <w:t>Basket Depth: 800 mm (31.5 in)</w:t>
+      </w:r>
+    </w:p>
+    <w:p>
+      <w:pPr>
+        <w:pStyle w:val="ListBullet"/>
+      </w:pPr>
+      <w:r>
+        <w:t>Filtration Area: 4 m² (43.1 ft²)</w:t>
+      </w:r>
+    </w:p>
+    <w:p>
+      <w:pPr>
+        <w:pStyle w:val="ListBullet"/>
+      </w:pPr>
+      <w:r>
+        <w:t>Maximum Speed: 955 rpm</w:t>
+      </w:r>
+    </w:p>
+    <w:p>
+      <w:pPr>
+        <w:pStyle w:val="ListBullet"/>
+      </w:pPr>
+      <w:r>
+        <w:t>Load Weight: 952 kg (2,100 lb)</w:t>
+      </w:r>
+    </w:p>
+    <w:p>
+      <w:pPr>
+        <w:pStyle w:val="ListBullet"/>
+      </w:pPr>
+      <w:r>
+        <w:t>Material: Rubber-lined</w:t>
+      </w:r>
+    </w:p>
+    <w:p>
+      <w:pPr>
+        <w:pStyle w:val="ListBullet"/>
+      </w:pPr>
+      <w:r>
+        <w:t>Condition: Good used</w:t>
+      </w:r>
+    </w:p>
+    <w:p>
+      <w:hyperlink r:id="rId21">
+        <w:r>
+          <w:rPr>
+            <w:color w:val="1155CC"/>
+            <w:u w:val="single"/>
+          </w:rPr>
+          <w:t xml:space="preserve">View Specs</w:t>
+        </w:r>
+      </w:hyperlink>
+      <w:r>
+        <w:t xml:space="preserve"> | </w:t>
+      </w:r>
+      <w:hyperlink r:id="rId21">
+        <w:r>
+          <w:rPr>
+            <w:color w:val="1155CC"/>
+            <w:u w:val="single"/>
+          </w:rPr>
+          <w:t xml:space="preserve">View IPP# 204437</w:t>
+        </w:r>
+      </w:hyperlink>
+    </w:p>
+    <w:p>
+      <w:pPr>
+        <w:pStyle w:val="Heading4"/>
+      </w:pPr>
+      <w:r>
+        <w:t>Escher Wyss H-130 SS 316, 1,250 mm (49.2 in) ([IPP# 85522](https://ims.internationalprocessplants.com/inventory/equipment/detail/peeler-centrifuge/85522))</w:t>
+      </w:r>
+    </w:p>
+    <w:p>
+      <w:r>
+        <w:t>Good used Escher Wyss H-130 peeler centrifuge with a stainless steel 316 basket, 1,250 mm (49.2 in) basket diameter and 600 mm (23.6 in) basket depth.</w:t>
+      </w:r>
+    </w:p>
+    <w:p>
+      <w:pPr>
+        <w:pStyle w:val="ListBullet"/>
+      </w:pPr>
+      <w:r>
+        <w:t>Basket Diameter: 1,250 mm (49.2 in)</w:t>
+      </w:r>
+    </w:p>
+    <w:p>
+      <w:pPr>
+        <w:pStyle w:val="ListBullet"/>
+      </w:pPr>
+      <w:r>
+        <w:t>Basket Depth: 600 mm (23.6 in)</w:t>
+      </w:r>
+    </w:p>
+    <w:p>
+      <w:pPr>
+        <w:pStyle w:val="ListBullet"/>
+      </w:pPr>
+      <w:r>
+        <w:t>Filtration Area: 2.2 m² (24 ft²)</w:t>
+      </w:r>
+    </w:p>
+    <w:p>
+      <w:pPr>
+        <w:pStyle w:val="ListBullet"/>
+      </w:pPr>
+      <w:r>
+        <w:t>Maximum Speed: 1,225 rpm</w:t>
+      </w:r>
+    </w:p>
+    <w:p>
+      <w:pPr>
+        <w:pStyle w:val="ListBullet"/>
+      </w:pPr>
+      <w:r>
+        <w:t>Load Weight: 440 kg (970 lb)</w:t>
+      </w:r>
+    </w:p>
+    <w:p>
+      <w:pPr>
+        <w:pStyle w:val="ListBullet"/>
+      </w:pPr>
+      <w:r>
+        <w:t>Motor Power: 1.5 kW (2 HP)</w:t>
+      </w:r>
+    </w:p>
+    <w:p>
+      <w:pPr>
+        <w:pStyle w:val="ListBullet"/>
+      </w:pPr>
+      <w:r>
+        <w:t>Material: Stainless Steel 316</w:t>
+      </w:r>
+    </w:p>
+    <w:p>
+      <w:hyperlink r:id="rId33">
+        <w:r>
+          <w:rPr>
+            <w:color w:val="1155CC"/>
+            <w:u w:val="single"/>
+          </w:rPr>
+          <w:t xml:space="preserve">View Specs</w:t>
+        </w:r>
+      </w:hyperlink>
+      <w:r>
+        <w:t xml:space="preserve"> | </w:t>
+      </w:r>
+      <w:hyperlink r:id="rId33">
+        <w:r>
+          <w:rPr>
+            <w:color w:val="1155CC"/>
+            <w:u w:val="single"/>
+          </w:rPr>
+          <w:t xml:space="preserve">View IPP# 85522</w:t>
+        </w:r>
+      </w:hyperlink>
+    </w:p>
+    <w:p>
+      <w:hyperlink r:id="rId34">
+        <w:r>
+          <w:rPr>
+            <w:color w:val="1155CC"/>
+            <w:u w:val="single"/>
+          </w:rPr>
+          <w:t xml:space="preserve">Browse All Escher Wyss Peeler Centrifuges on IMS</w:t>
+        </w:r>
+      </w:hyperlink>
+    </w:p>
+    <w:p>
+      <w:pPr>
+        <w:pStyle w:val="Heading3"/>
+      </w:pPr>
+      <w:r>
+        <w:t>Buy Used Ellerwerk Peeler Centrifuges for Sale</w:t>
+      </w:r>
+    </w:p>
+    <w:p>
+      <w:r>
+        <w:t>Ellerwerk 937-H and 938H-R peeler centrifuges in stock have Hastelloy and SS 904 baskets of 1,050 mm (41.3 in) and 1,300 mm (51.2 in).</w:t>
+      </w:r>
+    </w:p>
+    <w:p>
+      <w:pPr>
+        <w:pStyle w:val="Heading4"/>
+      </w:pPr>
+      <w:r>
+        <w:t>[Featured] Ellerwerk 937-H Hastelloy, 1,050 mm (41.3 in) ([IPP# 221718](https://ims.internationalprocessplants.com/inventory/equipment/detail/peeler-centrifuge/221718))</w:t>
+      </w:r>
+    </w:p>
+    <w:p>
+      <w:r>
+        <w:t>Good used Ellerwerk 937-H peeler centrifuge with a Hastelloy basket, 1,050 mm (41.3 in) basket diameter and 500 mm (19.7 in) basket depth.</w:t>
+      </w:r>
+    </w:p>
+    <w:p>
+      <w:pPr>
+        <w:pStyle w:val="ListBullet"/>
+      </w:pPr>
+      <w:r>
+        <w:t>Basket Diameter: 1,050 mm (41.3 in)</w:t>
+      </w:r>
+    </w:p>
+    <w:p>
+      <w:pPr>
+        <w:pStyle w:val="ListBullet"/>
+      </w:pPr>
+      <w:r>
+        <w:t>Basket Depth: 500 mm (19.7 in)</w:t>
+      </w:r>
+    </w:p>
+    <w:p>
+      <w:pPr>
+        <w:pStyle w:val="ListBullet"/>
+      </w:pPr>
+      <w:r>
+        <w:t>Filtration Area: 1.65 m² (17.8 ft²)</w:t>
+      </w:r>
+    </w:p>
+    <w:p>
+      <w:pPr>
+        <w:pStyle w:val="ListBullet"/>
+      </w:pPr>
+      <w:r>
+        <w:t>Maximum Speed: 1,400 rpm</w:t>
+      </w:r>
+    </w:p>
+    <w:p>
+      <w:pPr>
+        <w:pStyle w:val="ListBullet"/>
+      </w:pPr>
+      <w:r>
+        <w:t>Load Weight: 230 kg (507 lb)</w:t>
+      </w:r>
+    </w:p>
+    <w:p>
+      <w:pPr>
+        <w:pStyle w:val="ListBullet"/>
+      </w:pPr>
+      <w:r>
+        <w:t>Motor Power: 22 kW (29.5 HP)</w:t>
+      </w:r>
+    </w:p>
+    <w:p>
+      <w:pPr>
+        <w:pStyle w:val="ListBullet"/>
+      </w:pPr>
+      <w:r>
+        <w:t>Material: Hastelloy</w:t>
       </w:r>
     </w:p>
     <w:p>
@@ -1788,7 +2598,7 @@
             <w:color w:val="1155CC"/>
             <w:u w:val="single"/>
           </w:rPr>
-          <w:t xml:space="preserve">View IPP# 45949</w:t>
+          <w:t xml:space="preserve">View IPP# 221718</w:t>
         </w:r>
       </w:hyperlink>
     </w:p>
@@ -1797,12 +2607,12 @@
         <w:pStyle w:val="Heading4"/>
       </w:pPr>
       <w:r>
-        <w:t>Alfa Laval HOZHY-1050 SS 316, 1,050 mm (42 in) ([IPP# 85861](https://ims.internationalprocessplants.com/inventory/equipment/detail/peeler-centrifuge/85861))</w:t>
-      </w:r>
-    </w:p>
-    <w:p>
-      <w:r>
-        <w:t>Good used Alfa Laval HOZHY-1050 peeler centrifuge with a stainless steel 316 basket and 1,050 mm (42 in) basket diameter.</w:t>
+        <w:t>Ellerwerk 938H-R SS 904, 1,300 mm (51.2 in) ([IPP# 204566](https://ims.internationalprocessplants.com/inventory/equipment/detail/peeler-centrifuge/204566))</w:t>
+      </w:r>
+    </w:p>
+    <w:p>
+      <w:r>
+        <w:t>Good used Ellerwerk 938H-R peeler centrifuge with a stainless steel 904 basket, 1,300 mm (51.2 in) basket diameter and 600 mm (23.6 in) basket depth.</w:t>
       </w:r>
     </w:p>
     <w:p>
@@ -1810,7 +2620,7 @@
         <w:pStyle w:val="ListBullet"/>
       </w:pPr>
       <w:r>
-        <w:t>Basket Diameter: 1,050 mm (42 in)</w:t>
+        <w:t>Basket Diameter: 1,300 mm (51.2 in)</w:t>
       </w:r>
     </w:p>
     <w:p>
@@ -1818,7 +2628,7 @@
         <w:pStyle w:val="ListBullet"/>
       </w:pPr>
       <w:r>
-        <w:t>Maximum Speed: 1,400 rpm</w:t>
+        <w:t>Basket Depth: 600 mm (23.6 in)</w:t>
       </w:r>
     </w:p>
     <w:p>
@@ -1826,7 +2636,7 @@
         <w:pStyle w:val="ListBullet"/>
       </w:pPr>
       <w:r>
-        <w:t>Load Weight: 250 kg (551 lb)</w:t>
+        <w:t>Maximum Speed: 1,100 rpm</w:t>
       </w:r>
     </w:p>
     <w:p>
@@ -1834,7 +2644,7 @@
         <w:pStyle w:val="ListBullet"/>
       </w:pPr>
       <w:r>
-        <w:t>Motor Power: 14.9 kW (20 HP)</w:t>
+        <w:t>Load Weight: 400 kg (882 lb)</w:t>
       </w:r>
     </w:p>
     <w:p>
@@ -1842,7 +2652,7 @@
         <w:pStyle w:val="ListBullet"/>
       </w:pPr>
       <w:r>
-        <w:t>Material: Stainless Steel 316</w:t>
+        <w:t>Motor Power: 75 kW (100.6 HP)</w:t>
       </w:r>
     </w:p>
     <w:p>
@@ -1850,11 +2660,19 @@
         <w:pStyle w:val="ListBullet"/>
       </w:pPr>
       <w:r>
+        <w:t>Material: Stainless Steel 904</w:t>
+      </w:r>
+    </w:p>
+    <w:p>
+      <w:pPr>
+        <w:pStyle w:val="ListBullet"/>
+      </w:pPr>
+      <w:r>
         <w:t>Condition: Good used</w:t>
       </w:r>
     </w:p>
     <w:p>
-      <w:hyperlink r:id="rId29">
+      <w:hyperlink r:id="rId35">
         <w:r>
           <w:rPr>
             <w:color w:val="1155CC"/>
@@ -1866,500 +2684,15 @@
       <w:r>
         <w:t xml:space="preserve"> | </w:t>
       </w:r>
-      <w:hyperlink r:id="rId29">
-        <w:r>
-          <w:rPr>
-            <w:color w:val="1155CC"/>
-            <w:u w:val="single"/>
-          </w:rPr>
-          <w:t xml:space="preserve">View IPP# 85861</w:t>
-        </w:r>
-      </w:hyperlink>
-    </w:p>
-    <w:p>
-      <w:pPr>
-        <w:pStyle w:val="Heading4"/>
-      </w:pPr>
-      <w:r>
-        <w:t>Alfa Laval HOZY1050 SS 316, 1,050 mm (41.3 in) ([IPP# 705470](https://ims.internationalprocessplants.com/inventory/equipment/detail/peeler-centrifuge/705470))</w:t>
-      </w:r>
-    </w:p>
-    <w:p>
-      <w:r>
-        <w:t>Good used Alfa Laval HOZY1050 peeler centrifuge with a stainless steel 316 basket, 1,050 mm (41.3 in) basket diameter and 500 mm (19.7 in) basket depth.</w:t>
-      </w:r>
-    </w:p>
-    <w:p>
-      <w:pPr>
-        <w:pStyle w:val="ListBullet"/>
-      </w:pPr>
-      <w:r>
-        <w:t>Basket Diameter: 1,050 mm (41.3 in)</w:t>
-      </w:r>
-    </w:p>
-    <w:p>
-      <w:pPr>
-        <w:pStyle w:val="ListBullet"/>
-      </w:pPr>
-      <w:r>
-        <w:t>Basket Depth: 500 mm (19.7 in)</w:t>
-      </w:r>
-    </w:p>
-    <w:p>
-      <w:pPr>
-        <w:pStyle w:val="ListBullet"/>
-      </w:pPr>
-      <w:r>
-        <w:t>Maximum Speed: 1,300 rpm</w:t>
-      </w:r>
-    </w:p>
-    <w:p>
-      <w:pPr>
-        <w:pStyle w:val="ListBullet"/>
-      </w:pPr>
-      <w:r>
-        <w:t>Load Weight: 220 kg (485 lb)</w:t>
-      </w:r>
-    </w:p>
-    <w:p>
-      <w:pPr>
-        <w:pStyle w:val="ListBullet"/>
-      </w:pPr>
-      <w:r>
-        <w:t>Motor Power: 22 kW (29.5 HP)</w:t>
-      </w:r>
-    </w:p>
-    <w:p>
-      <w:pPr>
-        <w:pStyle w:val="ListBullet"/>
-      </w:pPr>
-      <w:r>
-        <w:t>Material: Stainless Steel 316</w:t>
-      </w:r>
-    </w:p>
-    <w:p>
-      <w:pPr>
-        <w:pStyle w:val="ListBullet"/>
-      </w:pPr>
-      <w:r>
-        <w:t>Condition: Good used</w:t>
-      </w:r>
-    </w:p>
-    <w:p>
-      <w:hyperlink r:id="rId30">
-        <w:r>
-          <w:rPr>
-            <w:color w:val="1155CC"/>
-            <w:u w:val="single"/>
-          </w:rPr>
-          <w:t xml:space="preserve">View Specs</w:t>
-        </w:r>
-      </w:hyperlink>
-      <w:r>
-        <w:t xml:space="preserve"> | </w:t>
-      </w:r>
-      <w:hyperlink r:id="rId30">
-        <w:r>
-          <w:rPr>
-            <w:color w:val="1155CC"/>
-            <w:u w:val="single"/>
-          </w:rPr>
-          <w:t xml:space="preserve">View IPP# 705470</w:t>
-        </w:r>
-      </w:hyperlink>
-    </w:p>
-    <w:p>
-      <w:hyperlink r:id="rId31">
-        <w:r>
-          <w:rPr>
-            <w:color w:val="1155CC"/>
-            <w:u w:val="single"/>
-          </w:rPr>
-          <w:t xml:space="preserve">Browse All Alfa Laval Peeler Centrifuges on IMS</w:t>
-        </w:r>
-      </w:hyperlink>
-    </w:p>
-    <w:p>
-      <w:pPr>
-        <w:pStyle w:val="Heading3"/>
-      </w:pPr>
-      <w:r>
-        <w:t>Buy Used Luwa-Heine Peeler Centrifuges for Sale</w:t>
-      </w:r>
-    </w:p>
-    <w:p>
-      <w:r>
-        <w:t>Luwa-Heine HSZ412 peeler centrifuges in stock carry 1,250 mm (49.2 in) titanium baskets with 2.4 m² (25.8 ft²) of filtration area.</w:t>
-      </w:r>
-    </w:p>
-    <w:p>
-      <w:pPr>
-        <w:pStyle w:val="Heading4"/>
-      </w:pPr>
-      <w:r>
-        <w:t>Luwa-Heine HSZ412 Titanium, 1,250 mm (49.2 in) ([IPP# 232760](https://ims.internationalprocessplants.com/inventory/equipment/detail/peeler-centrifuge/232760))</w:t>
-      </w:r>
-    </w:p>
-    <w:p>
-      <w:r>
-        <w:t>Good used Luwa-Heine HSZ412 peeler centrifuge with a titanium basket, 1,250 mm (49.2 in) basket diameter and 610 mm (24 in) basket depth.</w:t>
-      </w:r>
-    </w:p>
-    <w:p>
-      <w:pPr>
-        <w:pStyle w:val="ListBullet"/>
-      </w:pPr>
-      <w:r>
-        <w:t>Basket Diameter: 1,250 mm (49.2 in)</w:t>
-      </w:r>
-    </w:p>
-    <w:p>
-      <w:pPr>
-        <w:pStyle w:val="ListBullet"/>
-      </w:pPr>
-      <w:r>
-        <w:t>Basket Depth: 610 mm (24 in)</w:t>
-      </w:r>
-    </w:p>
-    <w:p>
-      <w:pPr>
-        <w:pStyle w:val="ListBullet"/>
-      </w:pPr>
-      <w:r>
-        <w:t>Filtration Area: 2.4 m² (25.8 ft²)</w:t>
-      </w:r>
-    </w:p>
-    <w:p>
-      <w:pPr>
-        <w:pStyle w:val="ListBullet"/>
-      </w:pPr>
-      <w:r>
-        <w:t>Maximum Speed: 750 rpm</w:t>
-      </w:r>
-    </w:p>
-    <w:p>
-      <w:pPr>
-        <w:pStyle w:val="ListBullet"/>
-      </w:pPr>
-      <w:r>
-        <w:t>Load Weight: 355 kg (783 lb)</w:t>
-      </w:r>
-    </w:p>
-    <w:p>
-      <w:pPr>
-        <w:pStyle w:val="ListBullet"/>
-      </w:pPr>
-      <w:r>
-        <w:t>Motor Power: 44 kW (59 HP)</w:t>
-      </w:r>
-    </w:p>
-    <w:p>
-      <w:pPr>
-        <w:pStyle w:val="ListBullet"/>
-      </w:pPr>
-      <w:r>
-        <w:t>Material: Titanium</w:t>
-      </w:r>
-    </w:p>
-    <w:p>
-      <w:hyperlink r:id="rId32">
-        <w:r>
-          <w:rPr>
-            <w:color w:val="1155CC"/>
-            <w:u w:val="single"/>
-          </w:rPr>
-          <w:t xml:space="preserve">View Specs</w:t>
-        </w:r>
-      </w:hyperlink>
-      <w:r>
-        <w:t xml:space="preserve"> | </w:t>
-      </w:r>
-      <w:hyperlink r:id="rId32">
-        <w:r>
-          <w:rPr>
-            <w:color w:val="1155CC"/>
-            <w:u w:val="single"/>
-          </w:rPr>
-          <w:t xml:space="preserve">View IPP# 232760</w:t>
-        </w:r>
-      </w:hyperlink>
-    </w:p>
-    <w:p>
-      <w:pPr>
-        <w:pStyle w:val="Heading4"/>
-      </w:pPr>
-      <w:r>
-        <w:t>Luwa-Heine HSZ412 Titanium, 1,250 mm (49.2 in) ([IPP# 232762](https://ims.internationalprocessplants.com/inventory/equipment/detail/peeler-centrifuge/232762))</w:t>
-      </w:r>
-    </w:p>
-    <w:p>
-      <w:r>
-        <w:t>Good used Luwa-Heine HSZ412 peeler centrifuge with a titanium basket, 1,250 mm (49.2 in) basket diameter and 610 mm (24 in) basket depth.</w:t>
-      </w:r>
-    </w:p>
-    <w:p>
-      <w:pPr>
-        <w:pStyle w:val="ListBullet"/>
-      </w:pPr>
-      <w:r>
-        <w:t>Basket Diameter: 1,250 mm (49.2 in)</w:t>
-      </w:r>
-    </w:p>
-    <w:p>
-      <w:pPr>
-        <w:pStyle w:val="ListBullet"/>
-      </w:pPr>
-      <w:r>
-        <w:t>Basket Depth: 610 mm (24 in)</w:t>
-      </w:r>
-    </w:p>
-    <w:p>
-      <w:pPr>
-        <w:pStyle w:val="ListBullet"/>
-      </w:pPr>
-      <w:r>
-        <w:t>Filtration Area: 2.4 m² (25.8 ft²)</w:t>
-      </w:r>
-    </w:p>
-    <w:p>
-      <w:pPr>
-        <w:pStyle w:val="ListBullet"/>
-      </w:pPr>
-      <w:r>
-        <w:t>Maximum Speed: 750 rpm</w:t>
-      </w:r>
-    </w:p>
-    <w:p>
-      <w:pPr>
-        <w:pStyle w:val="ListBullet"/>
-      </w:pPr>
-      <w:r>
-        <w:t>Load Weight: 355 kg (783 lb)</w:t>
-      </w:r>
-    </w:p>
-    <w:p>
-      <w:pPr>
-        <w:pStyle w:val="ListBullet"/>
-      </w:pPr>
-      <w:r>
-        <w:t>Motor Power: 44 kW (59 HP)</w:t>
-      </w:r>
-    </w:p>
-    <w:p>
-      <w:pPr>
-        <w:pStyle w:val="ListBullet"/>
-      </w:pPr>
-      <w:r>
-        <w:t>Material: Titanium</w:t>
-      </w:r>
-    </w:p>
-    <w:p>
-      <w:hyperlink r:id="rId33">
-        <w:r>
-          <w:rPr>
-            <w:color w:val="1155CC"/>
-            <w:u w:val="single"/>
-          </w:rPr>
-          <w:t xml:space="preserve">View Specs</w:t>
-        </w:r>
-      </w:hyperlink>
-      <w:r>
-        <w:t xml:space="preserve"> | </w:t>
-      </w:r>
-      <w:hyperlink r:id="rId33">
-        <w:r>
-          <w:rPr>
-            <w:color w:val="1155CC"/>
-            <w:u w:val="single"/>
-          </w:rPr>
-          <w:t xml:space="preserve">View IPP# 232762</w:t>
-        </w:r>
-      </w:hyperlink>
-    </w:p>
-    <w:p>
-      <w:pPr>
-        <w:pStyle w:val="Heading4"/>
-      </w:pPr>
-      <w:r>
-        <w:t>Luwa-Heine HSZ412 Titanium, 1,250 mm (49.2 in) ([IPP# 232761](https://ims.internationalprocessplants.com/inventory/equipment/detail/peeler-centrifuge/232761))</w:t>
-      </w:r>
-    </w:p>
-    <w:p>
-      <w:r>
-        <w:t>Good used Luwa-Heine HSZ412 peeler centrifuge with a titanium basket, 1,250 mm (49.2 in) basket diameter and 610 mm (24 in) basket depth.</w:t>
-      </w:r>
-    </w:p>
-    <w:p>
-      <w:pPr>
-        <w:pStyle w:val="ListBullet"/>
-      </w:pPr>
-      <w:r>
-        <w:t>Basket Diameter: 1,250 mm (49.2 in)</w:t>
-      </w:r>
-    </w:p>
-    <w:p>
-      <w:pPr>
-        <w:pStyle w:val="ListBullet"/>
-      </w:pPr>
-      <w:r>
-        <w:t>Basket Depth: 610 mm (24 in)</w:t>
-      </w:r>
-    </w:p>
-    <w:p>
-      <w:pPr>
-        <w:pStyle w:val="ListBullet"/>
-      </w:pPr>
-      <w:r>
-        <w:t>Filtration Area: 2.4 m² (25.8 ft²)</w:t>
-      </w:r>
-    </w:p>
-    <w:p>
-      <w:pPr>
-        <w:pStyle w:val="ListBullet"/>
-      </w:pPr>
-      <w:r>
-        <w:t>Maximum Speed: 750 rpm</w:t>
-      </w:r>
-    </w:p>
-    <w:p>
-      <w:pPr>
-        <w:pStyle w:val="ListBullet"/>
-      </w:pPr>
-      <w:r>
-        <w:t>Load Weight: 355 kg (783 lb)</w:t>
-      </w:r>
-    </w:p>
-    <w:p>
-      <w:pPr>
-        <w:pStyle w:val="ListBullet"/>
-      </w:pPr>
-      <w:r>
-        <w:t>Motor Power: 44 kW (59 HP)</w:t>
-      </w:r>
-    </w:p>
-    <w:p>
-      <w:pPr>
-        <w:pStyle w:val="ListBullet"/>
-      </w:pPr>
-      <w:r>
-        <w:t>Material: Titanium</w:t>
-      </w:r>
-    </w:p>
-    <w:p>
-      <w:hyperlink r:id="rId34">
-        <w:r>
-          <w:rPr>
-            <w:color w:val="1155CC"/>
-            <w:u w:val="single"/>
-          </w:rPr>
-          <w:t xml:space="preserve">View Specs</w:t>
-        </w:r>
-      </w:hyperlink>
-      <w:r>
-        <w:t xml:space="preserve"> | </w:t>
-      </w:r>
-      <w:hyperlink r:id="rId34">
-        <w:r>
-          <w:rPr>
-            <w:color w:val="1155CC"/>
-            <w:u w:val="single"/>
-          </w:rPr>
-          <w:t xml:space="preserve">View IPP# 232761</w:t>
-        </w:r>
-      </w:hyperlink>
-    </w:p>
-    <w:p>
       <w:hyperlink r:id="rId35">
         <w:r>
           <w:rPr>
             <w:color w:val="1155CC"/>
             <w:u w:val="single"/>
           </w:rPr>
-          <w:t xml:space="preserve">Browse All Luwa-Heine Peeler Centrifuges on IMS</w:t>
+          <w:t xml:space="preserve">View IPP# 204566</w:t>
         </w:r>
       </w:hyperlink>
-    </w:p>
-    <w:p>
-      <w:pPr>
-        <w:pStyle w:val="Heading3"/>
-      </w:pPr>
-      <w:r>
-        <w:t>Buy Used Escher Wyss Peeler Centrifuges for Sale</w:t>
-      </w:r>
-    </w:p>
-    <w:p>
-      <w:r>
-        <w:t>Escher Wyss peeler centrifuges in IPP's inventory include H-100, H-130 and H160 models with stainless steel 316 and rubber-lined baskets from 1,000 mm (39.4 in) to 1,600 mm (63 in).</w:t>
-      </w:r>
-    </w:p>
-    <w:p>
-      <w:pPr>
-        <w:pStyle w:val="Heading4"/>
-      </w:pPr>
-      <w:r>
-        <w:t>Escher Wyss H-100 SS 316, 1,000 mm (39.4 in) ([IPP# 216356](https://ims.internationalprocessplants.com/inventory/equipment/detail/peeler-centrifuge/216356))</w:t>
-      </w:r>
-    </w:p>
-    <w:p>
-      <w:r>
-        <w:t>Good used Escher Wyss H-100 peeler centrifuge with a stainless steel 316 basket and 1,000 mm (39.4 in) basket diameter.</w:t>
-      </w:r>
-    </w:p>
-    <w:p>
-      <w:pPr>
-        <w:pStyle w:val="ListBullet"/>
-      </w:pPr>
-      <w:r>
-        <w:t>Basket Diameter: 1,000 mm (39.4 in)</w:t>
-      </w:r>
-    </w:p>
-    <w:p>
-      <w:pPr>
-        <w:pStyle w:val="ListBullet"/>
-      </w:pPr>
-      <w:r>
-        <w:t>Filtration Area: 1.57 m² (16.9 ft²)</w:t>
-      </w:r>
-    </w:p>
-    <w:p>
-      <w:pPr>
-        <w:pStyle w:val="ListBullet"/>
-      </w:pPr>
-      <w:r>
-        <w:t>Maximum Speed: 1,450 rpm</w:t>
-      </w:r>
-    </w:p>
-    <w:p>
-      <w:pPr>
-        <w:pStyle w:val="ListBullet"/>
-      </w:pPr>
-      <w:r>
-        <w:t>Load Weight: 232 kg (511 lb)</w:t>
-      </w:r>
-    </w:p>
-    <w:p>
-      <w:pPr>
-        <w:pStyle w:val="ListBullet"/>
-      </w:pPr>
-      <w:r>
-        <w:t>Motor Power: 37 kW (49.6 HP)</w:t>
-      </w:r>
-    </w:p>
-    <w:p>
-      <w:pPr>
-        <w:pStyle w:val="ListBullet"/>
-      </w:pPr>
-      <w:r>
-        <w:t>Material: Stainless Steel 316</w:t>
-      </w:r>
-    </w:p>
-    <w:p>
-      <w:pPr>
-        <w:pStyle w:val="ListBullet"/>
-      </w:pPr>
-      <w:r>
-        <w:t>Condition: Good used</w:t>
-      </w:r>
     </w:p>
     <w:p>
       <w:hyperlink r:id="rId36">
@@ -2368,33 +2701,34 @@
             <w:color w:val="1155CC"/>
             <w:u w:val="single"/>
           </w:rPr>
-          <w:t xml:space="preserve">View Specs</w:t>
+          <w:t xml:space="preserve">Browse All Ellerwerk Peeler Centrifuges on IMS</w:t>
         </w:r>
       </w:hyperlink>
-      <w:r>
-        <w:t xml:space="preserve"> | </w:t>
-      </w:r>
-      <w:hyperlink r:id="rId36">
-        <w:r>
-          <w:rPr>
-            <w:color w:val="1155CC"/>
-            <w:u w:val="single"/>
-          </w:rPr>
-          <w:t xml:space="preserve">View IPP# 216356</w:t>
-        </w:r>
-      </w:hyperlink>
+    </w:p>
+    <w:p>
+      <w:pPr>
+        <w:pStyle w:val="Heading3"/>
+      </w:pPr>
+      <w:r>
+        <w:t>Buy Used GFT Trenntechnik Peeler Centrifuges for Sale</w:t>
+      </w:r>
+    </w:p>
+    <w:p>
+      <w:r>
+        <w:t>GFT Trenntechnik H10 peeler centrifuges in stock have 1,050 mm (41.7 in) stainless steel 316 baskets with plow action and 30 kW (40.2 HP) motors.</w:t>
+      </w:r>
     </w:p>
     <w:p>
       <w:pPr>
         <w:pStyle w:val="Heading4"/>
       </w:pPr>
       <w:r>
-        <w:t>Escher Wyss H160 Rubber-Lined, 1,600 mm (63 in) ([IPP# 204437](https://ims.internationalprocessplants.com/inventory/equipment/detail/peeler-centrifuge/204437))</w:t>
-      </w:r>
-    </w:p>
-    <w:p>
-      <w:r>
-        <w:t>Good used Escher Wyss H160 peeler centrifuge with a Rubber-lined basket, 1,600 mm (63 in) basket diameter and 800 mm (31.5 in) basket depth.</w:t>
+        <w:t>GFT Trenntechnik H10 SS 316, 1,050 mm (41.7 in) ([IPP# 231011](https://ims.internationalprocessplants.com/inventory/equipment/detail/peeler-centrifuge/231011))</w:t>
+      </w:r>
+    </w:p>
+    <w:p>
+      <w:r>
+        <w:t>Good used GFT Trenntechnik H10 peeler centrifuge with a stainless steel 316 basket, 1,050 mm (41.7 in) basket diameter and 500 mm (19.7 in) basket depth.</w:t>
       </w:r>
     </w:p>
     <w:p>
@@ -2402,7 +2736,7 @@
         <w:pStyle w:val="ListBullet"/>
       </w:pPr>
       <w:r>
-        <w:t>Basket Diameter: 1,600 mm (63 in)</w:t>
+        <w:t>Basket Diameter: 1,050 mm (41.7 in)</w:t>
       </w:r>
     </w:p>
     <w:p>
@@ -2410,7 +2744,7 @@
         <w:pStyle w:val="ListBullet"/>
       </w:pPr>
       <w:r>
-        <w:t>Basket Depth: 800 mm (31.5 in)</w:t>
+        <w:t>Basket Depth: 500 mm (19.7 in)</w:t>
       </w:r>
     </w:p>
     <w:p>
@@ -2418,7 +2752,7 @@
         <w:pStyle w:val="ListBullet"/>
       </w:pPr>
       <w:r>
-        <w:t>Filtration Area: 4 m² (43.1 ft²)</w:t>
+        <w:t>Maximum Speed: 1,500 rpm</w:t>
       </w:r>
     </w:p>
     <w:p>
@@ -2426,7 +2760,7 @@
         <w:pStyle w:val="ListBullet"/>
       </w:pPr>
       <w:r>
-        <w:t>Maximum Speed: 955 rpm</w:t>
+        <w:t>Load Weight: 200 kg (440.9 lb)</w:t>
       </w:r>
     </w:p>
     <w:p>
@@ -2434,7 +2768,7 @@
         <w:pStyle w:val="ListBullet"/>
       </w:pPr>
       <w:r>
-        <w:t>Load Weight: 952 kg (2,100 lb)</w:t>
+        <w:t>Motor Power: 30 kW (40.2 HP)</w:t>
       </w:r>
     </w:p>
     <w:p>
@@ -2442,7 +2776,7 @@
         <w:pStyle w:val="ListBullet"/>
       </w:pPr>
       <w:r>
-        <w:t>Material: Rubber-lined</w:t>
+        <w:t>Material: Stainless Steel 316</w:t>
       </w:r>
     </w:p>
     <w:p>
@@ -2451,98 +2785,6 @@
       </w:pPr>
       <w:r>
         <w:t>Condition: Good used</w:t>
-      </w:r>
-    </w:p>
-    <w:p>
-      <w:hyperlink r:id="rId24">
-        <w:r>
-          <w:rPr>
-            <w:color w:val="1155CC"/>
-            <w:u w:val="single"/>
-          </w:rPr>
-          <w:t xml:space="preserve">View Specs</w:t>
-        </w:r>
-      </w:hyperlink>
-      <w:r>
-        <w:t xml:space="preserve"> | </w:t>
-      </w:r>
-      <w:hyperlink r:id="rId24">
-        <w:r>
-          <w:rPr>
-            <w:color w:val="1155CC"/>
-            <w:u w:val="single"/>
-          </w:rPr>
-          <w:t xml:space="preserve">View IPP# 204437</w:t>
-        </w:r>
-      </w:hyperlink>
-    </w:p>
-    <w:p>
-      <w:pPr>
-        <w:pStyle w:val="Heading4"/>
-      </w:pPr>
-      <w:r>
-        <w:t>Escher Wyss H-130 SS 316, 1,250 mm (49.2 in) ([IPP# 85522](https://ims.internationalprocessplants.com/inventory/equipment/detail/peeler-centrifuge/85522))</w:t>
-      </w:r>
-    </w:p>
-    <w:p>
-      <w:r>
-        <w:t>Good used Escher Wyss H-130 peeler centrifuge with a stainless steel 316 basket, 1,250 mm (49.2 in) basket diameter and 600 mm (23.6 in) basket depth.</w:t>
-      </w:r>
-    </w:p>
-    <w:p>
-      <w:pPr>
-        <w:pStyle w:val="ListBullet"/>
-      </w:pPr>
-      <w:r>
-        <w:t>Basket Diameter: 1,250 mm (49.2 in)</w:t>
-      </w:r>
-    </w:p>
-    <w:p>
-      <w:pPr>
-        <w:pStyle w:val="ListBullet"/>
-      </w:pPr>
-      <w:r>
-        <w:t>Basket Depth: 600 mm (23.6 in)</w:t>
-      </w:r>
-    </w:p>
-    <w:p>
-      <w:pPr>
-        <w:pStyle w:val="ListBullet"/>
-      </w:pPr>
-      <w:r>
-        <w:t>Filtration Area: 2.2 m² (24 ft²)</w:t>
-      </w:r>
-    </w:p>
-    <w:p>
-      <w:pPr>
-        <w:pStyle w:val="ListBullet"/>
-      </w:pPr>
-      <w:r>
-        <w:t>Maximum Speed: 1,225 rpm</w:t>
-      </w:r>
-    </w:p>
-    <w:p>
-      <w:pPr>
-        <w:pStyle w:val="ListBullet"/>
-      </w:pPr>
-      <w:r>
-        <w:t>Load Weight: 440 kg (970 lb)</w:t>
-      </w:r>
-    </w:p>
-    <w:p>
-      <w:pPr>
-        <w:pStyle w:val="ListBullet"/>
-      </w:pPr>
-      <w:r>
-        <w:t>Motor Power: 1.5 kW (2 HP)</w:t>
-      </w:r>
-    </w:p>
-    <w:p>
-      <w:pPr>
-        <w:pStyle w:val="ListBullet"/>
-      </w:pPr>
-      <w:r>
-        <w:t>Material: Stainless Steel 316</w:t>
       </w:r>
     </w:p>
     <w:p>
@@ -2564,105 +2806,81 @@
             <w:color w:val="1155CC"/>
             <w:u w:val="single"/>
           </w:rPr>
-          <w:t xml:space="preserve">View IPP# 85522</w:t>
+          <w:t xml:space="preserve">View IPP# 231011</w:t>
         </w:r>
       </w:hyperlink>
     </w:p>
     <w:p>
+      <w:pPr>
+        <w:pStyle w:val="Heading4"/>
+      </w:pPr>
+      <w:r>
+        <w:t>GFT Trenntechnik H10 SS 316, 1,050 mm (41.7 in) ([IPP# 231010](https://ims.internationalprocessplants.com/inventory/equipment/detail/peeler-centrifuge/231010))</w:t>
+      </w:r>
+    </w:p>
+    <w:p>
+      <w:r>
+        <w:t>Good used GFT Trenntechnik H10 peeler centrifuge with a stainless steel 316 basket, 1,050 mm (41.7 in) basket diameter and 500 mm (19.7 in) basket depth.</w:t>
+      </w:r>
+    </w:p>
+    <w:p>
+      <w:pPr>
+        <w:pStyle w:val="ListBullet"/>
+      </w:pPr>
+      <w:r>
+        <w:t>Basket Diameter: 1,050 mm (41.7 in)</w:t>
+      </w:r>
+    </w:p>
+    <w:p>
+      <w:pPr>
+        <w:pStyle w:val="ListBullet"/>
+      </w:pPr>
+      <w:r>
+        <w:t>Basket Depth: 500 mm (19.7 in)</w:t>
+      </w:r>
+    </w:p>
+    <w:p>
+      <w:pPr>
+        <w:pStyle w:val="ListBullet"/>
+      </w:pPr>
+      <w:r>
+        <w:t>Maximum Speed: 1,500 rpm</w:t>
+      </w:r>
+    </w:p>
+    <w:p>
+      <w:pPr>
+        <w:pStyle w:val="ListBullet"/>
+      </w:pPr>
+      <w:r>
+        <w:t>Load Weight: 200 kg (440.9 lb)</w:t>
+      </w:r>
+    </w:p>
+    <w:p>
+      <w:pPr>
+        <w:pStyle w:val="ListBullet"/>
+      </w:pPr>
+      <w:r>
+        <w:t>Motor Power: 30 kW (40.2 HP)</w:t>
+      </w:r>
+    </w:p>
+    <w:p>
+      <w:pPr>
+        <w:pStyle w:val="ListBullet"/>
+      </w:pPr>
+      <w:r>
+        <w:t>Material: Stainless Steel 316</w:t>
+      </w:r>
+    </w:p>
+    <w:p>
+      <w:pPr>
+        <w:pStyle w:val="ListBullet"/>
+      </w:pPr>
+      <w:r>
+        <w:t>Condition: Good used</w:t>
+      </w:r>
+    </w:p>
+    <w:p>
       <w:hyperlink r:id="rId38">
-        <w:r>
-          <w:rPr>
-            <w:color w:val="1155CC"/>
-            <w:u w:val="single"/>
-          </w:rPr>
-          <w:t xml:space="preserve">Browse All Escher Wyss Peeler Centrifuges on IMS</w:t>
-        </w:r>
-      </w:hyperlink>
-    </w:p>
-    <w:p>
-      <w:pPr>
-        <w:pStyle w:val="Heading3"/>
-      </w:pPr>
-      <w:r>
-        <w:t>Buy Used Ellerwerk Peeler Centrifuges for Sale</w:t>
-      </w:r>
-    </w:p>
-    <w:p>
-      <w:r>
-        <w:t>Ellerwerk 937-H and 938H-R peeler centrifuges in stock have Hastelloy and SS 904 baskets of 1,050 mm (41.3 in) and 1,300 mm (51.2 in).</w:t>
-      </w:r>
-    </w:p>
-    <w:p>
-      <w:pPr>
-        <w:pStyle w:val="Heading4"/>
-      </w:pPr>
-      <w:r>
-        <w:t>[Featured] Ellerwerk 937-H Hastelloy, 1,050 mm (41.3 in) ([IPP# 221718](https://ims.internationalprocessplants.com/inventory/equipment/detail/peeler-centrifuge/221718))</w:t>
-      </w:r>
-    </w:p>
-    <w:p>
-      <w:r>
-        <w:t>Good used Ellerwerk 937-H peeler centrifuge with a Hastelloy basket, 1,050 mm (41.3 in) basket diameter and 500 mm (19.7 in) basket depth.</w:t>
-      </w:r>
-    </w:p>
-    <w:p>
-      <w:pPr>
-        <w:pStyle w:val="ListBullet"/>
-      </w:pPr>
-      <w:r>
-        <w:t>Basket Diameter: 1,050 mm (41.3 in)</w:t>
-      </w:r>
-    </w:p>
-    <w:p>
-      <w:pPr>
-        <w:pStyle w:val="ListBullet"/>
-      </w:pPr>
-      <w:r>
-        <w:t>Basket Depth: 500 mm (19.7 in)</w:t>
-      </w:r>
-    </w:p>
-    <w:p>
-      <w:pPr>
-        <w:pStyle w:val="ListBullet"/>
-      </w:pPr>
-      <w:r>
-        <w:t>Filtration Area: 1.65 m² (17.8 ft²)</w:t>
-      </w:r>
-    </w:p>
-    <w:p>
-      <w:pPr>
-        <w:pStyle w:val="ListBullet"/>
-      </w:pPr>
-      <w:r>
-        <w:t>Maximum Speed: 1,400 rpm</w:t>
-      </w:r>
-    </w:p>
-    <w:p>
-      <w:pPr>
-        <w:pStyle w:val="ListBullet"/>
-      </w:pPr>
-      <w:r>
-        <w:t>Load Weight: 230 kg (507 lb)</w:t>
-      </w:r>
-    </w:p>
-    <w:p>
-      <w:pPr>
-        <w:pStyle w:val="ListBullet"/>
-      </w:pPr>
-      <w:r>
-        <w:t>Motor Power: 22 kW (29.5 HP)</w:t>
-      </w:r>
-    </w:p>
-    <w:p>
-      <w:pPr>
-        <w:pStyle w:val="ListBullet"/>
-      </w:pPr>
-      <w:r>
-        <w:t>Material: Hastelloy</w:t>
-      </w:r>
-    </w:p>
-    <w:p>
-      <w:hyperlink r:id="rId19">
         <w:r>
           <w:rPr>
             <w:color w:val="1155CC"/>
@@ -2674,7 +2892,328 @@
       <w:r>
         <w:t xml:space="preserve"> | </w:t>
       </w:r>
-      <w:hyperlink r:id="rId19">
+      <w:hyperlink r:id="rId38">
+        <w:r>
+          <w:rPr>
+            <w:color w:val="1155CC"/>
+            <w:u w:val="single"/>
+          </w:rPr>
+          <w:t xml:space="preserve">View IPP# 231010</w:t>
+        </w:r>
+      </w:hyperlink>
+    </w:p>
+    <w:p>
+      <w:hyperlink r:id="rId39">
+        <w:r>
+          <w:rPr>
+            <w:color w:val="1155CC"/>
+            <w:u w:val="single"/>
+          </w:rPr>
+          <w:t xml:space="preserve">Browse All GFT Trenntechnik Peeler Centrifuges on IMS</w:t>
+        </w:r>
+      </w:hyperlink>
+    </w:p>
+    <w:p>
+      <w:r>
+        <w:rPr>
+          <w:color w:val="AAAAAA"/>
+        </w:rPr>
+        <w:t>────────────────────────────────────────────────────────────</w:t>
+      </w:r>
+    </w:p>
+    <w:p>
+      <w:pPr>
+        <w:pStyle w:val="Heading2"/>
+      </w:pPr>
+      <w:r>
+        <w:t>Buy Peeler Centrifuges for Sale by Condition</w:t>
+      </w:r>
+    </w:p>
+    <w:p>
+      <w:r>
+        <w:t>IPP lists each peeler centrifuge under one of three IMS condition grades: used, refurbished/rebuilt and unused.</w:t>
+      </w:r>
+    </w:p>
+    <w:p>
+      <w:pPr>
+        <w:pStyle w:val="Heading3"/>
+      </w:pPr>
+      <w:r>
+        <w:t>Buy Good Used Peeler Centrifuges</w:t>
+      </w:r>
+    </w:p>
+    <w:p>
+      <w:r>
+        <w:t>Good used peeler centrifuges make up most of IPP's inventory, each listed with its basket diameter, basket depth, maximum speed and load weight.</w:t>
+      </w:r>
+    </w:p>
+    <w:p>
+      <w:pPr>
+        <w:pStyle w:val="Heading4"/>
+      </w:pPr>
+      <w:r>
+        <w:t>[Featured] Krauss Maffei HZ630 PH Hastelloy C-22, 630 mm (24.8 in) ([IPP# 235730](https://ims.internationalprocessplants.com/inventory/equipment/detail/peeler-centrifuge/235730))</w:t>
+      </w:r>
+    </w:p>
+    <w:p>
+      <w:r>
+        <w:t>Good used Krauss Maffei HZ630 PH peeler centrifuge with a Hastelloy C-22 basket, 630 mm (24.8 in) basket diameter and 315 mm (12.4 in) basket depth.</w:t>
+      </w:r>
+    </w:p>
+    <w:p>
+      <w:pPr>
+        <w:pStyle w:val="ListBullet"/>
+      </w:pPr>
+      <w:r>
+        <w:t>Basket Diameter: 630 mm (24.8 in)</w:t>
+      </w:r>
+    </w:p>
+    <w:p>
+      <w:pPr>
+        <w:pStyle w:val="ListBullet"/>
+      </w:pPr>
+      <w:r>
+        <w:t>Basket Depth: 315 mm (12.4 in)</w:t>
+      </w:r>
+    </w:p>
+    <w:p>
+      <w:pPr>
+        <w:pStyle w:val="ListBullet"/>
+      </w:pPr>
+      <w:r>
+        <w:t>Filtration Area: 0.6 m² (6.5 ft²)</w:t>
+      </w:r>
+    </w:p>
+    <w:p>
+      <w:pPr>
+        <w:pStyle w:val="ListBullet"/>
+      </w:pPr>
+      <w:r>
+        <w:t>Maximum Speed: 2,365 rpm</w:t>
+      </w:r>
+    </w:p>
+    <w:p>
+      <w:pPr>
+        <w:pStyle w:val="ListBullet"/>
+      </w:pPr>
+      <w:r>
+        <w:t>Load Weight: 54 kg (119 lb)</w:t>
+      </w:r>
+    </w:p>
+    <w:p>
+      <w:pPr>
+        <w:pStyle w:val="ListBullet"/>
+      </w:pPr>
+      <w:r>
+        <w:t>Motor Power: 18 kW (24.1 HP)</w:t>
+      </w:r>
+    </w:p>
+    <w:p>
+      <w:pPr>
+        <w:pStyle w:val="ListBullet"/>
+      </w:pPr>
+      <w:r>
+        <w:t>Material: Hastelloy C-22</w:t>
+      </w:r>
+    </w:p>
+    <w:p>
+      <w:hyperlink r:id="rId11">
+        <w:r>
+          <w:rPr>
+            <w:color w:val="1155CC"/>
+            <w:u w:val="single"/>
+          </w:rPr>
+          <w:t xml:space="preserve">View Specs</w:t>
+        </w:r>
+      </w:hyperlink>
+      <w:r>
+        <w:t xml:space="preserve"> | </w:t>
+      </w:r>
+      <w:hyperlink r:id="rId11">
+        <w:r>
+          <w:rPr>
+            <w:color w:val="1155CC"/>
+            <w:u w:val="single"/>
+          </w:rPr>
+          <w:t xml:space="preserve">View IPP# 235730</w:t>
+        </w:r>
+      </w:hyperlink>
+    </w:p>
+    <w:p>
+      <w:pPr>
+        <w:pStyle w:val="Heading4"/>
+      </w:pPr>
+      <w:r>
+        <w:t>[Featured] Krauss Maffei HZ-125 Austenitic SS, 1,250 mm (49.2 in) ([IPP# 206218](https://ims.internationalprocessplants.com/inventory/equipment/detail/peeler-centrifuge/206218))</w:t>
+      </w:r>
+    </w:p>
+    <w:p>
+      <w:r>
+        <w:t>Good used Krauss Maffei HZ-125 peeler centrifuge with a stainless steel Austenitic basket, 1,250 mm (49.2 in) basket diameter and 625 mm (24.6 in) basket depth.</w:t>
+      </w:r>
+    </w:p>
+    <w:p>
+      <w:pPr>
+        <w:pStyle w:val="ListBullet"/>
+      </w:pPr>
+      <w:r>
+        <w:t>Basket Diameter: 1,250 mm (49.2 in)</w:t>
+      </w:r>
+    </w:p>
+    <w:p>
+      <w:pPr>
+        <w:pStyle w:val="ListBullet"/>
+      </w:pPr>
+      <w:r>
+        <w:t>Basket Depth: 625 mm (24.6 in)</w:t>
+      </w:r>
+    </w:p>
+    <w:p>
+      <w:pPr>
+        <w:pStyle w:val="ListBullet"/>
+      </w:pPr>
+      <w:r>
+        <w:t>Filtration Area: 0.016 m² (0.17 ft²)</w:t>
+      </w:r>
+    </w:p>
+    <w:p>
+      <w:pPr>
+        <w:pStyle w:val="ListBullet"/>
+      </w:pPr>
+      <w:r>
+        <w:t>Maximum Speed: 1,200 rpm</w:t>
+      </w:r>
+    </w:p>
+    <w:p>
+      <w:pPr>
+        <w:pStyle w:val="ListBullet"/>
+      </w:pPr>
+      <w:r>
+        <w:t>Load Weight: 437 kg (963 lb)</w:t>
+      </w:r>
+    </w:p>
+    <w:p>
+      <w:pPr>
+        <w:pStyle w:val="ListBullet"/>
+      </w:pPr>
+      <w:r>
+        <w:t>Motor Power: 45 kW (60.3 HP)</w:t>
+      </w:r>
+    </w:p>
+    <w:p>
+      <w:pPr>
+        <w:pStyle w:val="ListBullet"/>
+      </w:pPr>
+      <w:r>
+        <w:t>Material: Stainless Steel Austenitic</w:t>
+      </w:r>
+    </w:p>
+    <w:p>
+      <w:hyperlink r:id="rId15">
+        <w:r>
+          <w:rPr>
+            <w:color w:val="1155CC"/>
+            <w:u w:val="single"/>
+          </w:rPr>
+          <w:t xml:space="preserve">View Specs</w:t>
+        </w:r>
+      </w:hyperlink>
+      <w:r>
+        <w:t xml:space="preserve"> | </w:t>
+      </w:r>
+      <w:hyperlink r:id="rId15">
+        <w:r>
+          <w:rPr>
+            <w:color w:val="1155CC"/>
+            <w:u w:val="single"/>
+          </w:rPr>
+          <w:t xml:space="preserve">View IPP# 206218</w:t>
+        </w:r>
+      </w:hyperlink>
+    </w:p>
+    <w:p>
+      <w:pPr>
+        <w:pStyle w:val="Heading4"/>
+      </w:pPr>
+      <w:r>
+        <w:t>[Featured] Ellerwerk 937-H Hastelloy, 1,050 mm (41.3 in) ([IPP# 221718](https://ims.internationalprocessplants.com/inventory/equipment/detail/peeler-centrifuge/221718))</w:t>
+      </w:r>
+    </w:p>
+    <w:p>
+      <w:r>
+        <w:t>Good used Ellerwerk 937-H peeler centrifuge with a Hastelloy basket, 1,050 mm (41.3 in) basket diameter and 500 mm (19.7 in) basket depth.</w:t>
+      </w:r>
+    </w:p>
+    <w:p>
+      <w:pPr>
+        <w:pStyle w:val="ListBullet"/>
+      </w:pPr>
+      <w:r>
+        <w:t>Basket Diameter: 1,050 mm (41.3 in)</w:t>
+      </w:r>
+    </w:p>
+    <w:p>
+      <w:pPr>
+        <w:pStyle w:val="ListBullet"/>
+      </w:pPr>
+      <w:r>
+        <w:t>Basket Depth: 500 mm (19.7 in)</w:t>
+      </w:r>
+    </w:p>
+    <w:p>
+      <w:pPr>
+        <w:pStyle w:val="ListBullet"/>
+      </w:pPr>
+      <w:r>
+        <w:t>Filtration Area: 1.65 m² (17.8 ft²)</w:t>
+      </w:r>
+    </w:p>
+    <w:p>
+      <w:pPr>
+        <w:pStyle w:val="ListBullet"/>
+      </w:pPr>
+      <w:r>
+        <w:t>Maximum Speed: 1,400 rpm</w:t>
+      </w:r>
+    </w:p>
+    <w:p>
+      <w:pPr>
+        <w:pStyle w:val="ListBullet"/>
+      </w:pPr>
+      <w:r>
+        <w:t>Load Weight: 230 kg (507 lb)</w:t>
+      </w:r>
+    </w:p>
+    <w:p>
+      <w:pPr>
+        <w:pStyle w:val="ListBullet"/>
+      </w:pPr>
+      <w:r>
+        <w:t>Motor Power: 22 kW (29.5 HP)</w:t>
+      </w:r>
+    </w:p>
+    <w:p>
+      <w:pPr>
+        <w:pStyle w:val="ListBullet"/>
+      </w:pPr>
+      <w:r>
+        <w:t>Material: Hastelloy</w:t>
+      </w:r>
+    </w:p>
+    <w:p>
+      <w:hyperlink r:id="rId16">
+        <w:r>
+          <w:rPr>
+            <w:color w:val="1155CC"/>
+            <w:u w:val="single"/>
+          </w:rPr>
+          <w:t xml:space="preserve">View Specs</w:t>
+        </w:r>
+      </w:hyperlink>
+      <w:r>
+        <w:t xml:space="preserve"> | </w:t>
+      </w:r>
+      <w:hyperlink r:id="rId16">
         <w:r>
           <w:rPr>
             <w:color w:val="1155CC"/>
@@ -2685,16 +3224,40 @@
       </w:hyperlink>
     </w:p>
     <w:p>
+      <w:hyperlink r:id="rId40">
+        <w:r>
+          <w:rPr>
+            <w:color w:val="1155CC"/>
+            <w:u w:val="single"/>
+          </w:rPr>
+          <w:t xml:space="preserve">Browse All Good Used Units on IMS</w:t>
+        </w:r>
+      </w:hyperlink>
+    </w:p>
+    <w:p>
+      <w:pPr>
+        <w:pStyle w:val="Heading3"/>
+      </w:pPr>
+      <w:r>
+        <w:t>Buy Refurbished Peeler Centrifuges</w:t>
+      </w:r>
+    </w:p>
+    <w:p>
+      <w:r>
+        <w:t>Refurbished peeler centrifuges in IPP's inventory include Krauss Maffei HZ125 and HZ900 and Alfa Laval HOZY units, listed on IMS with the condition grade Refurbished/Rebuilt.</w:t>
+      </w:r>
+    </w:p>
+    <w:p>
       <w:pPr>
         <w:pStyle w:val="Heading4"/>
       </w:pPr>
       <w:r>
-        <w:t>Ellerwerk 938H-R SS 904, 1,300 mm (51.2 in) ([IPP# 204566](https://ims.internationalprocessplants.com/inventory/equipment/detail/peeler-centrifuge/204566))</w:t>
-      </w:r>
-    </w:p>
-    <w:p>
-      <w:r>
-        <w:t>Good used Ellerwerk 938H-R peeler centrifuge with a stainless steel 904 basket, 1,300 mm (51.2 in) basket diameter and 600 mm (23.6 in) basket depth.</w:t>
+        <w:t>[Featured] Krauss Maffei HZ125 Austenitic SS, 1,250 mm (49.2 in) ([IPP# 206217](https://ims.internationalprocessplants.com/inventory/equipment/detail/peeler-centrifuge/206217))</w:t>
+      </w:r>
+    </w:p>
+    <w:p>
+      <w:r>
+        <w:t>Refurbished Krauss Maffei HZ125 peeler centrifuge with a stainless steel Austenitic basket, 1,250 mm (49.2 in) basket diameter and 625 mm (24.6 in) basket depth.</w:t>
       </w:r>
     </w:p>
     <w:p>
@@ -2702,7 +3265,7 @@
         <w:pStyle w:val="ListBullet"/>
       </w:pPr>
       <w:r>
-        <w:t>Basket Diameter: 1,300 mm (51.2 in)</w:t>
+        <w:t>Basket Diameter: 1,250 mm (49.2 in)</w:t>
       </w:r>
     </w:p>
     <w:p>
@@ -2710,7 +3273,7 @@
         <w:pStyle w:val="ListBullet"/>
       </w:pPr>
       <w:r>
-        <w:t>Basket Depth: 600 mm (23.6 in)</w:t>
+        <w:t>Basket Depth: 625 mm (24.6 in)</w:t>
       </w:r>
     </w:p>
     <w:p>
@@ -2718,7 +3281,7 @@
         <w:pStyle w:val="ListBullet"/>
       </w:pPr>
       <w:r>
-        <w:t>Maximum Speed: 1,100 rpm</w:t>
+        <w:t>Maximum Speed: 1,200 rpm</w:t>
       </w:r>
     </w:p>
     <w:p>
@@ -2726,7 +3289,7 @@
         <w:pStyle w:val="ListBullet"/>
       </w:pPr>
       <w:r>
-        <w:t>Load Weight: 400 kg (882 lb)</w:t>
+        <w:t>Load Weight: 437 kg (963 lb)</w:t>
       </w:r>
     </w:p>
     <w:p>
@@ -2734,7 +3297,7 @@
         <w:pStyle w:val="ListBullet"/>
       </w:pPr>
       <w:r>
-        <w:t>Motor Power: 75 kW (100.6 HP)</w:t>
+        <w:t>Motor Power: 45 kW (60.3 HP)</w:t>
       </w:r>
     </w:p>
     <w:p>
@@ -2742,7 +3305,7 @@
         <w:pStyle w:val="ListBullet"/>
       </w:pPr>
       <w:r>
-        <w:t>Material: Stainless Steel 904</w:t>
+        <w:t>Material: Stainless Steel Austenitic</w:t>
       </w:r>
     </w:p>
     <w:p>
@@ -2750,11 +3313,11 @@
         <w:pStyle w:val="ListBullet"/>
       </w:pPr>
       <w:r>
-        <w:t>Condition: Good used</w:t>
-      </w:r>
-    </w:p>
-    <w:p>
-      <w:hyperlink r:id="rId39">
+        <w:t>Condition: Refurbished</w:t>
+      </w:r>
+    </w:p>
+    <w:p>
+      <w:hyperlink r:id="rId17">
         <w:r>
           <w:rPr>
             <w:color w:val="1155CC"/>
@@ -2766,51 +3329,119 @@
       <w:r>
         <w:t xml:space="preserve"> | </w:t>
       </w:r>
-      <w:hyperlink r:id="rId39">
+      <w:hyperlink r:id="rId17">
         <w:r>
           <w:rPr>
             <w:color w:val="1155CC"/>
             <w:u w:val="single"/>
           </w:rPr>
-          <w:t xml:space="preserve">View IPP# 204566</w:t>
+          <w:t xml:space="preserve">View IPP# 206217</w:t>
         </w:r>
       </w:hyperlink>
     </w:p>
     <w:p>
-      <w:hyperlink r:id="rId40">
+      <w:pPr>
+        <w:pStyle w:val="Heading4"/>
+      </w:pPr>
+      <w:r>
+        <w:t>[Refurbished] Alfa Laval HOZHY650 SS 316, 650 mm (25.6 in) ([IPP# 45949](https://ims.internationalprocessplants.com/inventory/equipment/detail/peeler-centrifuge/45949))</w:t>
+      </w:r>
+    </w:p>
+    <w:p>
+      <w:r>
+        <w:t>Refurbished Alfa Laval HOZHY650 peeler centrifuge with a stainless steel 316 basket and 650 mm (25.6 in) basket diameter.</w:t>
+      </w:r>
+    </w:p>
+    <w:p>
+      <w:pPr>
+        <w:pStyle w:val="ListBullet"/>
+      </w:pPr>
+      <w:r>
+        <w:t>Basket Diameter: 650 mm (25.6 in)</w:t>
+      </w:r>
+    </w:p>
+    <w:p>
+      <w:pPr>
+        <w:pStyle w:val="ListBullet"/>
+      </w:pPr>
+      <w:r>
+        <w:t>Filtration Area: 0.82 m² (8.8 ft²)</w:t>
+      </w:r>
+    </w:p>
+    <w:p>
+      <w:pPr>
+        <w:pStyle w:val="ListBullet"/>
+      </w:pPr>
+      <w:r>
+        <w:t>Maximum Speed: 2,000 rpm</w:t>
+      </w:r>
+    </w:p>
+    <w:p>
+      <w:pPr>
+        <w:pStyle w:val="ListBullet"/>
+      </w:pPr>
+      <w:r>
+        <w:t>Load Weight: 65 kg (143.3 lb)</w:t>
+      </w:r>
+    </w:p>
+    <w:p>
+      <w:pPr>
+        <w:pStyle w:val="ListBullet"/>
+      </w:pPr>
+      <w:r>
+        <w:t>Motor Power: 6.5 kW (8.7 HP)</w:t>
+      </w:r>
+    </w:p>
+    <w:p>
+      <w:pPr>
+        <w:pStyle w:val="ListBullet"/>
+      </w:pPr>
+      <w:r>
+        <w:t>Material: Stainless Steel 316</w:t>
+      </w:r>
+    </w:p>
+    <w:p>
+      <w:pPr>
+        <w:pStyle w:val="ListBullet"/>
+      </w:pPr>
+      <w:r>
+        <w:t>Condition: Refurbished</w:t>
+      </w:r>
+    </w:p>
+    <w:p>
+      <w:hyperlink r:id="rId13">
         <w:r>
           <w:rPr>
             <w:color w:val="1155CC"/>
             <w:u w:val="single"/>
           </w:rPr>
-          <w:t xml:space="preserve">Browse All Ellerwerk Peeler Centrifuges on IMS</w:t>
+          <w:t xml:space="preserve">View Specs</w:t>
         </w:r>
       </w:hyperlink>
-    </w:p>
-    <w:p>
-      <w:pPr>
-        <w:pStyle w:val="Heading3"/>
-      </w:pPr>
-      <w:r>
-        <w:t>Buy Used GFT Trenntechnik Peeler Centrifuges for Sale</w:t>
-      </w:r>
-    </w:p>
-    <w:p>
-      <w:r>
-        <w:t>GFT Trenntechnik H10 peeler centrifuges in stock have 1,050 mm (41.7 in) stainless steel 316 baskets with plow action and 30 kW (40.2 HP) motors.</w:t>
-      </w:r>
+      <w:r>
+        <w:t xml:space="preserve"> | </w:t>
+      </w:r>
+      <w:hyperlink r:id="rId13">
+        <w:r>
+          <w:rPr>
+            <w:color w:val="1155CC"/>
+            <w:u w:val="single"/>
+          </w:rPr>
+          <w:t xml:space="preserve">View IPP# 45949</w:t>
+        </w:r>
+      </w:hyperlink>
     </w:p>
     <w:p>
       <w:pPr>
         <w:pStyle w:val="Heading4"/>
       </w:pPr>
       <w:r>
-        <w:t>GFT Trenntechnik H10 SS 316, 1,050 mm (41.7 in) ([IPP# 231011](https://ims.internationalprocessplants.com/inventory/equipment/detail/peeler-centrifuge/231011))</w:t>
-      </w:r>
-    </w:p>
-    <w:p>
-      <w:r>
-        <w:t>Good used GFT Trenntechnik H10 peeler centrifuge with a stainless steel 316 basket, 1,050 mm (41.7 in) basket diameter and 500 mm (19.7 in) basket depth.</w:t>
+        <w:t>[Refurbished] Krauss Maffei HZ-125 SS 316, 1,250 mm (50 in) ([IPP# 31288](https://ims.internationalprocessplants.com/inventory/equipment/detail/peeler-centrifuge/31288))</w:t>
+      </w:r>
+    </w:p>
+    <w:p>
+      <w:r>
+        <w:t>Refurbished Krauss Maffei HZ-125 peeler centrifuge with a stainless steel 316 basket and 1,250 mm (50 in) basket diameter.</w:t>
       </w:r>
     </w:p>
     <w:p>
@@ -2818,7 +3449,7 @@
         <w:pStyle w:val="ListBullet"/>
       </w:pPr>
       <w:r>
-        <w:t>Basket Diameter: 1,050 mm (41.7 in)</w:t>
+        <w:t>Basket Diameter: 1,250 mm (50 in)</w:t>
       </w:r>
     </w:p>
     <w:p>
@@ -2826,7 +3457,7 @@
         <w:pStyle w:val="ListBullet"/>
       </w:pPr>
       <w:r>
-        <w:t>Basket Depth: 500 mm (19.7 in)</w:t>
+        <w:t>Maximum Speed: 1,200 rpm</w:t>
       </w:r>
     </w:p>
     <w:p>
@@ -2834,7 +3465,7 @@
         <w:pStyle w:val="ListBullet"/>
       </w:pPr>
       <w:r>
-        <w:t>Maximum Speed: 1,500 rpm</w:t>
+        <w:t>Load Weight: 468 kg (1,050 lb)</w:t>
       </w:r>
     </w:p>
     <w:p>
@@ -2842,7 +3473,7 @@
         <w:pStyle w:val="ListBullet"/>
       </w:pPr>
       <w:r>
-        <w:t>Load Weight: 200 kg (440.9 lb)</w:t>
+        <w:t>Material: Stainless Steel 316</w:t>
       </w:r>
     </w:p>
     <w:p>
@@ -2850,23 +3481,7 @@
         <w:pStyle w:val="ListBullet"/>
       </w:pPr>
       <w:r>
-        <w:t>Motor Power: 30 kW (40.2 HP)</w:t>
-      </w:r>
-    </w:p>
-    <w:p>
-      <w:pPr>
-        <w:pStyle w:val="ListBullet"/>
-      </w:pPr>
-      <w:r>
-        <w:t>Material: Stainless Steel 316</w:t>
-      </w:r>
-    </w:p>
-    <w:p>
-      <w:pPr>
-        <w:pStyle w:val="ListBullet"/>
-      </w:pPr>
-      <w:r>
-        <w:t>Condition: Good used</w:t>
+        <w:t>Condition: Refurbished</w:t>
       </w:r>
     </w:p>
     <w:p>
@@ -2888,21 +3503,45 @@
             <w:color w:val="1155CC"/>
             <w:u w:val="single"/>
           </w:rPr>
-          <w:t xml:space="preserve">View IPP# 231011</w:t>
+          <w:t xml:space="preserve">View IPP# 31288</w:t>
         </w:r>
       </w:hyperlink>
     </w:p>
     <w:p>
+      <w:hyperlink r:id="rId42">
+        <w:r>
+          <w:rPr>
+            <w:color w:val="1155CC"/>
+            <w:u w:val="single"/>
+          </w:rPr>
+          <w:t xml:space="preserve">Browse All Refurbished Units on IMS</w:t>
+        </w:r>
+      </w:hyperlink>
+    </w:p>
+    <w:p>
+      <w:pPr>
+        <w:pStyle w:val="Heading3"/>
+      </w:pPr>
+      <w:r>
+        <w:t>Buy Unused Surplus Peeler Centrifuges</w:t>
+      </w:r>
+    </w:p>
+    <w:p>
+      <w:r>
+        <w:t>Unused surplus peeler centrifuges in IPP's inventory include a ZVU OPH 630 EFHN with a 630 mm (24.8 in) austenitic stainless steel basket, listed on IMS with the condition grade Unused.</w:t>
+      </w:r>
+    </w:p>
+    <w:p>
       <w:pPr>
         <w:pStyle w:val="Heading4"/>
       </w:pPr>
       <w:r>
-        <w:t>GFT Trenntechnik H10 SS 316, 1,050 mm (41.7 in) ([IPP# 231010](https://ims.internationalprocessplants.com/inventory/equipment/detail/peeler-centrifuge/231010))</w:t>
-      </w:r>
-    </w:p>
-    <w:p>
-      <w:r>
-        <w:t>Good used GFT Trenntechnik H10 peeler centrifuge with a stainless steel 316 basket, 1,050 mm (41.7 in) basket diameter and 500 mm (19.7 in) basket depth.</w:t>
+        <w:t>[Unused surplus] ZVU OPH 630 EFHN Austenitic SS, 630 mm (24.8 in) ([IPP# 212741](https://ims.internationalprocessplants.com/inventory/equipment/detail/peeler-centrifuge/212741))</w:t>
+      </w:r>
+    </w:p>
+    <w:p>
+      <w:r>
+        <w:t>Unused surplus ZVU OPH 630 EFHN peeler centrifuge with a stainless steel Austenitic basket, 630 mm (24.8 in) basket diameter and 315 mm (12.4 in) basket depth.</w:t>
       </w:r>
     </w:p>
     <w:p>
@@ -2910,7 +3549,7 @@
         <w:pStyle w:val="ListBullet"/>
       </w:pPr>
       <w:r>
-        <w:t>Basket Diameter: 1,050 mm (41.7 in)</w:t>
+        <w:t>Basket Diameter: 630 mm (24.8 in)</w:t>
       </w:r>
     </w:p>
     <w:p>
@@ -2918,7 +3557,7 @@
         <w:pStyle w:val="ListBullet"/>
       </w:pPr>
       <w:r>
-        <w:t>Basket Depth: 500 mm (19.7 in)</w:t>
+        <w:t>Basket Depth: 315 mm (12.4 in)</w:t>
       </w:r>
     </w:p>
     <w:p>
@@ -2926,7 +3565,7 @@
         <w:pStyle w:val="ListBullet"/>
       </w:pPr>
       <w:r>
-        <w:t>Maximum Speed: 1,500 rpm</w:t>
+        <w:t>Filtration Area: 0.62 m² (6.7 ft²)</w:t>
       </w:r>
     </w:p>
     <w:p>
@@ -2934,7 +3573,7 @@
         <w:pStyle w:val="ListBullet"/>
       </w:pPr>
       <w:r>
-        <w:t>Load Weight: 200 kg (440.9 lb)</w:t>
+        <w:t>Maximum Speed: 2,380 rpm</w:t>
       </w:r>
     </w:p>
     <w:p>
@@ -2942,7 +3581,7 @@
         <w:pStyle w:val="ListBullet"/>
       </w:pPr>
       <w:r>
-        <w:t>Motor Power: 30 kW (40.2 HP)</w:t>
+        <w:t>Load Weight: 50 kg (110.2 lb)</w:t>
       </w:r>
     </w:p>
     <w:p>
@@ -2950,7 +3589,7 @@
         <w:pStyle w:val="ListBullet"/>
       </w:pPr>
       <w:r>
-        <w:t>Material: Stainless Steel 316</w:t>
+        <w:t>Motor Power: 11 kW (14.8 HP)</w:t>
       </w:r>
     </w:p>
     <w:p>
@@ -2958,11 +3597,11 @@
         <w:pStyle w:val="ListBullet"/>
       </w:pPr>
       <w:r>
-        <w:t>Condition: Good used</w:t>
-      </w:r>
-    </w:p>
-    <w:p>
-      <w:hyperlink r:id="rId42">
+        <w:t>Material: Stainless Steel Austenitic</w:t>
+      </w:r>
+    </w:p>
+    <w:p>
+      <w:hyperlink r:id="rId12">
         <w:r>
           <w:rPr>
             <w:color w:val="1155CC"/>
@@ -2974,728 +3613,7 @@
       <w:r>
         <w:t xml:space="preserve"> | </w:t>
       </w:r>
-      <w:hyperlink r:id="rId42">
-        <w:r>
-          <w:rPr>
-            <w:color w:val="1155CC"/>
-            <w:u w:val="single"/>
-          </w:rPr>
-          <w:t xml:space="preserve">View IPP# 231010</w:t>
-        </w:r>
-      </w:hyperlink>
-    </w:p>
-    <w:p>
-      <w:hyperlink r:id="rId43">
-        <w:r>
-          <w:rPr>
-            <w:color w:val="1155CC"/>
-            <w:u w:val="single"/>
-          </w:rPr>
-          <w:t xml:space="preserve">Browse All GFT Trenntechnik Peeler Centrifuges on IMS</w:t>
-        </w:r>
-      </w:hyperlink>
-    </w:p>
-    <w:p>
-      <w:r>
-        <w:rPr>
-          <w:color w:val="AAAAAA"/>
-        </w:rPr>
-        <w:t>────────────────────────────────────────────────────────────</w:t>
-      </w:r>
-    </w:p>
-    <w:p>
-      <w:pPr>
-        <w:pStyle w:val="Heading2"/>
-      </w:pPr>
-      <w:r>
-        <w:t>Buy Peeler Centrifuges for Sale by Condition</w:t>
-      </w:r>
-    </w:p>
-    <w:p>
-      <w:r>
-        <w:t>IPP lists each peeler centrifuge under one of three IMS condition grades: used, refurbished/rebuilt and unused.</w:t>
-      </w:r>
-    </w:p>
-    <w:p>
-      <w:pPr>
-        <w:pStyle w:val="Heading3"/>
-      </w:pPr>
-      <w:r>
-        <w:t>Buy Good Used Peeler Centrifuges</w:t>
-      </w:r>
-    </w:p>
-    <w:p>
-      <w:r>
-        <w:t>Good used peeler centrifuges make up most of IPP's inventory, each listed with its basket diameter, basket depth, maximum speed and load weight.</w:t>
-      </w:r>
-    </w:p>
-    <w:p>
-      <w:pPr>
-        <w:pStyle w:val="Heading4"/>
-      </w:pPr>
-      <w:r>
-        <w:t>[Featured] Krauss Maffei HZ630 PH Hastelloy C-22, 630 mm (24.8 in) ([IPP# 235730](https://ims.internationalprocessplants.com/inventory/equipment/detail/peeler-centrifuge/235730))</w:t>
-      </w:r>
-    </w:p>
-    <w:p>
-      <w:r>
-        <w:t>Good used Krauss Maffei HZ630 PH peeler centrifuge with a Hastelloy C-22 basket, 630 mm (24.8 in) basket diameter and 315 mm (12.4 in) basket depth.</w:t>
-      </w:r>
-    </w:p>
-    <w:p>
-      <w:pPr>
-        <w:pStyle w:val="ListBullet"/>
-      </w:pPr>
-      <w:r>
-        <w:t>Basket Diameter: 630 mm (24.8 in)</w:t>
-      </w:r>
-    </w:p>
-    <w:p>
-      <w:pPr>
-        <w:pStyle w:val="ListBullet"/>
-      </w:pPr>
-      <w:r>
-        <w:t>Basket Depth: 315 mm (12.4 in)</w:t>
-      </w:r>
-    </w:p>
-    <w:p>
-      <w:pPr>
-        <w:pStyle w:val="ListBullet"/>
-      </w:pPr>
-      <w:r>
-        <w:t>Filtration Area: 0.6 m² (6.5 ft²)</w:t>
-      </w:r>
-    </w:p>
-    <w:p>
-      <w:pPr>
-        <w:pStyle w:val="ListBullet"/>
-      </w:pPr>
-      <w:r>
-        <w:t>Maximum Speed: 2,365 rpm</w:t>
-      </w:r>
-    </w:p>
-    <w:p>
-      <w:pPr>
-        <w:pStyle w:val="ListBullet"/>
-      </w:pPr>
-      <w:r>
-        <w:t>Load Weight: 54 kg (119 lb)</w:t>
-      </w:r>
-    </w:p>
-    <w:p>
-      <w:pPr>
-        <w:pStyle w:val="ListBullet"/>
-      </w:pPr>
-      <w:r>
-        <w:t>Motor Power: 18 kW (24.1 HP)</w:t>
-      </w:r>
-    </w:p>
-    <w:p>
-      <w:pPr>
-        <w:pStyle w:val="ListBullet"/>
-      </w:pPr>
-      <w:r>
-        <w:t>Material: Hastelloy C-22</w:t>
-      </w:r>
-    </w:p>
-    <w:p>
-      <w:hyperlink r:id="rId14">
-        <w:r>
-          <w:rPr>
-            <w:color w:val="1155CC"/>
-            <w:u w:val="single"/>
-          </w:rPr>
-          <w:t xml:space="preserve">View Specs</w:t>
-        </w:r>
-      </w:hyperlink>
-      <w:r>
-        <w:t xml:space="preserve"> | </w:t>
-      </w:r>
-      <w:hyperlink r:id="rId14">
-        <w:r>
-          <w:rPr>
-            <w:color w:val="1155CC"/>
-            <w:u w:val="single"/>
-          </w:rPr>
-          <w:t xml:space="preserve">View IPP# 235730</w:t>
-        </w:r>
-      </w:hyperlink>
-    </w:p>
-    <w:p>
-      <w:pPr>
-        <w:pStyle w:val="Heading4"/>
-      </w:pPr>
-      <w:r>
-        <w:t>[Featured] Krauss Maffei HZ-125 Austenitic SS, 1,250 mm (49.2 in) ([IPP# 206218](https://ims.internationalprocessplants.com/inventory/equipment/detail/peeler-centrifuge/206218))</w:t>
-      </w:r>
-    </w:p>
-    <w:p>
-      <w:r>
-        <w:t>Good used Krauss Maffei HZ-125 peeler centrifuge with a stainless steel Austenitic basket, 1,250 mm (49.2 in) basket diameter and 625 mm (24.6 in) basket depth.</w:t>
-      </w:r>
-    </w:p>
-    <w:p>
-      <w:pPr>
-        <w:pStyle w:val="ListBullet"/>
-      </w:pPr>
-      <w:r>
-        <w:t>Basket Diameter: 1,250 mm (49.2 in)</w:t>
-      </w:r>
-    </w:p>
-    <w:p>
-      <w:pPr>
-        <w:pStyle w:val="ListBullet"/>
-      </w:pPr>
-      <w:r>
-        <w:t>Basket Depth: 625 mm (24.6 in)</w:t>
-      </w:r>
-    </w:p>
-    <w:p>
-      <w:pPr>
-        <w:pStyle w:val="ListBullet"/>
-      </w:pPr>
-      <w:r>
-        <w:t>Filtration Area: 0.016 m² (0.17 ft²)</w:t>
-      </w:r>
-    </w:p>
-    <w:p>
-      <w:pPr>
-        <w:pStyle w:val="ListBullet"/>
-      </w:pPr>
-      <w:r>
-        <w:t>Maximum Speed: 1,200 rpm</w:t>
-      </w:r>
-    </w:p>
-    <w:p>
-      <w:pPr>
-        <w:pStyle w:val="ListBullet"/>
-      </w:pPr>
-      <w:r>
-        <w:t>Load Weight: 437 kg (963 lb)</w:t>
-      </w:r>
-    </w:p>
-    <w:p>
-      <w:pPr>
-        <w:pStyle w:val="ListBullet"/>
-      </w:pPr>
-      <w:r>
-        <w:t>Motor Power: 45 kW (60.3 HP)</w:t>
-      </w:r>
-    </w:p>
-    <w:p>
-      <w:pPr>
-        <w:pStyle w:val="ListBullet"/>
-      </w:pPr>
-      <w:r>
-        <w:t>Material: Stainless Steel Austenitic</w:t>
-      </w:r>
-    </w:p>
-    <w:p>
-      <w:hyperlink r:id="rId18">
-        <w:r>
-          <w:rPr>
-            <w:color w:val="1155CC"/>
-            <w:u w:val="single"/>
-          </w:rPr>
-          <w:t xml:space="preserve">View Specs</w:t>
-        </w:r>
-      </w:hyperlink>
-      <w:r>
-        <w:t xml:space="preserve"> | </w:t>
-      </w:r>
-      <w:hyperlink r:id="rId18">
-        <w:r>
-          <w:rPr>
-            <w:color w:val="1155CC"/>
-            <w:u w:val="single"/>
-          </w:rPr>
-          <w:t xml:space="preserve">View IPP# 206218</w:t>
-        </w:r>
-      </w:hyperlink>
-    </w:p>
-    <w:p>
-      <w:pPr>
-        <w:pStyle w:val="Heading4"/>
-      </w:pPr>
-      <w:r>
-        <w:t>[Featured] Ellerwerk 937-H Hastelloy, 1,050 mm (41.3 in) ([IPP# 221718](https://ims.internationalprocessplants.com/inventory/equipment/detail/peeler-centrifuge/221718))</w:t>
-      </w:r>
-    </w:p>
-    <w:p>
-      <w:r>
-        <w:t>Good used Ellerwerk 937-H peeler centrifuge with a Hastelloy basket, 1,050 mm (41.3 in) basket diameter and 500 mm (19.7 in) basket depth.</w:t>
-      </w:r>
-    </w:p>
-    <w:p>
-      <w:pPr>
-        <w:pStyle w:val="ListBullet"/>
-      </w:pPr>
-      <w:r>
-        <w:t>Basket Diameter: 1,050 mm (41.3 in)</w:t>
-      </w:r>
-    </w:p>
-    <w:p>
-      <w:pPr>
-        <w:pStyle w:val="ListBullet"/>
-      </w:pPr>
-      <w:r>
-        <w:t>Basket Depth: 500 mm (19.7 in)</w:t>
-      </w:r>
-    </w:p>
-    <w:p>
-      <w:pPr>
-        <w:pStyle w:val="ListBullet"/>
-      </w:pPr>
-      <w:r>
-        <w:t>Filtration Area: 1.65 m² (17.8 ft²)</w:t>
-      </w:r>
-    </w:p>
-    <w:p>
-      <w:pPr>
-        <w:pStyle w:val="ListBullet"/>
-      </w:pPr>
-      <w:r>
-        <w:t>Maximum Speed: 1,400 rpm</w:t>
-      </w:r>
-    </w:p>
-    <w:p>
-      <w:pPr>
-        <w:pStyle w:val="ListBullet"/>
-      </w:pPr>
-      <w:r>
-        <w:t>Load Weight: 230 kg (507 lb)</w:t>
-      </w:r>
-    </w:p>
-    <w:p>
-      <w:pPr>
-        <w:pStyle w:val="ListBullet"/>
-      </w:pPr>
-      <w:r>
-        <w:t>Motor Power: 22 kW (29.5 HP)</w:t>
-      </w:r>
-    </w:p>
-    <w:p>
-      <w:pPr>
-        <w:pStyle w:val="ListBullet"/>
-      </w:pPr>
-      <w:r>
-        <w:t>Material: Hastelloy</w:t>
-      </w:r>
-    </w:p>
-    <w:p>
-      <w:hyperlink r:id="rId19">
-        <w:r>
-          <w:rPr>
-            <w:color w:val="1155CC"/>
-            <w:u w:val="single"/>
-          </w:rPr>
-          <w:t xml:space="preserve">View Specs</w:t>
-        </w:r>
-      </w:hyperlink>
-      <w:r>
-        <w:t xml:space="preserve"> | </w:t>
-      </w:r>
-      <w:hyperlink r:id="rId19">
-        <w:r>
-          <w:rPr>
-            <w:color w:val="1155CC"/>
-            <w:u w:val="single"/>
-          </w:rPr>
-          <w:t xml:space="preserve">View IPP# 221718</w:t>
-        </w:r>
-      </w:hyperlink>
-    </w:p>
-    <w:p>
-      <w:hyperlink r:id="rId44">
-        <w:r>
-          <w:rPr>
-            <w:color w:val="1155CC"/>
-            <w:u w:val="single"/>
-          </w:rPr>
-          <w:t xml:space="preserve">Browse All Good Used Units on IMS</w:t>
-        </w:r>
-      </w:hyperlink>
-    </w:p>
-    <w:p>
-      <w:pPr>
-        <w:pStyle w:val="Heading3"/>
-      </w:pPr>
-      <w:r>
-        <w:t>Buy Refurbished Peeler Centrifuges</w:t>
-      </w:r>
-    </w:p>
-    <w:p>
-      <w:r>
-        <w:t>Refurbished peeler centrifuges in IPP's inventory include Krauss Maffei HZ125 and HZ900 and Alfa Laval HOZY units, listed on IMS with the condition grade Refurbished/Rebuilt.</w:t>
-      </w:r>
-    </w:p>
-    <w:p>
-      <w:pPr>
-        <w:pStyle w:val="Heading4"/>
-      </w:pPr>
-      <w:r>
-        <w:t>[Featured] Krauss Maffei HZ125 Austenitic SS, 1,250 mm (49.2 in) ([IPP# 206217](https://ims.internationalprocessplants.com/inventory/equipment/detail/peeler-centrifuge/206217))</w:t>
-      </w:r>
-    </w:p>
-    <w:p>
-      <w:r>
-        <w:t>Refurbished Krauss Maffei HZ125 peeler centrifuge with a stainless steel Austenitic basket, 1,250 mm (49.2 in) basket diameter and 625 mm (24.6 in) basket depth.</w:t>
-      </w:r>
-    </w:p>
-    <w:p>
-      <w:pPr>
-        <w:pStyle w:val="ListBullet"/>
-      </w:pPr>
-      <w:r>
-        <w:t>Basket Diameter: 1,250 mm (49.2 in)</w:t>
-      </w:r>
-    </w:p>
-    <w:p>
-      <w:pPr>
-        <w:pStyle w:val="ListBullet"/>
-      </w:pPr>
-      <w:r>
-        <w:t>Basket Depth: 625 mm (24.6 in)</w:t>
-      </w:r>
-    </w:p>
-    <w:p>
-      <w:pPr>
-        <w:pStyle w:val="ListBullet"/>
-      </w:pPr>
-      <w:r>
-        <w:t>Maximum Speed: 1,200 rpm</w:t>
-      </w:r>
-    </w:p>
-    <w:p>
-      <w:pPr>
-        <w:pStyle w:val="ListBullet"/>
-      </w:pPr>
-      <w:r>
-        <w:t>Load Weight: 437 kg (963 lb)</w:t>
-      </w:r>
-    </w:p>
-    <w:p>
-      <w:pPr>
-        <w:pStyle w:val="ListBullet"/>
-      </w:pPr>
-      <w:r>
-        <w:t>Motor Power: 45 kW (60.3 HP)</w:t>
-      </w:r>
-    </w:p>
-    <w:p>
-      <w:pPr>
-        <w:pStyle w:val="ListBullet"/>
-      </w:pPr>
-      <w:r>
-        <w:t>Material: Stainless Steel Austenitic</w:t>
-      </w:r>
-    </w:p>
-    <w:p>
-      <w:pPr>
-        <w:pStyle w:val="ListBullet"/>
-      </w:pPr>
-      <w:r>
-        <w:t>Condition: Refurbished</w:t>
-      </w:r>
-    </w:p>
-    <w:p>
-      <w:hyperlink r:id="rId20">
-        <w:r>
-          <w:rPr>
-            <w:color w:val="1155CC"/>
-            <w:u w:val="single"/>
-          </w:rPr>
-          <w:t xml:space="preserve">View Specs</w:t>
-        </w:r>
-      </w:hyperlink>
-      <w:r>
-        <w:t xml:space="preserve"> | </w:t>
-      </w:r>
-      <w:hyperlink r:id="rId20">
-        <w:r>
-          <w:rPr>
-            <w:color w:val="1155CC"/>
-            <w:u w:val="single"/>
-          </w:rPr>
-          <w:t xml:space="preserve">View IPP# 206217</w:t>
-        </w:r>
-      </w:hyperlink>
-    </w:p>
-    <w:p>
-      <w:pPr>
-        <w:pStyle w:val="Heading4"/>
-      </w:pPr>
-      <w:r>
-        <w:t>[Refurbished] Alfa Laval HOZHY650 SS 316, 650 mm (25.6 in) ([IPP# 45949](https://ims.internationalprocessplants.com/inventory/equipment/detail/peeler-centrifuge/45949))</w:t>
-      </w:r>
-    </w:p>
-    <w:p>
-      <w:r>
-        <w:t>Refurbished Alfa Laval HOZHY650 peeler centrifuge with a stainless steel 316 basket and 650 mm (25.6 in) basket diameter.</w:t>
-      </w:r>
-    </w:p>
-    <w:p>
-      <w:pPr>
-        <w:pStyle w:val="ListBullet"/>
-      </w:pPr>
-      <w:r>
-        <w:t>Basket Diameter: 650 mm (25.6 in)</w:t>
-      </w:r>
-    </w:p>
-    <w:p>
-      <w:pPr>
-        <w:pStyle w:val="ListBullet"/>
-      </w:pPr>
-      <w:r>
-        <w:t>Filtration Area: 0.82 m² (8.8 ft²)</w:t>
-      </w:r>
-    </w:p>
-    <w:p>
-      <w:pPr>
-        <w:pStyle w:val="ListBullet"/>
-      </w:pPr>
-      <w:r>
-        <w:t>Maximum Speed: 2,000 rpm</w:t>
-      </w:r>
-    </w:p>
-    <w:p>
-      <w:pPr>
-        <w:pStyle w:val="ListBullet"/>
-      </w:pPr>
-      <w:r>
-        <w:t>Load Weight: 65 kg (143.3 lb)</w:t>
-      </w:r>
-    </w:p>
-    <w:p>
-      <w:pPr>
-        <w:pStyle w:val="ListBullet"/>
-      </w:pPr>
-      <w:r>
-        <w:t>Motor Power: 6.5 kW (8.7 HP)</w:t>
-      </w:r>
-    </w:p>
-    <w:p>
-      <w:pPr>
-        <w:pStyle w:val="ListBullet"/>
-      </w:pPr>
-      <w:r>
-        <w:t>Material: Stainless Steel 316</w:t>
-      </w:r>
-    </w:p>
-    <w:p>
-      <w:pPr>
-        <w:pStyle w:val="ListBullet"/>
-      </w:pPr>
-      <w:r>
-        <w:t>Condition: Refurbished</w:t>
-      </w:r>
-    </w:p>
-    <w:p>
-      <w:hyperlink r:id="rId16">
-        <w:r>
-          <w:rPr>
-            <w:color w:val="1155CC"/>
-            <w:u w:val="single"/>
-          </w:rPr>
-          <w:t xml:space="preserve">View Specs</w:t>
-        </w:r>
-      </w:hyperlink>
-      <w:r>
-        <w:t xml:space="preserve"> | </w:t>
-      </w:r>
-      <w:hyperlink r:id="rId16">
-        <w:r>
-          <w:rPr>
-            <w:color w:val="1155CC"/>
-            <w:u w:val="single"/>
-          </w:rPr>
-          <w:t xml:space="preserve">View IPP# 45949</w:t>
-        </w:r>
-      </w:hyperlink>
-    </w:p>
-    <w:p>
-      <w:pPr>
-        <w:pStyle w:val="Heading4"/>
-      </w:pPr>
-      <w:r>
-        <w:t>[Refurbished] Krauss Maffei HZ-125 SS 316, 1,250 mm (50 in) ([IPP# 31288](https://ims.internationalprocessplants.com/inventory/equipment/detail/peeler-centrifuge/31288))</w:t>
-      </w:r>
-    </w:p>
-    <w:p>
-      <w:r>
-        <w:t>Refurbished Krauss Maffei HZ-125 peeler centrifuge with a stainless steel 316 basket and 1,250 mm (50 in) basket diameter.</w:t>
-      </w:r>
-    </w:p>
-    <w:p>
-      <w:pPr>
-        <w:pStyle w:val="ListBullet"/>
-      </w:pPr>
-      <w:r>
-        <w:t>Basket Diameter: 1,250 mm (50 in)</w:t>
-      </w:r>
-    </w:p>
-    <w:p>
-      <w:pPr>
-        <w:pStyle w:val="ListBullet"/>
-      </w:pPr>
-      <w:r>
-        <w:t>Maximum Speed: 1,200 rpm</w:t>
-      </w:r>
-    </w:p>
-    <w:p>
-      <w:pPr>
-        <w:pStyle w:val="ListBullet"/>
-      </w:pPr>
-      <w:r>
-        <w:t>Load Weight: 468 kg (1,050 lb)</w:t>
-      </w:r>
-    </w:p>
-    <w:p>
-      <w:pPr>
-        <w:pStyle w:val="ListBullet"/>
-      </w:pPr>
-      <w:r>
-        <w:t>Material: Stainless Steel 316</w:t>
-      </w:r>
-    </w:p>
-    <w:p>
-      <w:pPr>
-        <w:pStyle w:val="ListBullet"/>
-      </w:pPr>
-      <w:r>
-        <w:t>Condition: Refurbished</w:t>
-      </w:r>
-    </w:p>
-    <w:p>
-      <w:hyperlink r:id="rId45">
-        <w:r>
-          <w:rPr>
-            <w:color w:val="1155CC"/>
-            <w:u w:val="single"/>
-          </w:rPr>
-          <w:t xml:space="preserve">View Specs</w:t>
-        </w:r>
-      </w:hyperlink>
-      <w:r>
-        <w:t xml:space="preserve"> | </w:t>
-      </w:r>
-      <w:hyperlink r:id="rId45">
-        <w:r>
-          <w:rPr>
-            <w:color w:val="1155CC"/>
-            <w:u w:val="single"/>
-          </w:rPr>
-          <w:t xml:space="preserve">View IPP# 31288</w:t>
-        </w:r>
-      </w:hyperlink>
-    </w:p>
-    <w:p>
-      <w:hyperlink r:id="rId46">
-        <w:r>
-          <w:rPr>
-            <w:color w:val="1155CC"/>
-            <w:u w:val="single"/>
-          </w:rPr>
-          <w:t xml:space="preserve">Browse All Refurbished Units on IMS</w:t>
-        </w:r>
-      </w:hyperlink>
-    </w:p>
-    <w:p>
-      <w:pPr>
-        <w:pStyle w:val="Heading3"/>
-      </w:pPr>
-      <w:r>
-        <w:t>Buy Unused Surplus Peeler Centrifuges</w:t>
-      </w:r>
-    </w:p>
-    <w:p>
-      <w:r>
-        <w:t>Unused surplus peeler centrifuges in IPP's inventory include a ZVU OPH 630 EFHN with a 630 mm (24.8 in) austenitic stainless steel basket, listed on IMS with the condition grade Unused.</w:t>
-      </w:r>
-    </w:p>
-    <w:p>
-      <w:pPr>
-        <w:pStyle w:val="Heading4"/>
-      </w:pPr>
-      <w:r>
-        <w:t>[Unused surplus] ZVU OPH 630 EFHN Austenitic SS, 630 mm (24.8 in) ([IPP# 212741](https://ims.internationalprocessplants.com/inventory/equipment/detail/peeler-centrifuge/212741))</w:t>
-      </w:r>
-    </w:p>
-    <w:p>
-      <w:r>
-        <w:t>Unused surplus ZVU OPH 630 EFHN peeler centrifuge with a stainless steel Austenitic basket, 630 mm (24.8 in) basket diameter and 315 mm (12.4 in) basket depth.</w:t>
-      </w:r>
-    </w:p>
-    <w:p>
-      <w:pPr>
-        <w:pStyle w:val="ListBullet"/>
-      </w:pPr>
-      <w:r>
-        <w:t>Basket Diameter: 630 mm (24.8 in)</w:t>
-      </w:r>
-    </w:p>
-    <w:p>
-      <w:pPr>
-        <w:pStyle w:val="ListBullet"/>
-      </w:pPr>
-      <w:r>
-        <w:t>Basket Depth: 315 mm (12.4 in)</w:t>
-      </w:r>
-    </w:p>
-    <w:p>
-      <w:pPr>
-        <w:pStyle w:val="ListBullet"/>
-      </w:pPr>
-      <w:r>
-        <w:t>Filtration Area: 0.62 m² (6.7 ft²)</w:t>
-      </w:r>
-    </w:p>
-    <w:p>
-      <w:pPr>
-        <w:pStyle w:val="ListBullet"/>
-      </w:pPr>
-      <w:r>
-        <w:t>Maximum Speed: 2,380 rpm</w:t>
-      </w:r>
-    </w:p>
-    <w:p>
-      <w:pPr>
-        <w:pStyle w:val="ListBullet"/>
-      </w:pPr>
-      <w:r>
-        <w:t>Load Weight: 50 kg (110.2 lb)</w:t>
-      </w:r>
-    </w:p>
-    <w:p>
-      <w:pPr>
-        <w:pStyle w:val="ListBullet"/>
-      </w:pPr>
-      <w:r>
-        <w:t>Motor Power: 11 kW (14.8 HP)</w:t>
-      </w:r>
-    </w:p>
-    <w:p>
-      <w:pPr>
-        <w:pStyle w:val="ListBullet"/>
-      </w:pPr>
-      <w:r>
-        <w:t>Material: Stainless Steel Austenitic</w:t>
-      </w:r>
-    </w:p>
-    <w:p>
-      <w:hyperlink r:id="rId15">
-        <w:r>
-          <w:rPr>
-            <w:color w:val="1155CC"/>
-            <w:u w:val="single"/>
-          </w:rPr>
-          <w:t xml:space="preserve">View Specs</w:t>
-        </w:r>
-      </w:hyperlink>
-      <w:r>
-        <w:t xml:space="preserve"> | </w:t>
-      </w:r>
-      <w:hyperlink r:id="rId15">
+      <w:hyperlink r:id="rId12">
         <w:r>
           <w:rPr>
             <w:color w:val="1155CC"/>
@@ -3706,7 +3624,7 @@
       </w:hyperlink>
     </w:p>
     <w:p>
-      <w:hyperlink r:id="rId47">
+      <w:hyperlink r:id="rId43">
         <w:r>
           <w:rPr>
             <w:color w:val="1155CC"/>
@@ -4494,19 +4412,7 @@
         <w:t>Q: How does a peeler centrifuge work?</w:t>
       </w:r>
       <w:r>
-        <w:t xml:space="preserve"> A: A peeler centrifuge works on the principle of batch filtration in a rotating perforated basket. Slurry fills the basket, centrifugal force drives the liquid through the filter cloth, and the solids build a cake on the basket wall. The cake is washed and spun dry, then the basket slows to peeling speed and a peeler knife cuts the cake away so the solids drop through a discharge chute. A thin residual heel usually stays on the filter cloth for the next cycle, and IPP's </w:t>
-      </w:r>
-      <w:hyperlink r:id="rId48">
-        <w:r>
-          <w:rPr>
-            <w:color w:val="1155CC"/>
-            <w:u w:val="single"/>
-          </w:rPr>
-          <w:t xml:space="preserve">step-by-step guide</w:t>
-        </w:r>
-      </w:hyperlink>
-      <w:r>
-        <w:t xml:space="preserve"> covers each stage in detail.</w:t>
+        <w:t xml:space="preserve"> A: A peeler centrifuge works on the principle of batch filtration in a rotating perforated basket. Slurry fills the basket, centrifugal force drives the liquid through the filter cloth, and the solids build a cake on the basket wall. The cake is washed and spun dry, then the basket slows to peeling speed and a peeler knife cuts the cake away so the solids drop through a discharge chute. A thin residual heel usually stays on the filter cloth for the next cycle.</w:t>
       </w:r>
     </w:p>
     <w:p>
@@ -4550,19 +4456,7 @@
         <w:t>Q: What basket materials are available?</w:t>
       </w:r>
       <w:r>
-        <w:t xml:space="preserve"> A: IPP's peeler centrifuges have baskets in stainless steel 316, 316L, 904 and austenitic stainless steel, titanium, Hastelloy C-22, Hastelloy B and rubber-lined construction. Stainless steel 316 is the most common basket material in the inventory, followed by titanium, and IPP's </w:t>
-      </w:r>
-      <w:hyperlink r:id="rId49">
-        <w:r>
-          <w:rPr>
-            <w:color w:val="1155CC"/>
-            <w:u w:val="single"/>
-          </w:rPr>
-          <w:t xml:space="preserve">centrifuge materials guide</w:t>
-        </w:r>
-      </w:hyperlink>
-      <w:r>
-        <w:t xml:space="preserve"> compares 316 stainless steel, Hastelloy and duplex grades.</w:t>
+        <w:t xml:space="preserve"> A: IPP's peeler centrifuges have baskets in stainless steel 316, 316L, 904 and austenitic stainless steel, titanium, Hastelloy C-22, Hastelloy B and rubber-lined construction. Stainless steel 316 is the most common basket material in the inventory, followed by titanium.</w:t>
       </w:r>
     </w:p>
     <w:p>
@@ -4573,19 +4467,7 @@
         <w:t>Q: What basket sizes are available, and how do I find the right size?</w:t>
       </w:r>
       <w:r>
-        <w:t xml:space="preserve"> A: IPP's peeler centrifuges range from 630 mm (24.8 in) to 1,600 mm (63 in) basket diameter, with basket depths of 300 mm (11.8 in) to 813 mm (32 in) and load weights of 50 kg (110.2 lb) to 952 kg (2,100 lb). Share your batch size, solids loading and target cycle time with IPP, and the team will match units in stock to your requirements. IPP's </w:t>
-      </w:r>
-      <w:hyperlink r:id="rId50">
-        <w:r>
-          <w:rPr>
-            <w:color w:val="1155CC"/>
-            <w:u w:val="single"/>
-          </w:rPr>
-          <w:t xml:space="preserve">centrifuge sizing guide</w:t>
-        </w:r>
-      </w:hyperlink>
-      <w:r>
-        <w:t xml:space="preserve"> explains how basket size relates to throughput.</w:t>
+        <w:t xml:space="preserve"> A: IPP's peeler centrifuges range from 630 mm (24.8 in) to 1,600 mm (63 in) basket diameter, with basket depths of 300 mm (11.8 in) to 813 mm (32 in) and load weights of 50 kg (110.2 lb) to 952 kg (2,100 lb). Share your batch size, solids loading and target cycle time with IPP, and the team will match units in stock to your requirements.</w:t>
       </w:r>
     </w:p>
     <w:p>

--- a/docs/new-pages-for-review/peeler-centrifuges.docx
+++ b/docs/new-pages-for-review/peeler-centrifuges.docx
@@ -8,6 +8,21 @@
       </w:pPr>
       <w:r>
         <w:t>Buy Used Peeler Centrifuges for Sale</w:t>
+      </w:r>
+    </w:p>
+    <w:p>
+      <w:r>
+        <w:t>Buying used peeler centrifuges through International Process Plants (IPP) furnishes chemical, pharmaceutical, food and specialty manufacturers with batch filtering centrifuges from Krauss Maffei, Alfa Laval, Escher Wyss, Luwa-Heine, Ellerwerk and other OEM manufacturers. Basket diameters range from 630 mm (24.8 in) to 1,600 mm (63 in), with baskets in stainless steel, titanium, Hastelloy and rubber-lined construction. Buying used saves up to 50% of capital and 90% of lead time versus buying new. IPP has supplied process equipment worldwide since 1980, and its second hand peeler centrifuge machines are ready to buy and ship.</w:t>
+      </w:r>
+    </w:p>
+    <w:p>
+      <w:r>
+        <w:t>IPP carries good used, refurbished and unused surplus peeler centrifuges, the batch design in which a knife peels the filter cake from a rotating basket. The inventory includes Krauss Maffei HZ siphon models, basket depths from 300 mm (11.8 in) to 813 mm (32 in) and maximum speeds from 750 to 2,400 rpm.</w:t>
+      </w:r>
+    </w:p>
+    <w:p>
+      <w:r>
+        <w:t>Every peeler centrifuge listing on IPP's IMS inventory system states the basket diameter, basket depth, maximum speed, load weight and condition grade. New custom fabricated stainless steel equipment is available through IPP's Gale Process Solutions (GPS) subsidiary with 12 to 16 week average delivery.</w:t>
       </w:r>
     </w:p>
     <w:p>
@@ -47,15 +62,52 @@
     <w:p>
       <w:r>
         <w:rPr>
-          <w:color w:val="AAAAAA"/>
+          <w:b/>
         </w:rPr>
-        <w:t>────────────────────────────────────────────────────────────</w:t>
-      </w:r>
-    </w:p>
-    <w:p>
-      <w:r>
-        <w:t>[Product listing] Live IMS inventory of peeler centrifuges with filters (basket material, basket diameter, motor power, condition, manufacturer), sorting and See More, as on the live reactor page. Cards are generated from IMS data, so they are not part of this content review.</w:t>
-      </w:r>
+        <w:t>Featured Equipment:</w:t>
+      </w:r>
+    </w:p>
+    <w:p>
+      <w:pPr>
+        <w:pStyle w:val="ListBullet"/>
+      </w:pPr>
+      <w:hyperlink r:id="rId11">
+        <w:r>
+          <w:rPr>
+            <w:color w:val="1155CC"/>
+            <w:u w:val="single"/>
+          </w:rPr>
+          <w:t xml:space="preserve">Stainless Steel Baskets -- SS 316, 316L, 904 and austenitic baskets</w:t>
+        </w:r>
+      </w:hyperlink>
+    </w:p>
+    <w:p>
+      <w:pPr>
+        <w:pStyle w:val="ListBullet"/>
+      </w:pPr>
+      <w:hyperlink r:id="rId12">
+        <w:r>
+          <w:rPr>
+            <w:color w:val="1155CC"/>
+            <w:u w:val="single"/>
+          </w:rPr>
+          <w:t xml:space="preserve">Titanium &amp; Hastelloy Units -- Titanium and nickel alloy baskets</w:t>
+        </w:r>
+      </w:hyperlink>
+    </w:p>
+    <w:p>
+      <w:pPr>
+        <w:pStyle w:val="ListBullet"/>
+      </w:pPr>
+      <w:hyperlink r:id="rId13">
+        <w:r>
+          <w:rPr>
+            <w:color w:val="1155CC"/>
+            <w:u w:val="single"/>
+          </w:rPr>
+          <w:t xml:space="preserve">Refurbished &amp; Unused Units -- Rebuilt and unused surplus peeler centrifuges</w:t>
+        </w:r>
+      </w:hyperlink>
     </w:p>
     <w:p>
       <w:r>
@@ -66,16 +118,8 @@
       </w:r>
     </w:p>
     <w:p>
-      <w:pPr>
-        <w:pStyle w:val="Heading2"/>
-      </w:pPr>
-      <w:r>
-        <w:t>Browse Used Peeler Centrifuges by Material</w:t>
-      </w:r>
-    </w:p>
-    <w:p>
-      <w:r>
-        <w:t>IPP lists this inventory by basket material, following the material groups on its IMS inventory system: stainless steel, titanium, Hastelloy and rubber-lined.</w:t>
+      <w:r>
+        <w:t>[Product listing] Live IMS inventory of peeler centrifuges with filters (basket material, basket diameter, motor power, condition, manufacturer), sorting and See More, as on the live reactor page. Cards are generated from IMS data, so they are not part of this content review.</w:t>
       </w:r>
     </w:p>
     <w:p>
@@ -91,12 +135,33 @@
         <w:pStyle w:val="Heading2"/>
       </w:pPr>
       <w:r>
+        <w:t>Browse Used Peeler Centrifuges by Material</w:t>
+      </w:r>
+    </w:p>
+    <w:p>
+      <w:r>
+        <w:t>Basket material divides this inventory, following the material groups on IPP's IMS inventory system: stainless steel, titanium, Hastelloy and rubber-lined.</w:t>
+      </w:r>
+    </w:p>
+    <w:p>
+      <w:r>
+        <w:rPr>
+          <w:color w:val="AAAAAA"/>
+        </w:rPr>
+        <w:t>────────────────────────────────────────────────────────────</w:t>
+      </w:r>
+    </w:p>
+    <w:p>
+      <w:pPr>
+        <w:pStyle w:val="Heading2"/>
+      </w:pPr>
+      <w:r>
         <w:t>Buy Used Peeler Centrifuges by Basket Diameter</w:t>
       </w:r>
     </w:p>
     <w:p>
       <w:r>
-        <w:t>Basket diameter is the capacity figure IMS records for each peeler centrifuge, and IPP's inventory runs from 630 mm (24.8 in) to 1,600 mm (63 in). Each tab shows featured units in that size range, with a link to every matching unit on IMS.</w:t>
+        <w:t>Basket diameter is the capacity figure IMS records for each peeler centrifuge, and IPP's inventory runs from 630 mm (24.8 in) to 1,600 mm (63 in). Featured units fill each size tab, and its link opens every matching unit on IMS.</w:t>
       </w:r>
     </w:p>
     <w:p>
@@ -182,7 +247,7 @@
       </w:r>
     </w:p>
     <w:p>
-      <w:hyperlink r:id="rId11">
+      <w:hyperlink r:id="rId14">
         <w:r>
           <w:rPr>
             <w:color w:val="1155CC"/>
@@ -194,7 +259,7 @@
       <w:r>
         <w:t xml:space="preserve"> | </w:t>
       </w:r>
-      <w:hyperlink r:id="rId11">
+      <w:hyperlink r:id="rId14">
         <w:r>
           <w:rPr>
             <w:color w:val="1155CC"/>
@@ -263,214 +328,6 @@
       </w:pPr>
       <w:r>
         <w:t>Motor Power: 11 kW (14.8 HP)</w:t>
-      </w:r>
-    </w:p>
-    <w:p>
-      <w:pPr>
-        <w:pStyle w:val="ListBullet"/>
-      </w:pPr>
-      <w:r>
-        <w:t>Material: Stainless Steel Austenitic</w:t>
-      </w:r>
-    </w:p>
-    <w:p>
-      <w:hyperlink r:id="rId12">
-        <w:r>
-          <w:rPr>
-            <w:color w:val="1155CC"/>
-            <w:u w:val="single"/>
-          </w:rPr>
-          <w:t xml:space="preserve">View Specs</w:t>
-        </w:r>
-      </w:hyperlink>
-      <w:r>
-        <w:t xml:space="preserve"> | </w:t>
-      </w:r>
-      <w:hyperlink r:id="rId12">
-        <w:r>
-          <w:rPr>
-            <w:color w:val="1155CC"/>
-            <w:u w:val="single"/>
-          </w:rPr>
-          <w:t xml:space="preserve">View IPP# 212741</w:t>
-        </w:r>
-      </w:hyperlink>
-    </w:p>
-    <w:p>
-      <w:pPr>
-        <w:pStyle w:val="Heading4"/>
-      </w:pPr>
-      <w:r>
-        <w:t>[Refurbished] Alfa Laval HOZHY650 SS 316, 650 mm (25.6 in) ([IPP# 45949](https://ims.internationalprocessplants.com/inventory/equipment/detail/peeler-centrifuge/45949))</w:t>
-      </w:r>
-    </w:p>
-    <w:p>
-      <w:r>
-        <w:t>Refurbished Alfa Laval HOZHY650 peeler centrifuge with a stainless steel 316 basket and 650 mm (25.6 in) basket diameter.</w:t>
-      </w:r>
-    </w:p>
-    <w:p>
-      <w:pPr>
-        <w:pStyle w:val="ListBullet"/>
-      </w:pPr>
-      <w:r>
-        <w:t>Basket Diameter: 650 mm (25.6 in)</w:t>
-      </w:r>
-    </w:p>
-    <w:p>
-      <w:pPr>
-        <w:pStyle w:val="ListBullet"/>
-      </w:pPr>
-      <w:r>
-        <w:t>Filtration Area: 0.82 m² (8.8 ft²)</w:t>
-      </w:r>
-    </w:p>
-    <w:p>
-      <w:pPr>
-        <w:pStyle w:val="ListBullet"/>
-      </w:pPr>
-      <w:r>
-        <w:t>Maximum Speed: 2,000 rpm</w:t>
-      </w:r>
-    </w:p>
-    <w:p>
-      <w:pPr>
-        <w:pStyle w:val="ListBullet"/>
-      </w:pPr>
-      <w:r>
-        <w:t>Load Weight: 65 kg (143.3 lb)</w:t>
-      </w:r>
-    </w:p>
-    <w:p>
-      <w:pPr>
-        <w:pStyle w:val="ListBullet"/>
-      </w:pPr>
-      <w:r>
-        <w:t>Motor Power: 6.5 kW (8.7 HP)</w:t>
-      </w:r>
-    </w:p>
-    <w:p>
-      <w:pPr>
-        <w:pStyle w:val="ListBullet"/>
-      </w:pPr>
-      <w:r>
-        <w:t>Material: Stainless Steel 316</w:t>
-      </w:r>
-    </w:p>
-    <w:p>
-      <w:pPr>
-        <w:pStyle w:val="ListBullet"/>
-      </w:pPr>
-      <w:r>
-        <w:t>Condition: Refurbished</w:t>
-      </w:r>
-    </w:p>
-    <w:p>
-      <w:hyperlink r:id="rId13">
-        <w:r>
-          <w:rPr>
-            <w:color w:val="1155CC"/>
-            <w:u w:val="single"/>
-          </w:rPr>
-          <w:t xml:space="preserve">View Specs</w:t>
-        </w:r>
-      </w:hyperlink>
-      <w:r>
-        <w:t xml:space="preserve"> | </w:t>
-      </w:r>
-      <w:hyperlink r:id="rId13">
-        <w:r>
-          <w:rPr>
-            <w:color w:val="1155CC"/>
-            <w:u w:val="single"/>
-          </w:rPr>
-          <w:t xml:space="preserve">View IPP# 45949</w:t>
-        </w:r>
-      </w:hyperlink>
-    </w:p>
-    <w:p>
-      <w:hyperlink r:id="rId14">
-        <w:r>
-          <w:rPr>
-            <w:color w:val="1155CC"/>
-            <w:u w:val="single"/>
-          </w:rPr>
-          <w:t xml:space="preserve">Browse All Peeler Centrifuges Up to 900 mm (35.4 in) on IMS</w:t>
-        </w:r>
-      </w:hyperlink>
-    </w:p>
-    <w:p>
-      <w:pPr>
-        <w:pStyle w:val="Heading3"/>
-      </w:pPr>
-      <w:r>
-        <w:t>Buy Used Peeler Centrifuges from 960 to 1,250 mm (37.8 to 49.2 in)</w:t>
-      </w:r>
-    </w:p>
-    <w:p>
-      <w:r>
-        <w:t>Units from 960 to 1,250 mm (37.8 to 49.2 in) carry stainless steel 316, 316L, titanium, Hastelloy and rubber-lined baskets from Krauss Maffei, Alfa Laval, Luwa-Heine, Escher Wyss, GFT Trenntechnik and Ferrum.</w:t>
-      </w:r>
-    </w:p>
-    <w:p>
-      <w:pPr>
-        <w:pStyle w:val="Heading4"/>
-      </w:pPr>
-      <w:r>
-        <w:t>[Featured] Krauss Maffei HZ-125 Austenitic SS, 1,250 mm (49.2 in) ([IPP# 206218](https://ims.internationalprocessplants.com/inventory/equipment/detail/peeler-centrifuge/206218))</w:t>
-      </w:r>
-    </w:p>
-    <w:p>
-      <w:r>
-        <w:t>Good used Krauss Maffei HZ-125 peeler centrifuge with a stainless steel Austenitic basket, 1,250 mm (49.2 in) basket diameter and 625 mm (24.6 in) basket depth.</w:t>
-      </w:r>
-    </w:p>
-    <w:p>
-      <w:pPr>
-        <w:pStyle w:val="ListBullet"/>
-      </w:pPr>
-      <w:r>
-        <w:t>Basket Diameter: 1,250 mm (49.2 in)</w:t>
-      </w:r>
-    </w:p>
-    <w:p>
-      <w:pPr>
-        <w:pStyle w:val="ListBullet"/>
-      </w:pPr>
-      <w:r>
-        <w:t>Basket Depth: 625 mm (24.6 in)</w:t>
-      </w:r>
-    </w:p>
-    <w:p>
-      <w:pPr>
-        <w:pStyle w:val="ListBullet"/>
-      </w:pPr>
-      <w:r>
-        <w:t>Filtration Area: 0.016 m² (0.17 ft²)</w:t>
-      </w:r>
-    </w:p>
-    <w:p>
-      <w:pPr>
-        <w:pStyle w:val="ListBullet"/>
-      </w:pPr>
-      <w:r>
-        <w:t>Maximum Speed: 1,200 rpm</w:t>
-      </w:r>
-    </w:p>
-    <w:p>
-      <w:pPr>
-        <w:pStyle w:val="ListBullet"/>
-      </w:pPr>
-      <w:r>
-        <w:t>Load Weight: 437 kg (963 lb)</w:t>
-      </w:r>
-    </w:p>
-    <w:p>
-      <w:pPr>
-        <w:pStyle w:val="ListBullet"/>
-      </w:pPr>
-      <w:r>
-        <w:t>Motor Power: 45 kW (60.3 HP)</w:t>
       </w:r>
     </w:p>
     <w:p>
@@ -500,7 +357,7 @@
             <w:color w:val="1155CC"/>
             <w:u w:val="single"/>
           </w:rPr>
-          <w:t xml:space="preserve">View IPP# 206218</w:t>
+          <w:t xml:space="preserve">View IPP# 212741</w:t>
         </w:r>
       </w:hyperlink>
     </w:p>
@@ -509,12 +366,12 @@
         <w:pStyle w:val="Heading4"/>
       </w:pPr>
       <w:r>
-        <w:t>[Featured] Ellerwerk 937-H Hastelloy, 1,050 mm (41.3 in) ([IPP# 221718](https://ims.internationalprocessplants.com/inventory/equipment/detail/peeler-centrifuge/221718))</w:t>
-      </w:r>
-    </w:p>
-    <w:p>
-      <w:r>
-        <w:t>Good used Ellerwerk 937-H peeler centrifuge with a Hastelloy basket, 1,050 mm (41.3 in) basket diameter and 500 mm (19.7 in) basket depth.</w:t>
+        <w:t>[Refurbished] Alfa Laval HOZHY650 SS 316, 650 mm (25.6 in) ([IPP# 45949](https://ims.internationalprocessplants.com/inventory/equipment/detail/peeler-centrifuge/45949))</w:t>
+      </w:r>
+    </w:p>
+    <w:p>
+      <w:r>
+        <w:t>Refurbished Alfa Laval HOZHY650 peeler centrifuge with a stainless steel 316 basket and 650 mm (25.6 in) basket diameter.</w:t>
       </w:r>
     </w:p>
     <w:p>
@@ -522,7 +379,7 @@
         <w:pStyle w:val="ListBullet"/>
       </w:pPr>
       <w:r>
-        <w:t>Basket Diameter: 1,050 mm (41.3 in)</w:t>
+        <w:t>Basket Diameter: 650 mm (25.6 in)</w:t>
       </w:r>
     </w:p>
     <w:p>
@@ -530,7 +387,7 @@
         <w:pStyle w:val="ListBullet"/>
       </w:pPr>
       <w:r>
-        <w:t>Basket Depth: 500 mm (19.7 in)</w:t>
+        <w:t>Filtration Area: 0.82 m² (8.8 ft²)</w:t>
       </w:r>
     </w:p>
     <w:p>
@@ -538,7 +395,7 @@
         <w:pStyle w:val="ListBullet"/>
       </w:pPr>
       <w:r>
-        <w:t>Filtration Area: 1.65 m² (17.8 ft²)</w:t>
+        <w:t>Maximum Speed: 2,000 rpm</w:t>
       </w:r>
     </w:p>
     <w:p>
@@ -546,7 +403,7 @@
         <w:pStyle w:val="ListBullet"/>
       </w:pPr>
       <w:r>
-        <w:t>Maximum Speed: 1,400 rpm</w:t>
+        <w:t>Load Weight: 65 kg (143.3 lb)</w:t>
       </w:r>
     </w:p>
     <w:p>
@@ -554,7 +411,7 @@
         <w:pStyle w:val="ListBullet"/>
       </w:pPr>
       <w:r>
-        <w:t>Load Weight: 230 kg (507 lb)</w:t>
+        <w:t>Motor Power: 6.5 kW (8.7 HP)</w:t>
       </w:r>
     </w:p>
     <w:p>
@@ -562,7 +419,7 @@
         <w:pStyle w:val="ListBullet"/>
       </w:pPr>
       <w:r>
-        <w:t>Motor Power: 22 kW (29.5 HP)</w:t>
+        <w:t>Material: Stainless Steel 316</w:t>
       </w:r>
     </w:p>
     <w:p>
@@ -570,7 +427,7 @@
         <w:pStyle w:val="ListBullet"/>
       </w:pPr>
       <w:r>
-        <w:t>Material: Hastelloy</w:t>
+        <w:t>Condition: Refurbished</w:t>
       </w:r>
     </w:p>
     <w:p>
@@ -592,21 +449,45 @@
             <w:color w:val="1155CC"/>
             <w:u w:val="single"/>
           </w:rPr>
-          <w:t xml:space="preserve">View IPP# 221718</w:t>
+          <w:t xml:space="preserve">View IPP# 45949</w:t>
         </w:r>
       </w:hyperlink>
     </w:p>
     <w:p>
+      <w:hyperlink r:id="rId17">
+        <w:r>
+          <w:rPr>
+            <w:color w:val="1155CC"/>
+            <w:u w:val="single"/>
+          </w:rPr>
+          <w:t xml:space="preserve">Browse All Peeler Centrifuges Up to 900 mm (35.4 in) on IMS</w:t>
+        </w:r>
+      </w:hyperlink>
+    </w:p>
+    <w:p>
+      <w:pPr>
+        <w:pStyle w:val="Heading3"/>
+      </w:pPr>
+      <w:r>
+        <w:t>Buy Used Peeler Centrifuges from 960 to 1,250 mm (37.8 to 49.2 in)</w:t>
+      </w:r>
+    </w:p>
+    <w:p>
+      <w:r>
+        <w:t>Units from 960 to 1,250 mm (37.8 to 49.2 in) carry stainless steel 316, 316L, titanium, Hastelloy and rubber-lined baskets from Krauss Maffei, Alfa Laval, Luwa-Heine, Escher Wyss, GFT Trenntechnik and Ferrum.</w:t>
+      </w:r>
+    </w:p>
+    <w:p>
       <w:pPr>
         <w:pStyle w:val="Heading4"/>
       </w:pPr>
       <w:r>
-        <w:t>[Featured] Krauss Maffei HZ125 Austenitic SS, 1,250 mm (49.2 in) ([IPP# 206217](https://ims.internationalprocessplants.com/inventory/equipment/detail/peeler-centrifuge/206217))</w:t>
-      </w:r>
-    </w:p>
-    <w:p>
-      <w:r>
-        <w:t>Refurbished Krauss Maffei HZ125 peeler centrifuge with a stainless steel Austenitic basket, 1,250 mm (49.2 in) basket diameter and 625 mm (24.6 in) basket depth.</w:t>
+        <w:t>[Featured] Krauss Maffei HZ-125 Austenitic SS, 1,250 mm (49.2 in) ([IPP# 206218](https://ims.internationalprocessplants.com/inventory/equipment/detail/peeler-centrifuge/206218))</w:t>
+      </w:r>
+    </w:p>
+    <w:p>
+      <w:r>
+        <w:t>Good used Krauss Maffei HZ-125 peeler centrifuge with a stainless steel Austenitic basket, 1,250 mm (49.2 in) basket diameter and 625 mm (24.6 in) basket depth.</w:t>
       </w:r>
     </w:p>
     <w:p>
@@ -630,6 +511,14 @@
         <w:pStyle w:val="ListBullet"/>
       </w:pPr>
       <w:r>
+        <w:t>Filtration Area: 0.016 m² (0.17 ft²)</w:t>
+      </w:r>
+    </w:p>
+    <w:p>
+      <w:pPr>
+        <w:pStyle w:val="ListBullet"/>
+      </w:pPr>
+      <w:r>
         <w:t>Maximum Speed: 1,200 rpm</w:t>
       </w:r>
     </w:p>
@@ -658,15 +547,7 @@
       </w:r>
     </w:p>
     <w:p>
-      <w:pPr>
-        <w:pStyle w:val="ListBullet"/>
-      </w:pPr>
-      <w:r>
-        <w:t>Condition: Refurbished</w:t>
-      </w:r>
-    </w:p>
-    <w:p>
-      <w:hyperlink r:id="rId17">
+      <w:hyperlink r:id="rId18">
         <w:r>
           <w:rPr>
             <w:color w:val="1155CC"/>
@@ -678,51 +559,27 @@
       <w:r>
         <w:t xml:space="preserve"> | </w:t>
       </w:r>
-      <w:hyperlink r:id="rId17">
-        <w:r>
-          <w:rPr>
-            <w:color w:val="1155CC"/>
-            <w:u w:val="single"/>
-          </w:rPr>
-          <w:t xml:space="preserve">View IPP# 206217</w:t>
-        </w:r>
-      </w:hyperlink>
-    </w:p>
-    <w:p>
       <w:hyperlink r:id="rId18">
         <w:r>
           <w:rPr>
             <w:color w:val="1155CC"/>
             <w:u w:val="single"/>
           </w:rPr>
-          <w:t xml:space="preserve">Browse All Peeler Centrifuges 960 to 1,250 mm (37.8 to 49.2 in) on IMS</w:t>
+          <w:t xml:space="preserve">View IPP# 206218</w:t>
         </w:r>
       </w:hyperlink>
     </w:p>
     <w:p>
       <w:pPr>
-        <w:pStyle w:val="Heading3"/>
-      </w:pPr>
-      <w:r>
-        <w:t>Buy Used Peeler Centrifuges over 1,250 mm (49.2 in)</w:t>
-      </w:r>
-    </w:p>
-    <w:p>
-      <w:r>
-        <w:t>Units over 1,250 mm (49.2 in) reach 1,600 mm (63 in) and include stainless steel 316, SS 904, Hastelloy B and rubber-lined baskets from Krauss Maffei, Escher Wyss, Ellerwerk, Robatel and Alfa Laval.</w:t>
-      </w:r>
-    </w:p>
-    <w:p>
-      <w:pPr>
         <w:pStyle w:val="Heading4"/>
       </w:pPr>
       <w:r>
-        <w:t>Krauss Maffei HZ160 SS 316, 1,600 mm (63 in) ([IPP# 246419](https://ims.internationalprocessplants.com/inventory/equipment/detail/peeler-centrifuge/246419))</w:t>
-      </w:r>
-    </w:p>
-    <w:p>
-      <w:r>
-        <w:t>Good used Krauss Maffei HZ160 peeler centrifuge with a stainless steel 316 basket and 1,600 mm (63 in) basket diameter.</w:t>
+        <w:t>[Featured] Ellerwerk 937-H Hastelloy, 1,050 mm (41.3 in) ([IPP# 221718](https://ims.internationalprocessplants.com/inventory/equipment/detail/peeler-centrifuge/221718))</w:t>
+      </w:r>
+    </w:p>
+    <w:p>
+      <w:r>
+        <w:t>Good used Ellerwerk 937-H peeler centrifuge with a Hastelloy basket, 1,050 mm (41.3 in) basket diameter and 500 mm (19.7 in) basket depth.</w:t>
       </w:r>
     </w:p>
     <w:p>
@@ -730,7 +587,7 @@
         <w:pStyle w:val="ListBullet"/>
       </w:pPr>
       <w:r>
-        <w:t>Basket Diameter: 1,600 mm (63 in)</w:t>
+        <w:t>Basket Diameter: 1,050 mm (41.3 in)</w:t>
       </w:r>
     </w:p>
     <w:p>
@@ -738,7 +595,7 @@
         <w:pStyle w:val="ListBullet"/>
       </w:pPr>
       <w:r>
-        <w:t>Maximum Speed: 880 rpm</w:t>
+        <w:t>Basket Depth: 500 mm (19.7 in)</w:t>
       </w:r>
     </w:p>
     <w:p>
@@ -746,7 +603,7 @@
         <w:pStyle w:val="ListBullet"/>
       </w:pPr>
       <w:r>
-        <w:t>Load Weight: 854 kg (1,900 lb)</w:t>
+        <w:t>Filtration Area: 1.65 m² (17.8 ft²)</w:t>
       </w:r>
     </w:p>
     <w:p>
@@ -754,7 +611,7 @@
         <w:pStyle w:val="ListBullet"/>
       </w:pPr>
       <w:r>
-        <w:t>Motor Power: 75 kW (100.6 HP)</w:t>
+        <w:t>Maximum Speed: 1,400 rpm</w:t>
       </w:r>
     </w:p>
     <w:p>
@@ -762,7 +619,7 @@
         <w:pStyle w:val="ListBullet"/>
       </w:pPr>
       <w:r>
-        <w:t>Material: Stainless Steel 316</w:t>
+        <w:t>Load Weight: 230 kg (507 lb)</w:t>
       </w:r>
     </w:p>
     <w:p>
@@ -770,7 +627,15 @@
         <w:pStyle w:val="ListBullet"/>
       </w:pPr>
       <w:r>
-        <w:t>Condition: Good used</w:t>
+        <w:t>Motor Power: 22 kW (29.5 HP)</w:t>
+      </w:r>
+    </w:p>
+    <w:p>
+      <w:pPr>
+        <w:pStyle w:val="ListBullet"/>
+      </w:pPr>
+      <w:r>
+        <w:t>Material: Hastelloy</w:t>
       </w:r>
     </w:p>
     <w:p>
@@ -792,7 +657,7 @@
             <w:color w:val="1155CC"/>
             <w:u w:val="single"/>
           </w:rPr>
-          <w:t xml:space="preserve">View IPP# 246419</w:t>
+          <w:t xml:space="preserve">View IPP# 221718</w:t>
         </w:r>
       </w:hyperlink>
     </w:p>
@@ -801,12 +666,12 @@
         <w:pStyle w:val="Heading4"/>
       </w:pPr>
       <w:r>
-        <w:t>Krauss Maffei HZ1302 SS 316, 1,350 mm (52.4 in) ([IPP# 103219](https://ims.internationalprocessplants.com/inventory/equipment/detail/peeler-centrifuge/103219))</w:t>
-      </w:r>
-    </w:p>
-    <w:p>
-      <w:r>
-        <w:t>Good used Krauss Maffei HZ1302 peeler centrifuge with a stainless steel 316 basket, 1,350 mm (52.4 in) basket diameter and 570 mm (22.4 in) basket depth.</w:t>
+        <w:t>[Featured] Krauss Maffei HZ125 Austenitic SS, 1,250 mm (49.2 in) ([IPP# 206217](https://ims.internationalprocessplants.com/inventory/equipment/detail/peeler-centrifuge/206217))</w:t>
+      </w:r>
+    </w:p>
+    <w:p>
+      <w:r>
+        <w:t>Refurbished Krauss Maffei HZ125 peeler centrifuge with a stainless steel Austenitic basket, 1,250 mm (49.2 in) basket diameter and 625 mm (24.6 in) basket depth.</w:t>
       </w:r>
     </w:p>
     <w:p>
@@ -814,7 +679,7 @@
         <w:pStyle w:val="ListBullet"/>
       </w:pPr>
       <w:r>
-        <w:t>Basket Diameter: 1,350 mm (52.4 in)</w:t>
+        <w:t>Basket Diameter: 1,250 mm (49.2 in)</w:t>
       </w:r>
     </w:p>
     <w:p>
@@ -822,7 +687,7 @@
         <w:pStyle w:val="ListBullet"/>
       </w:pPr>
       <w:r>
-        <w:t>Basket Depth: 570 mm (22.4 in)</w:t>
+        <w:t>Basket Depth: 625 mm (24.6 in)</w:t>
       </w:r>
     </w:p>
     <w:p>
@@ -830,7 +695,7 @@
         <w:pStyle w:val="ListBullet"/>
       </w:pPr>
       <w:r>
-        <w:t>Filtration Area: 0.08 m² (0.86 ft²)</w:t>
+        <w:t>Maximum Speed: 1,200 rpm</w:t>
       </w:r>
     </w:p>
     <w:p>
@@ -838,7 +703,7 @@
         <w:pStyle w:val="ListBullet"/>
       </w:pPr>
       <w:r>
-        <w:t>Maximum Speed: 1,430 rpm</w:t>
+        <w:t>Load Weight: 437 kg (963 lb)</w:t>
       </w:r>
     </w:p>
     <w:p>
@@ -846,7 +711,7 @@
         <w:pStyle w:val="ListBullet"/>
       </w:pPr>
       <w:r>
-        <w:t>Load Weight: 350 kg (772 lb)</w:t>
+        <w:t>Motor Power: 45 kW (60.3 HP)</w:t>
       </w:r>
     </w:p>
     <w:p>
@@ -854,7 +719,7 @@
         <w:pStyle w:val="ListBullet"/>
       </w:pPr>
       <w:r>
-        <w:t>Motor Power: 74.6 kW (100 HP)</w:t>
+        <w:t>Material: Stainless Steel Austenitic</w:t>
       </w:r>
     </w:p>
     <w:p>
@@ -862,7 +727,7 @@
         <w:pStyle w:val="ListBullet"/>
       </w:pPr>
       <w:r>
-        <w:t>Material: Stainless Steel 316</w:t>
+        <w:t>Condition: Refurbished</w:t>
       </w:r>
     </w:p>
     <w:p>
@@ -884,21 +749,45 @@
             <w:color w:val="1155CC"/>
             <w:u w:val="single"/>
           </w:rPr>
-          <w:t xml:space="preserve">View IPP# 103219</w:t>
+          <w:t xml:space="preserve">View IPP# 206217</w:t>
         </w:r>
       </w:hyperlink>
     </w:p>
     <w:p>
+      <w:hyperlink r:id="rId21">
+        <w:r>
+          <w:rPr>
+            <w:color w:val="1155CC"/>
+            <w:u w:val="single"/>
+          </w:rPr>
+          <w:t xml:space="preserve">Browse All Peeler Centrifuges 960 to 1,250 mm (37.8 to 49.2 in) on IMS</w:t>
+        </w:r>
+      </w:hyperlink>
+    </w:p>
+    <w:p>
+      <w:pPr>
+        <w:pStyle w:val="Heading3"/>
+      </w:pPr>
+      <w:r>
+        <w:t>Buy Used Peeler Centrifuges over 1,250 mm (49.2 in)</w:t>
+      </w:r>
+    </w:p>
+    <w:p>
+      <w:r>
+        <w:t>Units over 1,250 mm (49.2 in) reach 1,600 mm (63 in) and include stainless steel 316, SS 904, Hastelloy B and rubber-lined baskets from Krauss Maffei, Escher Wyss, Ellerwerk, Robatel and Alfa Laval.</w:t>
+      </w:r>
+    </w:p>
+    <w:p>
       <w:pPr>
         <w:pStyle w:val="Heading4"/>
       </w:pPr>
       <w:r>
-        <w:t>Escher Wyss H160 Rubber-Lined, 1,600 mm (63 in) ([IPP# 204437](https://ims.internationalprocessplants.com/inventory/equipment/detail/peeler-centrifuge/204437))</w:t>
-      </w:r>
-    </w:p>
-    <w:p>
-      <w:r>
-        <w:t>Good used Escher Wyss H160 peeler centrifuge with a Rubber-lined basket, 1,600 mm (63 in) basket diameter and 800 mm (31.5 in) basket depth.</w:t>
+        <w:t>Krauss Maffei HZ160 SS 316, 1,600 mm (63 in) ([IPP# 246419](https://ims.internationalprocessplants.com/inventory/equipment/detail/peeler-centrifuge/246419))</w:t>
+      </w:r>
+    </w:p>
+    <w:p>
+      <w:r>
+        <w:t>Good used Krauss Maffei HZ160 peeler centrifuge with a stainless steel 316 basket and 1,600 mm (63 in) basket diameter.</w:t>
       </w:r>
     </w:p>
     <w:p>
@@ -914,7 +803,7 @@
         <w:pStyle w:val="ListBullet"/>
       </w:pPr>
       <w:r>
-        <w:t>Basket Depth: 800 mm (31.5 in)</w:t>
+        <w:t>Maximum Speed: 880 rpm</w:t>
       </w:r>
     </w:p>
     <w:p>
@@ -922,7 +811,7 @@
         <w:pStyle w:val="ListBullet"/>
       </w:pPr>
       <w:r>
-        <w:t>Filtration Area: 4 m² (43.1 ft²)</w:t>
+        <w:t>Load Weight: 854 kg (1,900 lb)</w:t>
       </w:r>
     </w:p>
     <w:p>
@@ -930,7 +819,7 @@
         <w:pStyle w:val="ListBullet"/>
       </w:pPr>
       <w:r>
-        <w:t>Maximum Speed: 955 rpm</w:t>
+        <w:t>Motor Power: 75 kW (100.6 HP)</w:t>
       </w:r>
     </w:p>
     <w:p>
@@ -938,7 +827,7 @@
         <w:pStyle w:val="ListBullet"/>
       </w:pPr>
       <w:r>
-        <w:t>Load Weight: 952 kg (2,100 lb)</w:t>
+        <w:t>Material: Stainless Steel 316</w:t>
       </w:r>
     </w:p>
     <w:p>
@@ -946,19 +835,11 @@
         <w:pStyle w:val="ListBullet"/>
       </w:pPr>
       <w:r>
-        <w:t>Material: Rubber-lined</w:t>
-      </w:r>
-    </w:p>
-    <w:p>
-      <w:pPr>
-        <w:pStyle w:val="ListBullet"/>
-      </w:pPr>
-      <w:r>
         <w:t>Condition: Good used</w:t>
       </w:r>
     </w:p>
     <w:p>
-      <w:hyperlink r:id="rId21">
+      <w:hyperlink r:id="rId22">
         <w:r>
           <w:rPr>
             <w:color w:val="1155CC"/>
@@ -970,7 +851,191 @@
       <w:r>
         <w:t xml:space="preserve"> | </w:t>
       </w:r>
-      <w:hyperlink r:id="rId21">
+      <w:hyperlink r:id="rId22">
+        <w:r>
+          <w:rPr>
+            <w:color w:val="1155CC"/>
+            <w:u w:val="single"/>
+          </w:rPr>
+          <w:t xml:space="preserve">View IPP# 246419</w:t>
+        </w:r>
+      </w:hyperlink>
+    </w:p>
+    <w:p>
+      <w:pPr>
+        <w:pStyle w:val="Heading4"/>
+      </w:pPr>
+      <w:r>
+        <w:t>Krauss Maffei HZ1302 SS 316, 1,350 mm (52.4 in) ([IPP# 103219](https://ims.internationalprocessplants.com/inventory/equipment/detail/peeler-centrifuge/103219))</w:t>
+      </w:r>
+    </w:p>
+    <w:p>
+      <w:r>
+        <w:t>Good used Krauss Maffei HZ1302 peeler centrifuge with a stainless steel 316 basket, 1,350 mm (52.4 in) basket diameter and 570 mm (22.4 in) basket depth.</w:t>
+      </w:r>
+    </w:p>
+    <w:p>
+      <w:pPr>
+        <w:pStyle w:val="ListBullet"/>
+      </w:pPr>
+      <w:r>
+        <w:t>Basket Diameter: 1,350 mm (52.4 in)</w:t>
+      </w:r>
+    </w:p>
+    <w:p>
+      <w:pPr>
+        <w:pStyle w:val="ListBullet"/>
+      </w:pPr>
+      <w:r>
+        <w:t>Basket Depth: 570 mm (22.4 in)</w:t>
+      </w:r>
+    </w:p>
+    <w:p>
+      <w:pPr>
+        <w:pStyle w:val="ListBullet"/>
+      </w:pPr>
+      <w:r>
+        <w:t>Filtration Area: 0.08 m² (0.86 ft²)</w:t>
+      </w:r>
+    </w:p>
+    <w:p>
+      <w:pPr>
+        <w:pStyle w:val="ListBullet"/>
+      </w:pPr>
+      <w:r>
+        <w:t>Maximum Speed: 1,430 rpm</w:t>
+      </w:r>
+    </w:p>
+    <w:p>
+      <w:pPr>
+        <w:pStyle w:val="ListBullet"/>
+      </w:pPr>
+      <w:r>
+        <w:t>Load Weight: 350 kg (772 lb)</w:t>
+      </w:r>
+    </w:p>
+    <w:p>
+      <w:pPr>
+        <w:pStyle w:val="ListBullet"/>
+      </w:pPr>
+      <w:r>
+        <w:t>Motor Power: 74.6 kW (100 HP)</w:t>
+      </w:r>
+    </w:p>
+    <w:p>
+      <w:pPr>
+        <w:pStyle w:val="ListBullet"/>
+      </w:pPr>
+      <w:r>
+        <w:t>Material: Stainless Steel 316</w:t>
+      </w:r>
+    </w:p>
+    <w:p>
+      <w:hyperlink r:id="rId23">
+        <w:r>
+          <w:rPr>
+            <w:color w:val="1155CC"/>
+            <w:u w:val="single"/>
+          </w:rPr>
+          <w:t xml:space="preserve">View Specs</w:t>
+        </w:r>
+      </w:hyperlink>
+      <w:r>
+        <w:t xml:space="preserve"> | </w:t>
+      </w:r>
+      <w:hyperlink r:id="rId23">
+        <w:r>
+          <w:rPr>
+            <w:color w:val="1155CC"/>
+            <w:u w:val="single"/>
+          </w:rPr>
+          <w:t xml:space="preserve">View IPP# 103219</w:t>
+        </w:r>
+      </w:hyperlink>
+    </w:p>
+    <w:p>
+      <w:pPr>
+        <w:pStyle w:val="Heading4"/>
+      </w:pPr>
+      <w:r>
+        <w:t>Escher Wyss H160 Rubber-Lined, 1,600 mm (63 in) ([IPP# 204437](https://ims.internationalprocessplants.com/inventory/equipment/detail/peeler-centrifuge/204437))</w:t>
+      </w:r>
+    </w:p>
+    <w:p>
+      <w:r>
+        <w:t>Good used Escher Wyss H160 peeler centrifuge with a Rubber-lined basket, 1,600 mm (63 in) basket diameter and 800 mm (31.5 in) basket depth.</w:t>
+      </w:r>
+    </w:p>
+    <w:p>
+      <w:pPr>
+        <w:pStyle w:val="ListBullet"/>
+      </w:pPr>
+      <w:r>
+        <w:t>Basket Diameter: 1,600 mm (63 in)</w:t>
+      </w:r>
+    </w:p>
+    <w:p>
+      <w:pPr>
+        <w:pStyle w:val="ListBullet"/>
+      </w:pPr>
+      <w:r>
+        <w:t>Basket Depth: 800 mm (31.5 in)</w:t>
+      </w:r>
+    </w:p>
+    <w:p>
+      <w:pPr>
+        <w:pStyle w:val="ListBullet"/>
+      </w:pPr>
+      <w:r>
+        <w:t>Filtration Area: 4 m² (43.1 ft²)</w:t>
+      </w:r>
+    </w:p>
+    <w:p>
+      <w:pPr>
+        <w:pStyle w:val="ListBullet"/>
+      </w:pPr>
+      <w:r>
+        <w:t>Maximum Speed: 955 rpm</w:t>
+      </w:r>
+    </w:p>
+    <w:p>
+      <w:pPr>
+        <w:pStyle w:val="ListBullet"/>
+      </w:pPr>
+      <w:r>
+        <w:t>Load Weight: 952 kg (2,100 lb)</w:t>
+      </w:r>
+    </w:p>
+    <w:p>
+      <w:pPr>
+        <w:pStyle w:val="ListBullet"/>
+      </w:pPr>
+      <w:r>
+        <w:t>Material: Rubber-lined</w:t>
+      </w:r>
+    </w:p>
+    <w:p>
+      <w:pPr>
+        <w:pStyle w:val="ListBullet"/>
+      </w:pPr>
+      <w:r>
+        <w:t>Condition: Good used</w:t>
+      </w:r>
+    </w:p>
+    <w:p>
+      <w:hyperlink r:id="rId24">
+        <w:r>
+          <w:rPr>
+            <w:color w:val="1155CC"/>
+            <w:u w:val="single"/>
+          </w:rPr>
+          <w:t xml:space="preserve">View Specs</w:t>
+        </w:r>
+      </w:hyperlink>
+      <w:r>
+        <w:t xml:space="preserve"> | </w:t>
+      </w:r>
+      <w:hyperlink r:id="rId24">
         <w:r>
           <w:rPr>
             <w:color w:val="1155CC"/>
@@ -981,7 +1046,7 @@
       </w:hyperlink>
     </w:p>
     <w:p>
-      <w:hyperlink r:id="rId22">
+      <w:hyperlink r:id="rId25">
         <w:r>
           <w:rPr>
             <w:color w:val="1155CC"/>
@@ -1009,7 +1074,7 @@
     </w:p>
     <w:p>
       <w:r>
-        <w:t>Peeler and pusher centrifuges both separate solids from liquids in a rotating basket through a filter medium, and they differ in how the cycle runs and how the cake leaves the basket. Here is how the two designs compare across key factors.</w:t>
+        <w:t>Peeler and pusher centrifuges both separate solids from liquids in a rotating basket through a filter medium, and they differ in how the cycle runs and how the cake leaves the basket. Their key differences line up as follows.</w:t>
       </w:r>
     </w:p>
     <w:tbl>
@@ -1271,7 +1336,7 @@
           </w:tcPr>
           <w:p>
             <w:r/>
-            <w:hyperlink r:id="rId23">
+            <w:hyperlink r:id="rId26">
               <w:r>
                 <w:rPr>
                   <w:color w:val="1155CC"/>
@@ -1302,7 +1367,7 @@
     </w:p>
     <w:p>
       <w:r>
-        <w:t>Krauss Maffei, Alfa Laval, Luwa-Heine and Escher Wyss hold the deepest positions in IPP's peeler centrifuge inventory, alongside Ellerwerk, GFT Trenntechnik, SMS Buss, Reineveld, Ferrum, Robatel and ZVU.</w:t>
+        <w:t>Krauss Maffei, Alfa Laval, Luwa-Heine and Escher Wyss anchor IPP's peeler centrifuge inventory, alongside Ellerwerk, GFT Trenntechnik, SMS Buss, Reineveld, Ferrum, Robatel and ZVU.</w:t>
       </w:r>
     </w:p>
     <w:p>
@@ -1388,7 +1453,7 @@
       </w:r>
     </w:p>
     <w:p>
-      <w:hyperlink r:id="rId11">
+      <w:hyperlink r:id="rId14">
         <w:r>
           <w:rPr>
             <w:color w:val="1155CC"/>
@@ -1400,7 +1465,7 @@
       <w:r>
         <w:t xml:space="preserve"> | </w:t>
       </w:r>
-      <w:hyperlink r:id="rId11">
+      <w:hyperlink r:id="rId14">
         <w:r>
           <w:rPr>
             <w:color w:val="1155CC"/>
@@ -1469,6 +1534,2127 @@
       </w:pPr>
       <w:r>
         <w:t>Motor Power: 45 kW (60.3 HP)</w:t>
+      </w:r>
+    </w:p>
+    <w:p>
+      <w:pPr>
+        <w:pStyle w:val="ListBullet"/>
+      </w:pPr>
+      <w:r>
+        <w:t>Material: Stainless Steel Austenitic</w:t>
+      </w:r>
+    </w:p>
+    <w:p>
+      <w:hyperlink r:id="rId18">
+        <w:r>
+          <w:rPr>
+            <w:color w:val="1155CC"/>
+            <w:u w:val="single"/>
+          </w:rPr>
+          <w:t xml:space="preserve">View Specs</w:t>
+        </w:r>
+      </w:hyperlink>
+      <w:r>
+        <w:t xml:space="preserve"> | </w:t>
+      </w:r>
+      <w:hyperlink r:id="rId18">
+        <w:r>
+          <w:rPr>
+            <w:color w:val="1155CC"/>
+            <w:u w:val="single"/>
+          </w:rPr>
+          <w:t xml:space="preserve">View IPP# 206218</w:t>
+        </w:r>
+      </w:hyperlink>
+    </w:p>
+    <w:p>
+      <w:pPr>
+        <w:pStyle w:val="Heading4"/>
+      </w:pPr>
+      <w:r>
+        <w:t>[Featured] Krauss Maffei HZ125 Austenitic SS, 1,250 mm (49.2 in) ([IPP# 206217](https://ims.internationalprocessplants.com/inventory/equipment/detail/peeler-centrifuge/206217))</w:t>
+      </w:r>
+    </w:p>
+    <w:p>
+      <w:r>
+        <w:t>Refurbished Krauss Maffei HZ125 peeler centrifuge with a stainless steel Austenitic basket, 1,250 mm (49.2 in) basket diameter and 625 mm (24.6 in) basket depth.</w:t>
+      </w:r>
+    </w:p>
+    <w:p>
+      <w:pPr>
+        <w:pStyle w:val="ListBullet"/>
+      </w:pPr>
+      <w:r>
+        <w:t>Basket Diameter: 1,250 mm (49.2 in)</w:t>
+      </w:r>
+    </w:p>
+    <w:p>
+      <w:pPr>
+        <w:pStyle w:val="ListBullet"/>
+      </w:pPr>
+      <w:r>
+        <w:t>Basket Depth: 625 mm (24.6 in)</w:t>
+      </w:r>
+    </w:p>
+    <w:p>
+      <w:pPr>
+        <w:pStyle w:val="ListBullet"/>
+      </w:pPr>
+      <w:r>
+        <w:t>Maximum Speed: 1,200 rpm</w:t>
+      </w:r>
+    </w:p>
+    <w:p>
+      <w:pPr>
+        <w:pStyle w:val="ListBullet"/>
+      </w:pPr>
+      <w:r>
+        <w:t>Load Weight: 437 kg (963 lb)</w:t>
+      </w:r>
+    </w:p>
+    <w:p>
+      <w:pPr>
+        <w:pStyle w:val="ListBullet"/>
+      </w:pPr>
+      <w:r>
+        <w:t>Motor Power: 45 kW (60.3 HP)</w:t>
+      </w:r>
+    </w:p>
+    <w:p>
+      <w:pPr>
+        <w:pStyle w:val="ListBullet"/>
+      </w:pPr>
+      <w:r>
+        <w:t>Material: Stainless Steel Austenitic</w:t>
+      </w:r>
+    </w:p>
+    <w:p>
+      <w:pPr>
+        <w:pStyle w:val="ListBullet"/>
+      </w:pPr>
+      <w:r>
+        <w:t>Condition: Refurbished</w:t>
+      </w:r>
+    </w:p>
+    <w:p>
+      <w:hyperlink r:id="rId20">
+        <w:r>
+          <w:rPr>
+            <w:color w:val="1155CC"/>
+            <w:u w:val="single"/>
+          </w:rPr>
+          <w:t xml:space="preserve">View Specs</w:t>
+        </w:r>
+      </w:hyperlink>
+      <w:r>
+        <w:t xml:space="preserve"> | </w:t>
+      </w:r>
+      <w:hyperlink r:id="rId20">
+        <w:r>
+          <w:rPr>
+            <w:color w:val="1155CC"/>
+            <w:u w:val="single"/>
+          </w:rPr>
+          <w:t xml:space="preserve">View IPP# 206217</w:t>
+        </w:r>
+      </w:hyperlink>
+    </w:p>
+    <w:p>
+      <w:hyperlink r:id="rId27">
+        <w:r>
+          <w:rPr>
+            <w:color w:val="1155CC"/>
+            <w:u w:val="single"/>
+          </w:rPr>
+          <w:t xml:space="preserve">Browse All Krauss Maffei Peeler Centrifuges on IMS</w:t>
+        </w:r>
+      </w:hyperlink>
+    </w:p>
+    <w:p>
+      <w:pPr>
+        <w:pStyle w:val="Heading3"/>
+      </w:pPr>
+      <w:r>
+        <w:t>Buy Used Alfa Laval Peeler Centrifuges for Sale</w:t>
+      </w:r>
+    </w:p>
+    <w:p>
+      <w:r>
+        <w:t>IPP's Alfa Laval peeler centrifuges are HOZY and HOZHY units with 650 mm (25.6 in), 1,050 mm (41.3 in) and 1,300 mm (51 in) baskets in stainless steel 316, Hastelloy C-22 and Hastelloy B.</w:t>
+      </w:r>
+    </w:p>
+    <w:p>
+      <w:pPr>
+        <w:pStyle w:val="Heading4"/>
+      </w:pPr>
+      <w:r>
+        <w:t>[Refurbished] Alfa Laval HOZHY650 SS 316, 650 mm (25.6 in) ([IPP# 45949](https://ims.internationalprocessplants.com/inventory/equipment/detail/peeler-centrifuge/45949))</w:t>
+      </w:r>
+    </w:p>
+    <w:p>
+      <w:r>
+        <w:t>Refurbished Alfa Laval HOZHY650 peeler centrifuge with a stainless steel 316 basket and 650 mm (25.6 in) basket diameter.</w:t>
+      </w:r>
+    </w:p>
+    <w:p>
+      <w:pPr>
+        <w:pStyle w:val="ListBullet"/>
+      </w:pPr>
+      <w:r>
+        <w:t>Basket Diameter: 650 mm (25.6 in)</w:t>
+      </w:r>
+    </w:p>
+    <w:p>
+      <w:pPr>
+        <w:pStyle w:val="ListBullet"/>
+      </w:pPr>
+      <w:r>
+        <w:t>Filtration Area: 0.82 m² (8.8 ft²)</w:t>
+      </w:r>
+    </w:p>
+    <w:p>
+      <w:pPr>
+        <w:pStyle w:val="ListBullet"/>
+      </w:pPr>
+      <w:r>
+        <w:t>Maximum Speed: 2,000 rpm</w:t>
+      </w:r>
+    </w:p>
+    <w:p>
+      <w:pPr>
+        <w:pStyle w:val="ListBullet"/>
+      </w:pPr>
+      <w:r>
+        <w:t>Load Weight: 65 kg (143.3 lb)</w:t>
+      </w:r>
+    </w:p>
+    <w:p>
+      <w:pPr>
+        <w:pStyle w:val="ListBullet"/>
+      </w:pPr>
+      <w:r>
+        <w:t>Motor Power: 6.5 kW (8.7 HP)</w:t>
+      </w:r>
+    </w:p>
+    <w:p>
+      <w:pPr>
+        <w:pStyle w:val="ListBullet"/>
+      </w:pPr>
+      <w:r>
+        <w:t>Material: Stainless Steel 316</w:t>
+      </w:r>
+    </w:p>
+    <w:p>
+      <w:pPr>
+        <w:pStyle w:val="ListBullet"/>
+      </w:pPr>
+      <w:r>
+        <w:t>Condition: Refurbished</w:t>
+      </w:r>
+    </w:p>
+    <w:p>
+      <w:hyperlink r:id="rId16">
+        <w:r>
+          <w:rPr>
+            <w:color w:val="1155CC"/>
+            <w:u w:val="single"/>
+          </w:rPr>
+          <w:t xml:space="preserve">View Specs</w:t>
+        </w:r>
+      </w:hyperlink>
+      <w:r>
+        <w:t xml:space="preserve"> | </w:t>
+      </w:r>
+      <w:hyperlink r:id="rId16">
+        <w:r>
+          <w:rPr>
+            <w:color w:val="1155CC"/>
+            <w:u w:val="single"/>
+          </w:rPr>
+          <w:t xml:space="preserve">View IPP# 45949</w:t>
+        </w:r>
+      </w:hyperlink>
+    </w:p>
+    <w:p>
+      <w:pPr>
+        <w:pStyle w:val="Heading4"/>
+      </w:pPr>
+      <w:r>
+        <w:t>Alfa Laval HOZHY-1050 SS 316, 1,050 mm (42 in) ([IPP# 85861](https://ims.internationalprocessplants.com/inventory/equipment/detail/peeler-centrifuge/85861))</w:t>
+      </w:r>
+    </w:p>
+    <w:p>
+      <w:r>
+        <w:t>Good used Alfa Laval HOZHY-1050 peeler centrifuge with a stainless steel 316 basket and 1,050 mm (42 in) basket diameter.</w:t>
+      </w:r>
+    </w:p>
+    <w:p>
+      <w:pPr>
+        <w:pStyle w:val="ListBullet"/>
+      </w:pPr>
+      <w:r>
+        <w:t>Basket Diameter: 1,050 mm (42 in)</w:t>
+      </w:r>
+    </w:p>
+    <w:p>
+      <w:pPr>
+        <w:pStyle w:val="ListBullet"/>
+      </w:pPr>
+      <w:r>
+        <w:t>Maximum Speed: 1,400 rpm</w:t>
+      </w:r>
+    </w:p>
+    <w:p>
+      <w:pPr>
+        <w:pStyle w:val="ListBullet"/>
+      </w:pPr>
+      <w:r>
+        <w:t>Load Weight: 250 kg (551 lb)</w:t>
+      </w:r>
+    </w:p>
+    <w:p>
+      <w:pPr>
+        <w:pStyle w:val="ListBullet"/>
+      </w:pPr>
+      <w:r>
+        <w:t>Motor Power: 14.9 kW (20 HP)</w:t>
+      </w:r>
+    </w:p>
+    <w:p>
+      <w:pPr>
+        <w:pStyle w:val="ListBullet"/>
+      </w:pPr>
+      <w:r>
+        <w:t>Material: Stainless Steel 316</w:t>
+      </w:r>
+    </w:p>
+    <w:p>
+      <w:pPr>
+        <w:pStyle w:val="ListBullet"/>
+      </w:pPr>
+      <w:r>
+        <w:t>Condition: Good used</w:t>
+      </w:r>
+    </w:p>
+    <w:p>
+      <w:hyperlink r:id="rId28">
+        <w:r>
+          <w:rPr>
+            <w:color w:val="1155CC"/>
+            <w:u w:val="single"/>
+          </w:rPr>
+          <w:t xml:space="preserve">View Specs</w:t>
+        </w:r>
+      </w:hyperlink>
+      <w:r>
+        <w:t xml:space="preserve"> | </w:t>
+      </w:r>
+      <w:hyperlink r:id="rId28">
+        <w:r>
+          <w:rPr>
+            <w:color w:val="1155CC"/>
+            <w:u w:val="single"/>
+          </w:rPr>
+          <w:t xml:space="preserve">View IPP# 85861</w:t>
+        </w:r>
+      </w:hyperlink>
+    </w:p>
+    <w:p>
+      <w:pPr>
+        <w:pStyle w:val="Heading4"/>
+      </w:pPr>
+      <w:r>
+        <w:t>Alfa Laval HOZY1050 SS 316, 1,050 mm (41.3 in) ([IPP# 705470](https://ims.internationalprocessplants.com/inventory/equipment/detail/peeler-centrifuge/705470))</w:t>
+      </w:r>
+    </w:p>
+    <w:p>
+      <w:r>
+        <w:t>Good used Alfa Laval HOZY1050 peeler centrifuge with a stainless steel 316 basket, 1,050 mm (41.3 in) basket diameter and 500 mm (19.7 in) basket depth.</w:t>
+      </w:r>
+    </w:p>
+    <w:p>
+      <w:pPr>
+        <w:pStyle w:val="ListBullet"/>
+      </w:pPr>
+      <w:r>
+        <w:t>Basket Diameter: 1,050 mm (41.3 in)</w:t>
+      </w:r>
+    </w:p>
+    <w:p>
+      <w:pPr>
+        <w:pStyle w:val="ListBullet"/>
+      </w:pPr>
+      <w:r>
+        <w:t>Basket Depth: 500 mm (19.7 in)</w:t>
+      </w:r>
+    </w:p>
+    <w:p>
+      <w:pPr>
+        <w:pStyle w:val="ListBullet"/>
+      </w:pPr>
+      <w:r>
+        <w:t>Maximum Speed: 1,300 rpm</w:t>
+      </w:r>
+    </w:p>
+    <w:p>
+      <w:pPr>
+        <w:pStyle w:val="ListBullet"/>
+      </w:pPr>
+      <w:r>
+        <w:t>Load Weight: 220 kg (485 lb)</w:t>
+      </w:r>
+    </w:p>
+    <w:p>
+      <w:pPr>
+        <w:pStyle w:val="ListBullet"/>
+      </w:pPr>
+      <w:r>
+        <w:t>Motor Power: 22 kW (29.5 HP)</w:t>
+      </w:r>
+    </w:p>
+    <w:p>
+      <w:pPr>
+        <w:pStyle w:val="ListBullet"/>
+      </w:pPr>
+      <w:r>
+        <w:t>Material: Stainless Steel 316</w:t>
+      </w:r>
+    </w:p>
+    <w:p>
+      <w:pPr>
+        <w:pStyle w:val="ListBullet"/>
+      </w:pPr>
+      <w:r>
+        <w:t>Condition: Good used</w:t>
+      </w:r>
+    </w:p>
+    <w:p>
+      <w:hyperlink r:id="rId29">
+        <w:r>
+          <w:rPr>
+            <w:color w:val="1155CC"/>
+            <w:u w:val="single"/>
+          </w:rPr>
+          <w:t xml:space="preserve">View Specs</w:t>
+        </w:r>
+      </w:hyperlink>
+      <w:r>
+        <w:t xml:space="preserve"> | </w:t>
+      </w:r>
+      <w:hyperlink r:id="rId29">
+        <w:r>
+          <w:rPr>
+            <w:color w:val="1155CC"/>
+            <w:u w:val="single"/>
+          </w:rPr>
+          <w:t xml:space="preserve">View IPP# 705470</w:t>
+        </w:r>
+      </w:hyperlink>
+    </w:p>
+    <w:p>
+      <w:hyperlink r:id="rId30">
+        <w:r>
+          <w:rPr>
+            <w:color w:val="1155CC"/>
+            <w:u w:val="single"/>
+          </w:rPr>
+          <w:t xml:space="preserve">Browse All Alfa Laval Peeler Centrifuges on IMS</w:t>
+        </w:r>
+      </w:hyperlink>
+    </w:p>
+    <w:p>
+      <w:pPr>
+        <w:pStyle w:val="Heading3"/>
+      </w:pPr>
+      <w:r>
+        <w:t>Buy Used Luwa-Heine Peeler Centrifuges for Sale</w:t>
+      </w:r>
+    </w:p>
+    <w:p>
+      <w:r>
+        <w:t>Luwa-Heine HSZ412 peeler centrifuges in stock carry 1,250 mm (49.2 in) titanium baskets with 2.4 m² (25.8 ft²) of filtration area.</w:t>
+      </w:r>
+    </w:p>
+    <w:p>
+      <w:pPr>
+        <w:pStyle w:val="Heading4"/>
+      </w:pPr>
+      <w:r>
+        <w:t>Luwa-Heine HSZ412 Titanium, 1,250 mm (49.2 in) ([IPP# 232760](https://ims.internationalprocessplants.com/inventory/equipment/detail/peeler-centrifuge/232760))</w:t>
+      </w:r>
+    </w:p>
+    <w:p>
+      <w:r>
+        <w:t>Good used Luwa-Heine HSZ412 peeler centrifuge with a titanium basket, 1,250 mm (49.2 in) basket diameter and 610 mm (24 in) basket depth.</w:t>
+      </w:r>
+    </w:p>
+    <w:p>
+      <w:pPr>
+        <w:pStyle w:val="ListBullet"/>
+      </w:pPr>
+      <w:r>
+        <w:t>Basket Diameter: 1,250 mm (49.2 in)</w:t>
+      </w:r>
+    </w:p>
+    <w:p>
+      <w:pPr>
+        <w:pStyle w:val="ListBullet"/>
+      </w:pPr>
+      <w:r>
+        <w:t>Basket Depth: 610 mm (24 in)</w:t>
+      </w:r>
+    </w:p>
+    <w:p>
+      <w:pPr>
+        <w:pStyle w:val="ListBullet"/>
+      </w:pPr>
+      <w:r>
+        <w:t>Filtration Area: 2.4 m² (25.8 ft²)</w:t>
+      </w:r>
+    </w:p>
+    <w:p>
+      <w:pPr>
+        <w:pStyle w:val="ListBullet"/>
+      </w:pPr>
+      <w:r>
+        <w:t>Maximum Speed: 750 rpm</w:t>
+      </w:r>
+    </w:p>
+    <w:p>
+      <w:pPr>
+        <w:pStyle w:val="ListBullet"/>
+      </w:pPr>
+      <w:r>
+        <w:t>Load Weight: 355 kg (783 lb)</w:t>
+      </w:r>
+    </w:p>
+    <w:p>
+      <w:pPr>
+        <w:pStyle w:val="ListBullet"/>
+      </w:pPr>
+      <w:r>
+        <w:t>Motor Power: 44 kW (59 HP)</w:t>
+      </w:r>
+    </w:p>
+    <w:p>
+      <w:pPr>
+        <w:pStyle w:val="ListBullet"/>
+      </w:pPr>
+      <w:r>
+        <w:t>Material: Titanium</w:t>
+      </w:r>
+    </w:p>
+    <w:p>
+      <w:hyperlink r:id="rId31">
+        <w:r>
+          <w:rPr>
+            <w:color w:val="1155CC"/>
+            <w:u w:val="single"/>
+          </w:rPr>
+          <w:t xml:space="preserve">View Specs</w:t>
+        </w:r>
+      </w:hyperlink>
+      <w:r>
+        <w:t xml:space="preserve"> | </w:t>
+      </w:r>
+      <w:hyperlink r:id="rId31">
+        <w:r>
+          <w:rPr>
+            <w:color w:val="1155CC"/>
+            <w:u w:val="single"/>
+          </w:rPr>
+          <w:t xml:space="preserve">View IPP# 232760</w:t>
+        </w:r>
+      </w:hyperlink>
+    </w:p>
+    <w:p>
+      <w:pPr>
+        <w:pStyle w:val="Heading4"/>
+      </w:pPr>
+      <w:r>
+        <w:t>Luwa-Heine HSZ412 Titanium, 1,250 mm (49.2 in) ([IPP# 232762](https://ims.internationalprocessplants.com/inventory/equipment/detail/peeler-centrifuge/232762))</w:t>
+      </w:r>
+    </w:p>
+    <w:p>
+      <w:r>
+        <w:t>Good used Luwa-Heine HSZ412 peeler centrifuge with a titanium basket, 1,250 mm (49.2 in) basket diameter and 610 mm (24 in) basket depth.</w:t>
+      </w:r>
+    </w:p>
+    <w:p>
+      <w:pPr>
+        <w:pStyle w:val="ListBullet"/>
+      </w:pPr>
+      <w:r>
+        <w:t>Basket Diameter: 1,250 mm (49.2 in)</w:t>
+      </w:r>
+    </w:p>
+    <w:p>
+      <w:pPr>
+        <w:pStyle w:val="ListBullet"/>
+      </w:pPr>
+      <w:r>
+        <w:t>Basket Depth: 610 mm (24 in)</w:t>
+      </w:r>
+    </w:p>
+    <w:p>
+      <w:pPr>
+        <w:pStyle w:val="ListBullet"/>
+      </w:pPr>
+      <w:r>
+        <w:t>Filtration Area: 2.4 m² (25.8 ft²)</w:t>
+      </w:r>
+    </w:p>
+    <w:p>
+      <w:pPr>
+        <w:pStyle w:val="ListBullet"/>
+      </w:pPr>
+      <w:r>
+        <w:t>Maximum Speed: 750 rpm</w:t>
+      </w:r>
+    </w:p>
+    <w:p>
+      <w:pPr>
+        <w:pStyle w:val="ListBullet"/>
+      </w:pPr>
+      <w:r>
+        <w:t>Load Weight: 355 kg (783 lb)</w:t>
+      </w:r>
+    </w:p>
+    <w:p>
+      <w:pPr>
+        <w:pStyle w:val="ListBullet"/>
+      </w:pPr>
+      <w:r>
+        <w:t>Motor Power: 44 kW (59 HP)</w:t>
+      </w:r>
+    </w:p>
+    <w:p>
+      <w:pPr>
+        <w:pStyle w:val="ListBullet"/>
+      </w:pPr>
+      <w:r>
+        <w:t>Material: Titanium</w:t>
+      </w:r>
+    </w:p>
+    <w:p>
+      <w:hyperlink r:id="rId32">
+        <w:r>
+          <w:rPr>
+            <w:color w:val="1155CC"/>
+            <w:u w:val="single"/>
+          </w:rPr>
+          <w:t xml:space="preserve">View Specs</w:t>
+        </w:r>
+      </w:hyperlink>
+      <w:r>
+        <w:t xml:space="preserve"> | </w:t>
+      </w:r>
+      <w:hyperlink r:id="rId32">
+        <w:r>
+          <w:rPr>
+            <w:color w:val="1155CC"/>
+            <w:u w:val="single"/>
+          </w:rPr>
+          <w:t xml:space="preserve">View IPP# 232762</w:t>
+        </w:r>
+      </w:hyperlink>
+    </w:p>
+    <w:p>
+      <w:pPr>
+        <w:pStyle w:val="Heading4"/>
+      </w:pPr>
+      <w:r>
+        <w:t>Luwa-Heine HSZ412 Titanium, 1,250 mm (49.2 in) ([IPP# 232761](https://ims.internationalprocessplants.com/inventory/equipment/detail/peeler-centrifuge/232761))</w:t>
+      </w:r>
+    </w:p>
+    <w:p>
+      <w:r>
+        <w:t>Good used Luwa-Heine HSZ412 peeler centrifuge with a titanium basket, 1,250 mm (49.2 in) basket diameter and 610 mm (24 in) basket depth.</w:t>
+      </w:r>
+    </w:p>
+    <w:p>
+      <w:pPr>
+        <w:pStyle w:val="ListBullet"/>
+      </w:pPr>
+      <w:r>
+        <w:t>Basket Diameter: 1,250 mm (49.2 in)</w:t>
+      </w:r>
+    </w:p>
+    <w:p>
+      <w:pPr>
+        <w:pStyle w:val="ListBullet"/>
+      </w:pPr>
+      <w:r>
+        <w:t>Basket Depth: 610 mm (24 in)</w:t>
+      </w:r>
+    </w:p>
+    <w:p>
+      <w:pPr>
+        <w:pStyle w:val="ListBullet"/>
+      </w:pPr>
+      <w:r>
+        <w:t>Filtration Area: 2.4 m² (25.8 ft²)</w:t>
+      </w:r>
+    </w:p>
+    <w:p>
+      <w:pPr>
+        <w:pStyle w:val="ListBullet"/>
+      </w:pPr>
+      <w:r>
+        <w:t>Maximum Speed: 750 rpm</w:t>
+      </w:r>
+    </w:p>
+    <w:p>
+      <w:pPr>
+        <w:pStyle w:val="ListBullet"/>
+      </w:pPr>
+      <w:r>
+        <w:t>Load Weight: 355 kg (783 lb)</w:t>
+      </w:r>
+    </w:p>
+    <w:p>
+      <w:pPr>
+        <w:pStyle w:val="ListBullet"/>
+      </w:pPr>
+      <w:r>
+        <w:t>Motor Power: 44 kW (59 HP)</w:t>
+      </w:r>
+    </w:p>
+    <w:p>
+      <w:pPr>
+        <w:pStyle w:val="ListBullet"/>
+      </w:pPr>
+      <w:r>
+        <w:t>Material: Titanium</w:t>
+      </w:r>
+    </w:p>
+    <w:p>
+      <w:hyperlink r:id="rId33">
+        <w:r>
+          <w:rPr>
+            <w:color w:val="1155CC"/>
+            <w:u w:val="single"/>
+          </w:rPr>
+          <w:t xml:space="preserve">View Specs</w:t>
+        </w:r>
+      </w:hyperlink>
+      <w:r>
+        <w:t xml:space="preserve"> | </w:t>
+      </w:r>
+      <w:hyperlink r:id="rId33">
+        <w:r>
+          <w:rPr>
+            <w:color w:val="1155CC"/>
+            <w:u w:val="single"/>
+          </w:rPr>
+          <w:t xml:space="preserve">View IPP# 232761</w:t>
+        </w:r>
+      </w:hyperlink>
+    </w:p>
+    <w:p>
+      <w:hyperlink r:id="rId34">
+        <w:r>
+          <w:rPr>
+            <w:color w:val="1155CC"/>
+            <w:u w:val="single"/>
+          </w:rPr>
+          <w:t xml:space="preserve">Browse All Luwa-Heine Peeler Centrifuges on IMS</w:t>
+        </w:r>
+      </w:hyperlink>
+    </w:p>
+    <w:p>
+      <w:pPr>
+        <w:pStyle w:val="Heading3"/>
+      </w:pPr>
+      <w:r>
+        <w:t>Buy Used Escher Wyss Peeler Centrifuges for Sale</w:t>
+      </w:r>
+    </w:p>
+    <w:p>
+      <w:r>
+        <w:t>Escher Wyss peeler centrifuges in IPP's inventory include H-100, H-130 and H160 models with stainless steel 316 and rubber-lined baskets from 1,000 mm (39.4 in) to 1,600 mm (63 in).</w:t>
+      </w:r>
+    </w:p>
+    <w:p>
+      <w:pPr>
+        <w:pStyle w:val="Heading4"/>
+      </w:pPr>
+      <w:r>
+        <w:t>Escher Wyss H-100 SS 316, 1,000 mm (39.4 in) ([IPP# 216356](https://ims.internationalprocessplants.com/inventory/equipment/detail/peeler-centrifuge/216356))</w:t>
+      </w:r>
+    </w:p>
+    <w:p>
+      <w:r>
+        <w:t>Good used Escher Wyss H-100 peeler centrifuge with a stainless steel 316 basket and 1,000 mm (39.4 in) basket diameter.</w:t>
+      </w:r>
+    </w:p>
+    <w:p>
+      <w:pPr>
+        <w:pStyle w:val="ListBullet"/>
+      </w:pPr>
+      <w:r>
+        <w:t>Basket Diameter: 1,000 mm (39.4 in)</w:t>
+      </w:r>
+    </w:p>
+    <w:p>
+      <w:pPr>
+        <w:pStyle w:val="ListBullet"/>
+      </w:pPr>
+      <w:r>
+        <w:t>Filtration Area: 1.57 m² (16.9 ft²)</w:t>
+      </w:r>
+    </w:p>
+    <w:p>
+      <w:pPr>
+        <w:pStyle w:val="ListBullet"/>
+      </w:pPr>
+      <w:r>
+        <w:t>Maximum Speed: 1,450 rpm</w:t>
+      </w:r>
+    </w:p>
+    <w:p>
+      <w:pPr>
+        <w:pStyle w:val="ListBullet"/>
+      </w:pPr>
+      <w:r>
+        <w:t>Load Weight: 232 kg (511 lb)</w:t>
+      </w:r>
+    </w:p>
+    <w:p>
+      <w:pPr>
+        <w:pStyle w:val="ListBullet"/>
+      </w:pPr>
+      <w:r>
+        <w:t>Motor Power: 37 kW (49.6 HP)</w:t>
+      </w:r>
+    </w:p>
+    <w:p>
+      <w:pPr>
+        <w:pStyle w:val="ListBullet"/>
+      </w:pPr>
+      <w:r>
+        <w:t>Material: Stainless Steel 316</w:t>
+      </w:r>
+    </w:p>
+    <w:p>
+      <w:pPr>
+        <w:pStyle w:val="ListBullet"/>
+      </w:pPr>
+      <w:r>
+        <w:t>Condition: Good used</w:t>
+      </w:r>
+    </w:p>
+    <w:p>
+      <w:hyperlink r:id="rId35">
+        <w:r>
+          <w:rPr>
+            <w:color w:val="1155CC"/>
+            <w:u w:val="single"/>
+          </w:rPr>
+          <w:t xml:space="preserve">View Specs</w:t>
+        </w:r>
+      </w:hyperlink>
+      <w:r>
+        <w:t xml:space="preserve"> | </w:t>
+      </w:r>
+      <w:hyperlink r:id="rId35">
+        <w:r>
+          <w:rPr>
+            <w:color w:val="1155CC"/>
+            <w:u w:val="single"/>
+          </w:rPr>
+          <w:t xml:space="preserve">View IPP# 216356</w:t>
+        </w:r>
+      </w:hyperlink>
+    </w:p>
+    <w:p>
+      <w:pPr>
+        <w:pStyle w:val="Heading4"/>
+      </w:pPr>
+      <w:r>
+        <w:t>Escher Wyss H160 Rubber-Lined, 1,600 mm (63 in) ([IPP# 204437](https://ims.internationalprocessplants.com/inventory/equipment/detail/peeler-centrifuge/204437))</w:t>
+      </w:r>
+    </w:p>
+    <w:p>
+      <w:r>
+        <w:t>Good used Escher Wyss H160 peeler centrifuge with a Rubber-lined basket, 1,600 mm (63 in) basket diameter and 800 mm (31.5 in) basket depth.</w:t>
+      </w:r>
+    </w:p>
+    <w:p>
+      <w:pPr>
+        <w:pStyle w:val="ListBullet"/>
+      </w:pPr>
+      <w:r>
+        <w:t>Basket Diameter: 1,600 mm (63 in)</w:t>
+      </w:r>
+    </w:p>
+    <w:p>
+      <w:pPr>
+        <w:pStyle w:val="ListBullet"/>
+      </w:pPr>
+      <w:r>
+        <w:t>Basket Depth: 800 mm (31.5 in)</w:t>
+      </w:r>
+    </w:p>
+    <w:p>
+      <w:pPr>
+        <w:pStyle w:val="ListBullet"/>
+      </w:pPr>
+      <w:r>
+        <w:t>Filtration Area: 4 m² (43.1 ft²)</w:t>
+      </w:r>
+    </w:p>
+    <w:p>
+      <w:pPr>
+        <w:pStyle w:val="ListBullet"/>
+      </w:pPr>
+      <w:r>
+        <w:t>Maximum Speed: 955 rpm</w:t>
+      </w:r>
+    </w:p>
+    <w:p>
+      <w:pPr>
+        <w:pStyle w:val="ListBullet"/>
+      </w:pPr>
+      <w:r>
+        <w:t>Load Weight: 952 kg (2,100 lb)</w:t>
+      </w:r>
+    </w:p>
+    <w:p>
+      <w:pPr>
+        <w:pStyle w:val="ListBullet"/>
+      </w:pPr>
+      <w:r>
+        <w:t>Material: Rubber-lined</w:t>
+      </w:r>
+    </w:p>
+    <w:p>
+      <w:pPr>
+        <w:pStyle w:val="ListBullet"/>
+      </w:pPr>
+      <w:r>
+        <w:t>Condition: Good used</w:t>
+      </w:r>
+    </w:p>
+    <w:p>
+      <w:hyperlink r:id="rId24">
+        <w:r>
+          <w:rPr>
+            <w:color w:val="1155CC"/>
+            <w:u w:val="single"/>
+          </w:rPr>
+          <w:t xml:space="preserve">View Specs</w:t>
+        </w:r>
+      </w:hyperlink>
+      <w:r>
+        <w:t xml:space="preserve"> | </w:t>
+      </w:r>
+      <w:hyperlink r:id="rId24">
+        <w:r>
+          <w:rPr>
+            <w:color w:val="1155CC"/>
+            <w:u w:val="single"/>
+          </w:rPr>
+          <w:t xml:space="preserve">View IPP# 204437</w:t>
+        </w:r>
+      </w:hyperlink>
+    </w:p>
+    <w:p>
+      <w:pPr>
+        <w:pStyle w:val="Heading4"/>
+      </w:pPr>
+      <w:r>
+        <w:t>Escher Wyss H-130 SS 316, 1,250 mm (49.2 in) ([IPP# 85522](https://ims.internationalprocessplants.com/inventory/equipment/detail/peeler-centrifuge/85522))</w:t>
+      </w:r>
+    </w:p>
+    <w:p>
+      <w:r>
+        <w:t>Good used Escher Wyss H-130 peeler centrifuge with a stainless steel 316 basket, 1,250 mm (49.2 in) basket diameter and 600 mm (23.6 in) basket depth.</w:t>
+      </w:r>
+    </w:p>
+    <w:p>
+      <w:pPr>
+        <w:pStyle w:val="ListBullet"/>
+      </w:pPr>
+      <w:r>
+        <w:t>Basket Diameter: 1,250 mm (49.2 in)</w:t>
+      </w:r>
+    </w:p>
+    <w:p>
+      <w:pPr>
+        <w:pStyle w:val="ListBullet"/>
+      </w:pPr>
+      <w:r>
+        <w:t>Basket Depth: 600 mm (23.6 in)</w:t>
+      </w:r>
+    </w:p>
+    <w:p>
+      <w:pPr>
+        <w:pStyle w:val="ListBullet"/>
+      </w:pPr>
+      <w:r>
+        <w:t>Filtration Area: 2.2 m² (24 ft²)</w:t>
+      </w:r>
+    </w:p>
+    <w:p>
+      <w:pPr>
+        <w:pStyle w:val="ListBullet"/>
+      </w:pPr>
+      <w:r>
+        <w:t>Maximum Speed: 1,225 rpm</w:t>
+      </w:r>
+    </w:p>
+    <w:p>
+      <w:pPr>
+        <w:pStyle w:val="ListBullet"/>
+      </w:pPr>
+      <w:r>
+        <w:t>Load Weight: 440 kg (970 lb)</w:t>
+      </w:r>
+    </w:p>
+    <w:p>
+      <w:pPr>
+        <w:pStyle w:val="ListBullet"/>
+      </w:pPr>
+      <w:r>
+        <w:t>Motor Power: 1.5 kW (2 HP)</w:t>
+      </w:r>
+    </w:p>
+    <w:p>
+      <w:pPr>
+        <w:pStyle w:val="ListBullet"/>
+      </w:pPr>
+      <w:r>
+        <w:t>Material: Stainless Steel 316</w:t>
+      </w:r>
+    </w:p>
+    <w:p>
+      <w:hyperlink r:id="rId36">
+        <w:r>
+          <w:rPr>
+            <w:color w:val="1155CC"/>
+            <w:u w:val="single"/>
+          </w:rPr>
+          <w:t xml:space="preserve">View Specs</w:t>
+        </w:r>
+      </w:hyperlink>
+      <w:r>
+        <w:t xml:space="preserve"> | </w:t>
+      </w:r>
+      <w:hyperlink r:id="rId36">
+        <w:r>
+          <w:rPr>
+            <w:color w:val="1155CC"/>
+            <w:u w:val="single"/>
+          </w:rPr>
+          <w:t xml:space="preserve">View IPP# 85522</w:t>
+        </w:r>
+      </w:hyperlink>
+    </w:p>
+    <w:p>
+      <w:hyperlink r:id="rId37">
+        <w:r>
+          <w:rPr>
+            <w:color w:val="1155CC"/>
+            <w:u w:val="single"/>
+          </w:rPr>
+          <w:t xml:space="preserve">Browse All Escher Wyss Peeler Centrifuges on IMS</w:t>
+        </w:r>
+      </w:hyperlink>
+    </w:p>
+    <w:p>
+      <w:pPr>
+        <w:pStyle w:val="Heading3"/>
+      </w:pPr>
+      <w:r>
+        <w:t>Buy Used Ellerwerk Peeler Centrifuges for Sale</w:t>
+      </w:r>
+    </w:p>
+    <w:p>
+      <w:r>
+        <w:t>Ellerwerk 937-H and 938H-R peeler centrifuges in stock have Hastelloy and SS 904 baskets of 1,050 mm (41.3 in) and 1,300 mm (51.2 in).</w:t>
+      </w:r>
+    </w:p>
+    <w:p>
+      <w:pPr>
+        <w:pStyle w:val="Heading4"/>
+      </w:pPr>
+      <w:r>
+        <w:t>[Featured] Ellerwerk 937-H Hastelloy, 1,050 mm (41.3 in) ([IPP# 221718](https://ims.internationalprocessplants.com/inventory/equipment/detail/peeler-centrifuge/221718))</w:t>
+      </w:r>
+    </w:p>
+    <w:p>
+      <w:r>
+        <w:t>Good used Ellerwerk 937-H peeler centrifuge with a Hastelloy basket, 1,050 mm (41.3 in) basket diameter and 500 mm (19.7 in) basket depth.</w:t>
+      </w:r>
+    </w:p>
+    <w:p>
+      <w:pPr>
+        <w:pStyle w:val="ListBullet"/>
+      </w:pPr>
+      <w:r>
+        <w:t>Basket Diameter: 1,050 mm (41.3 in)</w:t>
+      </w:r>
+    </w:p>
+    <w:p>
+      <w:pPr>
+        <w:pStyle w:val="ListBullet"/>
+      </w:pPr>
+      <w:r>
+        <w:t>Basket Depth: 500 mm (19.7 in)</w:t>
+      </w:r>
+    </w:p>
+    <w:p>
+      <w:pPr>
+        <w:pStyle w:val="ListBullet"/>
+      </w:pPr>
+      <w:r>
+        <w:t>Filtration Area: 1.65 m² (17.8 ft²)</w:t>
+      </w:r>
+    </w:p>
+    <w:p>
+      <w:pPr>
+        <w:pStyle w:val="ListBullet"/>
+      </w:pPr>
+      <w:r>
+        <w:t>Maximum Speed: 1,400 rpm</w:t>
+      </w:r>
+    </w:p>
+    <w:p>
+      <w:pPr>
+        <w:pStyle w:val="ListBullet"/>
+      </w:pPr>
+      <w:r>
+        <w:t>Load Weight: 230 kg (507 lb)</w:t>
+      </w:r>
+    </w:p>
+    <w:p>
+      <w:pPr>
+        <w:pStyle w:val="ListBullet"/>
+      </w:pPr>
+      <w:r>
+        <w:t>Motor Power: 22 kW (29.5 HP)</w:t>
+      </w:r>
+    </w:p>
+    <w:p>
+      <w:pPr>
+        <w:pStyle w:val="ListBullet"/>
+      </w:pPr>
+      <w:r>
+        <w:t>Material: Hastelloy</w:t>
+      </w:r>
+    </w:p>
+    <w:p>
+      <w:hyperlink r:id="rId19">
+        <w:r>
+          <w:rPr>
+            <w:color w:val="1155CC"/>
+            <w:u w:val="single"/>
+          </w:rPr>
+          <w:t xml:space="preserve">View Specs</w:t>
+        </w:r>
+      </w:hyperlink>
+      <w:r>
+        <w:t xml:space="preserve"> | </w:t>
+      </w:r>
+      <w:hyperlink r:id="rId19">
+        <w:r>
+          <w:rPr>
+            <w:color w:val="1155CC"/>
+            <w:u w:val="single"/>
+          </w:rPr>
+          <w:t xml:space="preserve">View IPP# 221718</w:t>
+        </w:r>
+      </w:hyperlink>
+    </w:p>
+    <w:p>
+      <w:pPr>
+        <w:pStyle w:val="Heading4"/>
+      </w:pPr>
+      <w:r>
+        <w:t>Ellerwerk 938H-R SS 904, 1,300 mm (51.2 in) ([IPP# 204566](https://ims.internationalprocessplants.com/inventory/equipment/detail/peeler-centrifuge/204566))</w:t>
+      </w:r>
+    </w:p>
+    <w:p>
+      <w:r>
+        <w:t>Good used Ellerwerk 938H-R peeler centrifuge with a stainless steel 904 basket, 1,300 mm (51.2 in) basket diameter and 600 mm (23.6 in) basket depth.</w:t>
+      </w:r>
+    </w:p>
+    <w:p>
+      <w:pPr>
+        <w:pStyle w:val="ListBullet"/>
+      </w:pPr>
+      <w:r>
+        <w:t>Basket Diameter: 1,300 mm (51.2 in)</w:t>
+      </w:r>
+    </w:p>
+    <w:p>
+      <w:pPr>
+        <w:pStyle w:val="ListBullet"/>
+      </w:pPr>
+      <w:r>
+        <w:t>Basket Depth: 600 mm (23.6 in)</w:t>
+      </w:r>
+    </w:p>
+    <w:p>
+      <w:pPr>
+        <w:pStyle w:val="ListBullet"/>
+      </w:pPr>
+      <w:r>
+        <w:t>Maximum Speed: 1,100 rpm</w:t>
+      </w:r>
+    </w:p>
+    <w:p>
+      <w:pPr>
+        <w:pStyle w:val="ListBullet"/>
+      </w:pPr>
+      <w:r>
+        <w:t>Load Weight: 400 kg (882 lb)</w:t>
+      </w:r>
+    </w:p>
+    <w:p>
+      <w:pPr>
+        <w:pStyle w:val="ListBullet"/>
+      </w:pPr>
+      <w:r>
+        <w:t>Motor Power: 75 kW (100.6 HP)</w:t>
+      </w:r>
+    </w:p>
+    <w:p>
+      <w:pPr>
+        <w:pStyle w:val="ListBullet"/>
+      </w:pPr>
+      <w:r>
+        <w:t>Material: Stainless Steel 904</w:t>
+      </w:r>
+    </w:p>
+    <w:p>
+      <w:pPr>
+        <w:pStyle w:val="ListBullet"/>
+      </w:pPr>
+      <w:r>
+        <w:t>Condition: Good used</w:t>
+      </w:r>
+    </w:p>
+    <w:p>
+      <w:hyperlink r:id="rId38">
+        <w:r>
+          <w:rPr>
+            <w:color w:val="1155CC"/>
+            <w:u w:val="single"/>
+          </w:rPr>
+          <w:t xml:space="preserve">View Specs</w:t>
+        </w:r>
+      </w:hyperlink>
+      <w:r>
+        <w:t xml:space="preserve"> | </w:t>
+      </w:r>
+      <w:hyperlink r:id="rId38">
+        <w:r>
+          <w:rPr>
+            <w:color w:val="1155CC"/>
+            <w:u w:val="single"/>
+          </w:rPr>
+          <w:t xml:space="preserve">View IPP# 204566</w:t>
+        </w:r>
+      </w:hyperlink>
+    </w:p>
+    <w:p>
+      <w:hyperlink r:id="rId39">
+        <w:r>
+          <w:rPr>
+            <w:color w:val="1155CC"/>
+            <w:u w:val="single"/>
+          </w:rPr>
+          <w:t xml:space="preserve">Browse All Ellerwerk Peeler Centrifuges on IMS</w:t>
+        </w:r>
+      </w:hyperlink>
+    </w:p>
+    <w:p>
+      <w:pPr>
+        <w:pStyle w:val="Heading3"/>
+      </w:pPr>
+      <w:r>
+        <w:t>Buy Used GFT Trenntechnik Peeler Centrifuges for Sale</w:t>
+      </w:r>
+    </w:p>
+    <w:p>
+      <w:r>
+        <w:t>GFT Trenntechnik H10 peeler centrifuges in stock have 1,050 mm (41.7 in) stainless steel 316 baskets with plow action and 30 kW (40.2 HP) motors.</w:t>
+      </w:r>
+    </w:p>
+    <w:p>
+      <w:pPr>
+        <w:pStyle w:val="Heading4"/>
+      </w:pPr>
+      <w:r>
+        <w:t>GFT Trenntechnik H10 SS 316, 1,050 mm (41.7 in) ([IPP# 231011](https://ims.internationalprocessplants.com/inventory/equipment/detail/peeler-centrifuge/231011))</w:t>
+      </w:r>
+    </w:p>
+    <w:p>
+      <w:r>
+        <w:t>Good used GFT Trenntechnik H10 peeler centrifuge with a stainless steel 316 basket, 1,050 mm (41.7 in) basket diameter and 500 mm (19.7 in) basket depth.</w:t>
+      </w:r>
+    </w:p>
+    <w:p>
+      <w:pPr>
+        <w:pStyle w:val="ListBullet"/>
+      </w:pPr>
+      <w:r>
+        <w:t>Basket Diameter: 1,050 mm (41.7 in)</w:t>
+      </w:r>
+    </w:p>
+    <w:p>
+      <w:pPr>
+        <w:pStyle w:val="ListBullet"/>
+      </w:pPr>
+      <w:r>
+        <w:t>Basket Depth: 500 mm (19.7 in)</w:t>
+      </w:r>
+    </w:p>
+    <w:p>
+      <w:pPr>
+        <w:pStyle w:val="ListBullet"/>
+      </w:pPr>
+      <w:r>
+        <w:t>Maximum Speed: 1,500 rpm</w:t>
+      </w:r>
+    </w:p>
+    <w:p>
+      <w:pPr>
+        <w:pStyle w:val="ListBullet"/>
+      </w:pPr>
+      <w:r>
+        <w:t>Load Weight: 200 kg (440.9 lb)</w:t>
+      </w:r>
+    </w:p>
+    <w:p>
+      <w:pPr>
+        <w:pStyle w:val="ListBullet"/>
+      </w:pPr>
+      <w:r>
+        <w:t>Motor Power: 30 kW (40.2 HP)</w:t>
+      </w:r>
+    </w:p>
+    <w:p>
+      <w:pPr>
+        <w:pStyle w:val="ListBullet"/>
+      </w:pPr>
+      <w:r>
+        <w:t>Material: Stainless Steel 316</w:t>
+      </w:r>
+    </w:p>
+    <w:p>
+      <w:pPr>
+        <w:pStyle w:val="ListBullet"/>
+      </w:pPr>
+      <w:r>
+        <w:t>Condition: Good used</w:t>
+      </w:r>
+    </w:p>
+    <w:p>
+      <w:hyperlink r:id="rId40">
+        <w:r>
+          <w:rPr>
+            <w:color w:val="1155CC"/>
+            <w:u w:val="single"/>
+          </w:rPr>
+          <w:t xml:space="preserve">View Specs</w:t>
+        </w:r>
+      </w:hyperlink>
+      <w:r>
+        <w:t xml:space="preserve"> | </w:t>
+      </w:r>
+      <w:hyperlink r:id="rId40">
+        <w:r>
+          <w:rPr>
+            <w:color w:val="1155CC"/>
+            <w:u w:val="single"/>
+          </w:rPr>
+          <w:t xml:space="preserve">View IPP# 231011</w:t>
+        </w:r>
+      </w:hyperlink>
+    </w:p>
+    <w:p>
+      <w:pPr>
+        <w:pStyle w:val="Heading4"/>
+      </w:pPr>
+      <w:r>
+        <w:t>GFT Trenntechnik H10 SS 316, 1,050 mm (41.7 in) ([IPP# 231010](https://ims.internationalprocessplants.com/inventory/equipment/detail/peeler-centrifuge/231010))</w:t>
+      </w:r>
+    </w:p>
+    <w:p>
+      <w:r>
+        <w:t>Good used GFT Trenntechnik H10 peeler centrifuge with a stainless steel 316 basket, 1,050 mm (41.7 in) basket diameter and 500 mm (19.7 in) basket depth.</w:t>
+      </w:r>
+    </w:p>
+    <w:p>
+      <w:pPr>
+        <w:pStyle w:val="ListBullet"/>
+      </w:pPr>
+      <w:r>
+        <w:t>Basket Diameter: 1,050 mm (41.7 in)</w:t>
+      </w:r>
+    </w:p>
+    <w:p>
+      <w:pPr>
+        <w:pStyle w:val="ListBullet"/>
+      </w:pPr>
+      <w:r>
+        <w:t>Basket Depth: 500 mm (19.7 in)</w:t>
+      </w:r>
+    </w:p>
+    <w:p>
+      <w:pPr>
+        <w:pStyle w:val="ListBullet"/>
+      </w:pPr>
+      <w:r>
+        <w:t>Maximum Speed: 1,500 rpm</w:t>
+      </w:r>
+    </w:p>
+    <w:p>
+      <w:pPr>
+        <w:pStyle w:val="ListBullet"/>
+      </w:pPr>
+      <w:r>
+        <w:t>Load Weight: 200 kg (440.9 lb)</w:t>
+      </w:r>
+    </w:p>
+    <w:p>
+      <w:pPr>
+        <w:pStyle w:val="ListBullet"/>
+      </w:pPr>
+      <w:r>
+        <w:t>Motor Power: 30 kW (40.2 HP)</w:t>
+      </w:r>
+    </w:p>
+    <w:p>
+      <w:pPr>
+        <w:pStyle w:val="ListBullet"/>
+      </w:pPr>
+      <w:r>
+        <w:t>Material: Stainless Steel 316</w:t>
+      </w:r>
+    </w:p>
+    <w:p>
+      <w:pPr>
+        <w:pStyle w:val="ListBullet"/>
+      </w:pPr>
+      <w:r>
+        <w:t>Condition: Good used</w:t>
+      </w:r>
+    </w:p>
+    <w:p>
+      <w:hyperlink r:id="rId41">
+        <w:r>
+          <w:rPr>
+            <w:color w:val="1155CC"/>
+            <w:u w:val="single"/>
+          </w:rPr>
+          <w:t xml:space="preserve">View Specs</w:t>
+        </w:r>
+      </w:hyperlink>
+      <w:r>
+        <w:t xml:space="preserve"> | </w:t>
+      </w:r>
+      <w:hyperlink r:id="rId41">
+        <w:r>
+          <w:rPr>
+            <w:color w:val="1155CC"/>
+            <w:u w:val="single"/>
+          </w:rPr>
+          <w:t xml:space="preserve">View IPP# 231010</w:t>
+        </w:r>
+      </w:hyperlink>
+    </w:p>
+    <w:p>
+      <w:hyperlink r:id="rId42">
+        <w:r>
+          <w:rPr>
+            <w:color w:val="1155CC"/>
+            <w:u w:val="single"/>
+          </w:rPr>
+          <w:t xml:space="preserve">Browse All GFT Trenntechnik Peeler Centrifuges on IMS</w:t>
+        </w:r>
+      </w:hyperlink>
+    </w:p>
+    <w:p>
+      <w:r>
+        <w:rPr>
+          <w:color w:val="AAAAAA"/>
+        </w:rPr>
+        <w:t>────────────────────────────────────────────────────────────</w:t>
+      </w:r>
+    </w:p>
+    <w:p>
+      <w:pPr>
+        <w:pStyle w:val="Heading2"/>
+      </w:pPr>
+      <w:r>
+        <w:t>Buy Peeler Centrifuges for Sale by Condition</w:t>
+      </w:r>
+    </w:p>
+    <w:p>
+      <w:r>
+        <w:t>Three IMS condition grades apply to IPP's peeler centrifuges: used, refurbished/rebuilt and unused.</w:t>
+      </w:r>
+    </w:p>
+    <w:p>
+      <w:pPr>
+        <w:pStyle w:val="Heading3"/>
+      </w:pPr>
+      <w:r>
+        <w:t>Buy Good Used Peeler Centrifuges</w:t>
+      </w:r>
+    </w:p>
+    <w:p>
+      <w:r>
+        <w:t>Good used peeler centrifuges make up most of IPP's inventory, each listed with its basket diameter, basket depth, maximum speed and load weight.</w:t>
+      </w:r>
+    </w:p>
+    <w:p>
+      <w:pPr>
+        <w:pStyle w:val="Heading4"/>
+      </w:pPr>
+      <w:r>
+        <w:t>[Featured] Krauss Maffei HZ630 PH Hastelloy C-22, 630 mm (24.8 in) ([IPP# 235730](https://ims.internationalprocessplants.com/inventory/equipment/detail/peeler-centrifuge/235730))</w:t>
+      </w:r>
+    </w:p>
+    <w:p>
+      <w:r>
+        <w:t>Good used Krauss Maffei HZ630 PH peeler centrifuge with a Hastelloy C-22 basket, 630 mm (24.8 in) basket diameter and 315 mm (12.4 in) basket depth.</w:t>
+      </w:r>
+    </w:p>
+    <w:p>
+      <w:pPr>
+        <w:pStyle w:val="ListBullet"/>
+      </w:pPr>
+      <w:r>
+        <w:t>Basket Diameter: 630 mm (24.8 in)</w:t>
+      </w:r>
+    </w:p>
+    <w:p>
+      <w:pPr>
+        <w:pStyle w:val="ListBullet"/>
+      </w:pPr>
+      <w:r>
+        <w:t>Basket Depth: 315 mm (12.4 in)</w:t>
+      </w:r>
+    </w:p>
+    <w:p>
+      <w:pPr>
+        <w:pStyle w:val="ListBullet"/>
+      </w:pPr>
+      <w:r>
+        <w:t>Filtration Area: 0.6 m² (6.5 ft²)</w:t>
+      </w:r>
+    </w:p>
+    <w:p>
+      <w:pPr>
+        <w:pStyle w:val="ListBullet"/>
+      </w:pPr>
+      <w:r>
+        <w:t>Maximum Speed: 2,365 rpm</w:t>
+      </w:r>
+    </w:p>
+    <w:p>
+      <w:pPr>
+        <w:pStyle w:val="ListBullet"/>
+      </w:pPr>
+      <w:r>
+        <w:t>Load Weight: 54 kg (119 lb)</w:t>
+      </w:r>
+    </w:p>
+    <w:p>
+      <w:pPr>
+        <w:pStyle w:val="ListBullet"/>
+      </w:pPr>
+      <w:r>
+        <w:t>Motor Power: 18 kW (24.1 HP)</w:t>
+      </w:r>
+    </w:p>
+    <w:p>
+      <w:pPr>
+        <w:pStyle w:val="ListBullet"/>
+      </w:pPr>
+      <w:r>
+        <w:t>Material: Hastelloy C-22</w:t>
+      </w:r>
+    </w:p>
+    <w:p>
+      <w:hyperlink r:id="rId14">
+        <w:r>
+          <w:rPr>
+            <w:color w:val="1155CC"/>
+            <w:u w:val="single"/>
+          </w:rPr>
+          <w:t xml:space="preserve">View Specs</w:t>
+        </w:r>
+      </w:hyperlink>
+      <w:r>
+        <w:t xml:space="preserve"> | </w:t>
+      </w:r>
+      <w:hyperlink r:id="rId14">
+        <w:r>
+          <w:rPr>
+            <w:color w:val="1155CC"/>
+            <w:u w:val="single"/>
+          </w:rPr>
+          <w:t xml:space="preserve">View IPP# 235730</w:t>
+        </w:r>
+      </w:hyperlink>
+    </w:p>
+    <w:p>
+      <w:pPr>
+        <w:pStyle w:val="Heading4"/>
+      </w:pPr>
+      <w:r>
+        <w:t>[Featured] Krauss Maffei HZ-125 Austenitic SS, 1,250 mm (49.2 in) ([IPP# 206218](https://ims.internationalprocessplants.com/inventory/equipment/detail/peeler-centrifuge/206218))</w:t>
+      </w:r>
+    </w:p>
+    <w:p>
+      <w:r>
+        <w:t>Good used Krauss Maffei HZ-125 peeler centrifuge with a stainless steel Austenitic basket, 1,250 mm (49.2 in) basket diameter and 625 mm (24.6 in) basket depth.</w:t>
+      </w:r>
+    </w:p>
+    <w:p>
+      <w:pPr>
+        <w:pStyle w:val="ListBullet"/>
+      </w:pPr>
+      <w:r>
+        <w:t>Basket Diameter: 1,250 mm (49.2 in)</w:t>
+      </w:r>
+    </w:p>
+    <w:p>
+      <w:pPr>
+        <w:pStyle w:val="ListBullet"/>
+      </w:pPr>
+      <w:r>
+        <w:t>Basket Depth: 625 mm (24.6 in)</w:t>
+      </w:r>
+    </w:p>
+    <w:p>
+      <w:pPr>
+        <w:pStyle w:val="ListBullet"/>
+      </w:pPr>
+      <w:r>
+        <w:t>Filtration Area: 0.016 m² (0.17 ft²)</w:t>
+      </w:r>
+    </w:p>
+    <w:p>
+      <w:pPr>
+        <w:pStyle w:val="ListBullet"/>
+      </w:pPr>
+      <w:r>
+        <w:t>Maximum Speed: 1,200 rpm</w:t>
+      </w:r>
+    </w:p>
+    <w:p>
+      <w:pPr>
+        <w:pStyle w:val="ListBullet"/>
+      </w:pPr>
+      <w:r>
+        <w:t>Load Weight: 437 kg (963 lb)</w:t>
+      </w:r>
+    </w:p>
+    <w:p>
+      <w:pPr>
+        <w:pStyle w:val="ListBullet"/>
+      </w:pPr>
+      <w:r>
+        <w:t>Motor Power: 45 kW (60.3 HP)</w:t>
+      </w:r>
+    </w:p>
+    <w:p>
+      <w:pPr>
+        <w:pStyle w:val="ListBullet"/>
+      </w:pPr>
+      <w:r>
+        <w:t>Material: Stainless Steel Austenitic</w:t>
+      </w:r>
+    </w:p>
+    <w:p>
+      <w:hyperlink r:id="rId18">
+        <w:r>
+          <w:rPr>
+            <w:color w:val="1155CC"/>
+            <w:u w:val="single"/>
+          </w:rPr>
+          <w:t xml:space="preserve">View Specs</w:t>
+        </w:r>
+      </w:hyperlink>
+      <w:r>
+        <w:t xml:space="preserve"> | </w:t>
+      </w:r>
+      <w:hyperlink r:id="rId18">
+        <w:r>
+          <w:rPr>
+            <w:color w:val="1155CC"/>
+            <w:u w:val="single"/>
+          </w:rPr>
+          <w:t xml:space="preserve">View IPP# 206218</w:t>
+        </w:r>
+      </w:hyperlink>
+    </w:p>
+    <w:p>
+      <w:pPr>
+        <w:pStyle w:val="Heading4"/>
+      </w:pPr>
+      <w:r>
+        <w:t>[Featured] Ellerwerk 937-H Hastelloy, 1,050 mm (41.3 in) ([IPP# 221718](https://ims.internationalprocessplants.com/inventory/equipment/detail/peeler-centrifuge/221718))</w:t>
+      </w:r>
+    </w:p>
+    <w:p>
+      <w:r>
+        <w:t>Good used Ellerwerk 937-H peeler centrifuge with a Hastelloy basket, 1,050 mm (41.3 in) basket diameter and 500 mm (19.7 in) basket depth.</w:t>
+      </w:r>
+    </w:p>
+    <w:p>
+      <w:pPr>
+        <w:pStyle w:val="ListBullet"/>
+      </w:pPr>
+      <w:r>
+        <w:t>Basket Diameter: 1,050 mm (41.3 in)</w:t>
+      </w:r>
+    </w:p>
+    <w:p>
+      <w:pPr>
+        <w:pStyle w:val="ListBullet"/>
+      </w:pPr>
+      <w:r>
+        <w:t>Basket Depth: 500 mm (19.7 in)</w:t>
+      </w:r>
+    </w:p>
+    <w:p>
+      <w:pPr>
+        <w:pStyle w:val="ListBullet"/>
+      </w:pPr>
+      <w:r>
+        <w:t>Filtration Area: 1.65 m² (17.8 ft²)</w:t>
+      </w:r>
+    </w:p>
+    <w:p>
+      <w:pPr>
+        <w:pStyle w:val="ListBullet"/>
+      </w:pPr>
+      <w:r>
+        <w:t>Maximum Speed: 1,400 rpm</w:t>
+      </w:r>
+    </w:p>
+    <w:p>
+      <w:pPr>
+        <w:pStyle w:val="ListBullet"/>
+      </w:pPr>
+      <w:r>
+        <w:t>Load Weight: 230 kg (507 lb)</w:t>
+      </w:r>
+    </w:p>
+    <w:p>
+      <w:pPr>
+        <w:pStyle w:val="ListBullet"/>
+      </w:pPr>
+      <w:r>
+        <w:t>Motor Power: 22 kW (29.5 HP)</w:t>
+      </w:r>
+    </w:p>
+    <w:p>
+      <w:pPr>
+        <w:pStyle w:val="ListBullet"/>
+      </w:pPr>
+      <w:r>
+        <w:t>Material: Hastelloy</w:t>
+      </w:r>
+    </w:p>
+    <w:p>
+      <w:hyperlink r:id="rId19">
+        <w:r>
+          <w:rPr>
+            <w:color w:val="1155CC"/>
+            <w:u w:val="single"/>
+          </w:rPr>
+          <w:t xml:space="preserve">View Specs</w:t>
+        </w:r>
+      </w:hyperlink>
+      <w:r>
+        <w:t xml:space="preserve"> | </w:t>
+      </w:r>
+      <w:hyperlink r:id="rId19">
+        <w:r>
+          <w:rPr>
+            <w:color w:val="1155CC"/>
+            <w:u w:val="single"/>
+          </w:rPr>
+          <w:t xml:space="preserve">View IPP# 221718</w:t>
+        </w:r>
+      </w:hyperlink>
+    </w:p>
+    <w:p>
+      <w:hyperlink r:id="rId43">
+        <w:r>
+          <w:rPr>
+            <w:color w:val="1155CC"/>
+            <w:u w:val="single"/>
+          </w:rPr>
+          <w:t xml:space="preserve">Browse All Good Used Units on IMS</w:t>
+        </w:r>
+      </w:hyperlink>
+    </w:p>
+    <w:p>
+      <w:pPr>
+        <w:pStyle w:val="Heading3"/>
+      </w:pPr>
+      <w:r>
+        <w:t>Buy Refurbished Peeler Centrifuges</w:t>
+      </w:r>
+    </w:p>
+    <w:p>
+      <w:r>
+        <w:t>Refurbished peeler centrifuges in IPP's inventory include Krauss Maffei HZ125 and HZ900 and Alfa Laval HOZY units, listed on IMS with the condition grade Refurbished/Rebuilt.</w:t>
+      </w:r>
+    </w:p>
+    <w:p>
+      <w:pPr>
+        <w:pStyle w:val="Heading4"/>
+      </w:pPr>
+      <w:r>
+        <w:t>[Featured] Krauss Maffei HZ125 Austenitic SS, 1,250 mm (49.2 in) ([IPP# 206217](https://ims.internationalprocessplants.com/inventory/equipment/detail/peeler-centrifuge/206217))</w:t>
+      </w:r>
+    </w:p>
+    <w:p>
+      <w:r>
+        <w:t>Refurbished Krauss Maffei HZ125 peeler centrifuge with a stainless steel Austenitic basket, 1,250 mm (49.2 in) basket diameter and 625 mm (24.6 in) basket depth.</w:t>
+      </w:r>
+    </w:p>
+    <w:p>
+      <w:pPr>
+        <w:pStyle w:val="ListBullet"/>
+      </w:pPr>
+      <w:r>
+        <w:t>Basket Diameter: 1,250 mm (49.2 in)</w:t>
+      </w:r>
+    </w:p>
+    <w:p>
+      <w:pPr>
+        <w:pStyle w:val="ListBullet"/>
+      </w:pPr>
+      <w:r>
+        <w:t>Basket Depth: 625 mm (24.6 in)</w:t>
+      </w:r>
+    </w:p>
+    <w:p>
+      <w:pPr>
+        <w:pStyle w:val="ListBullet"/>
+      </w:pPr>
+      <w:r>
+        <w:t>Maximum Speed: 1,200 rpm</w:t>
+      </w:r>
+    </w:p>
+    <w:p>
+      <w:pPr>
+        <w:pStyle w:val="ListBullet"/>
+      </w:pPr>
+      <w:r>
+        <w:t>Load Weight: 437 kg (963 lb)</w:t>
+      </w:r>
+    </w:p>
+    <w:p>
+      <w:pPr>
+        <w:pStyle w:val="ListBullet"/>
+      </w:pPr>
+      <w:r>
+        <w:t>Motor Power: 45 kW (60.3 HP)</w:t>
+      </w:r>
+    </w:p>
+    <w:p>
+      <w:pPr>
+        <w:pStyle w:val="ListBullet"/>
+      </w:pPr>
+      <w:r>
+        <w:t>Material: Stainless Steel Austenitic</w:t>
+      </w:r>
+    </w:p>
+    <w:p>
+      <w:pPr>
+        <w:pStyle w:val="ListBullet"/>
+      </w:pPr>
+      <w:r>
+        <w:t>Condition: Refurbished</w:t>
+      </w:r>
+    </w:p>
+    <w:p>
+      <w:hyperlink r:id="rId20">
+        <w:r>
+          <w:rPr>
+            <w:color w:val="1155CC"/>
+            <w:u w:val="single"/>
+          </w:rPr>
+          <w:t xml:space="preserve">View Specs</w:t>
+        </w:r>
+      </w:hyperlink>
+      <w:r>
+        <w:t xml:space="preserve"> | </w:t>
+      </w:r>
+      <w:hyperlink r:id="rId20">
+        <w:r>
+          <w:rPr>
+            <w:color w:val="1155CC"/>
+            <w:u w:val="single"/>
+          </w:rPr>
+          <w:t xml:space="preserve">View IPP# 206217</w:t>
+        </w:r>
+      </w:hyperlink>
+    </w:p>
+    <w:p>
+      <w:pPr>
+        <w:pStyle w:val="Heading4"/>
+      </w:pPr>
+      <w:r>
+        <w:t>[Refurbished] Alfa Laval HOZHY650 SS 316, 650 mm (25.6 in) ([IPP# 45949](https://ims.internationalprocessplants.com/inventory/equipment/detail/peeler-centrifuge/45949))</w:t>
+      </w:r>
+    </w:p>
+    <w:p>
+      <w:r>
+        <w:t>Refurbished Alfa Laval HOZHY650 peeler centrifuge with a stainless steel 316 basket and 650 mm (25.6 in) basket diameter.</w:t>
+      </w:r>
+    </w:p>
+    <w:p>
+      <w:pPr>
+        <w:pStyle w:val="ListBullet"/>
+      </w:pPr>
+      <w:r>
+        <w:t>Basket Diameter: 650 mm (25.6 in)</w:t>
+      </w:r>
+    </w:p>
+    <w:p>
+      <w:pPr>
+        <w:pStyle w:val="ListBullet"/>
+      </w:pPr>
+      <w:r>
+        <w:t>Filtration Area: 0.82 m² (8.8 ft²)</w:t>
+      </w:r>
+    </w:p>
+    <w:p>
+      <w:pPr>
+        <w:pStyle w:val="ListBullet"/>
+      </w:pPr>
+      <w:r>
+        <w:t>Maximum Speed: 2,000 rpm</w:t>
+      </w:r>
+    </w:p>
+    <w:p>
+      <w:pPr>
+        <w:pStyle w:val="ListBullet"/>
+      </w:pPr>
+      <w:r>
+        <w:t>Load Weight: 65 kg (143.3 lb)</w:t>
+      </w:r>
+    </w:p>
+    <w:p>
+      <w:pPr>
+        <w:pStyle w:val="ListBullet"/>
+      </w:pPr>
+      <w:r>
+        <w:t>Motor Power: 6.5 kW (8.7 HP)</w:t>
+      </w:r>
+    </w:p>
+    <w:p>
+      <w:pPr>
+        <w:pStyle w:val="ListBullet"/>
+      </w:pPr>
+      <w:r>
+        <w:t>Material: Stainless Steel 316</w:t>
+      </w:r>
+    </w:p>
+    <w:p>
+      <w:pPr>
+        <w:pStyle w:val="ListBullet"/>
+      </w:pPr>
+      <w:r>
+        <w:t>Condition: Refurbished</w:t>
+      </w:r>
+    </w:p>
+    <w:p>
+      <w:hyperlink r:id="rId16">
+        <w:r>
+          <w:rPr>
+            <w:color w:val="1155CC"/>
+            <w:u w:val="single"/>
+          </w:rPr>
+          <w:t xml:space="preserve">View Specs</w:t>
+        </w:r>
+      </w:hyperlink>
+      <w:r>
+        <w:t xml:space="preserve"> | </w:t>
+      </w:r>
+      <w:hyperlink r:id="rId16">
+        <w:r>
+          <w:rPr>
+            <w:color w:val="1155CC"/>
+            <w:u w:val="single"/>
+          </w:rPr>
+          <w:t xml:space="preserve">View IPP# 45949</w:t>
+        </w:r>
+      </w:hyperlink>
+    </w:p>
+    <w:p>
+      <w:pPr>
+        <w:pStyle w:val="Heading4"/>
+      </w:pPr>
+      <w:r>
+        <w:t>[Refurbished] Krauss Maffei HZ-125 SS 316, 1,250 mm (50 in) ([IPP# 31288](https://ims.internationalprocessplants.com/inventory/equipment/detail/peeler-centrifuge/31288))</w:t>
+      </w:r>
+    </w:p>
+    <w:p>
+      <w:r>
+        <w:t>Refurbished Krauss Maffei HZ-125 peeler centrifuge with a stainless steel 316 basket and 1,250 mm (50 in) basket diameter.</w:t>
+      </w:r>
+    </w:p>
+    <w:p>
+      <w:pPr>
+        <w:pStyle w:val="ListBullet"/>
+      </w:pPr>
+      <w:r>
+        <w:t>Basket Diameter: 1,250 mm (50 in)</w:t>
+      </w:r>
+    </w:p>
+    <w:p>
+      <w:pPr>
+        <w:pStyle w:val="ListBullet"/>
+      </w:pPr>
+      <w:r>
+        <w:t>Maximum Speed: 1,200 rpm</w:t>
+      </w:r>
+    </w:p>
+    <w:p>
+      <w:pPr>
+        <w:pStyle w:val="ListBullet"/>
+      </w:pPr>
+      <w:r>
+        <w:t>Load Weight: 468 kg (1,050 lb)</w:t>
+      </w:r>
+    </w:p>
+    <w:p>
+      <w:pPr>
+        <w:pStyle w:val="ListBullet"/>
+      </w:pPr>
+      <w:r>
+        <w:t>Material: Stainless Steel 316</w:t>
+      </w:r>
+    </w:p>
+    <w:p>
+      <w:pPr>
+        <w:pStyle w:val="ListBullet"/>
+      </w:pPr>
+      <w:r>
+        <w:t>Condition: Refurbished</w:t>
+      </w:r>
+    </w:p>
+    <w:p>
+      <w:hyperlink r:id="rId44">
+        <w:r>
+          <w:rPr>
+            <w:color w:val="1155CC"/>
+            <w:u w:val="single"/>
+          </w:rPr>
+          <w:t xml:space="preserve">View Specs</w:t>
+        </w:r>
+      </w:hyperlink>
+      <w:r>
+        <w:t xml:space="preserve"> | </w:t>
+      </w:r>
+      <w:hyperlink r:id="rId44">
+        <w:r>
+          <w:rPr>
+            <w:color w:val="1155CC"/>
+            <w:u w:val="single"/>
+          </w:rPr>
+          <w:t xml:space="preserve">View IPP# 31288</w:t>
+        </w:r>
+      </w:hyperlink>
+    </w:p>
+    <w:p>
+      <w:hyperlink r:id="rId45">
+        <w:r>
+          <w:rPr>
+            <w:color w:val="1155CC"/>
+            <w:u w:val="single"/>
+          </w:rPr>
+          <w:t xml:space="preserve">Browse All Refurbished Units on IMS</w:t>
+        </w:r>
+      </w:hyperlink>
+    </w:p>
+    <w:p>
+      <w:pPr>
+        <w:pStyle w:val="Heading3"/>
+      </w:pPr>
+      <w:r>
+        <w:t>Buy Unused Surplus Peeler Centrifuges</w:t>
+      </w:r>
+    </w:p>
+    <w:p>
+      <w:r>
+        <w:t>Unused surplus peeler centrifuges in IPP's inventory include a ZVU OPH 630 EFHN with a 630 mm (24.8 in) austenitic stainless steel basket, listed on IMS with the condition grade Unused.</w:t>
+      </w:r>
+    </w:p>
+    <w:p>
+      <w:pPr>
+        <w:pStyle w:val="Heading4"/>
+      </w:pPr>
+      <w:r>
+        <w:t>[Unused surplus] ZVU OPH 630 EFHN Austenitic SS, 630 mm (24.8 in) ([IPP# 212741](https://ims.internationalprocessplants.com/inventory/equipment/detail/peeler-centrifuge/212741))</w:t>
+      </w:r>
+    </w:p>
+    <w:p>
+      <w:r>
+        <w:t>Unused surplus ZVU OPH 630 EFHN peeler centrifuge with a stainless steel Austenitic basket, 630 mm (24.8 in) basket diameter and 315 mm (12.4 in) basket depth.</w:t>
+      </w:r>
+    </w:p>
+    <w:p>
+      <w:pPr>
+        <w:pStyle w:val="ListBullet"/>
+      </w:pPr>
+      <w:r>
+        <w:t>Basket Diameter: 630 mm (24.8 in)</w:t>
+      </w:r>
+    </w:p>
+    <w:p>
+      <w:pPr>
+        <w:pStyle w:val="ListBullet"/>
+      </w:pPr>
+      <w:r>
+        <w:t>Basket Depth: 315 mm (12.4 in)</w:t>
+      </w:r>
+    </w:p>
+    <w:p>
+      <w:pPr>
+        <w:pStyle w:val="ListBullet"/>
+      </w:pPr>
+      <w:r>
+        <w:t>Filtration Area: 0.62 m² (6.7 ft²)</w:t>
+      </w:r>
+    </w:p>
+    <w:p>
+      <w:pPr>
+        <w:pStyle w:val="ListBullet"/>
+      </w:pPr>
+      <w:r>
+        <w:t>Maximum Speed: 2,380 rpm</w:t>
+      </w:r>
+    </w:p>
+    <w:p>
+      <w:pPr>
+        <w:pStyle w:val="ListBullet"/>
+      </w:pPr>
+      <w:r>
+        <w:t>Load Weight: 50 kg (110.2 lb)</w:t>
+      </w:r>
+    </w:p>
+    <w:p>
+      <w:pPr>
+        <w:pStyle w:val="ListBullet"/>
+      </w:pPr>
+      <w:r>
+        <w:t>Motor Power: 11 kW (14.8 HP)</w:t>
       </w:r>
     </w:p>
     <w:p>
@@ -1498,2133 +3684,12 @@
             <w:color w:val="1155CC"/>
             <w:u w:val="single"/>
           </w:rPr>
-          <w:t xml:space="preserve">View IPP# 206218</w:t>
-        </w:r>
-      </w:hyperlink>
-    </w:p>
-    <w:p>
-      <w:pPr>
-        <w:pStyle w:val="Heading4"/>
-      </w:pPr>
-      <w:r>
-        <w:t>[Featured] Krauss Maffei HZ125 Austenitic SS, 1,250 mm (49.2 in) ([IPP# 206217](https://ims.internationalprocessplants.com/inventory/equipment/detail/peeler-centrifuge/206217))</w:t>
-      </w:r>
-    </w:p>
-    <w:p>
-      <w:r>
-        <w:t>Refurbished Krauss Maffei HZ125 peeler centrifuge with a stainless steel Austenitic basket, 1,250 mm (49.2 in) basket diameter and 625 mm (24.6 in) basket depth.</w:t>
-      </w:r>
-    </w:p>
-    <w:p>
-      <w:pPr>
-        <w:pStyle w:val="ListBullet"/>
-      </w:pPr>
-      <w:r>
-        <w:t>Basket Diameter: 1,250 mm (49.2 in)</w:t>
-      </w:r>
-    </w:p>
-    <w:p>
-      <w:pPr>
-        <w:pStyle w:val="ListBullet"/>
-      </w:pPr>
-      <w:r>
-        <w:t>Basket Depth: 625 mm (24.6 in)</w:t>
-      </w:r>
-    </w:p>
-    <w:p>
-      <w:pPr>
-        <w:pStyle w:val="ListBullet"/>
-      </w:pPr>
-      <w:r>
-        <w:t>Maximum Speed: 1,200 rpm</w:t>
-      </w:r>
-    </w:p>
-    <w:p>
-      <w:pPr>
-        <w:pStyle w:val="ListBullet"/>
-      </w:pPr>
-      <w:r>
-        <w:t>Load Weight: 437 kg (963 lb)</w:t>
-      </w:r>
-    </w:p>
-    <w:p>
-      <w:pPr>
-        <w:pStyle w:val="ListBullet"/>
-      </w:pPr>
-      <w:r>
-        <w:t>Motor Power: 45 kW (60.3 HP)</w:t>
-      </w:r>
-    </w:p>
-    <w:p>
-      <w:pPr>
-        <w:pStyle w:val="ListBullet"/>
-      </w:pPr>
-      <w:r>
-        <w:t>Material: Stainless Steel Austenitic</w:t>
-      </w:r>
-    </w:p>
-    <w:p>
-      <w:pPr>
-        <w:pStyle w:val="ListBullet"/>
-      </w:pPr>
-      <w:r>
-        <w:t>Condition: Refurbished</w:t>
-      </w:r>
-    </w:p>
-    <w:p>
-      <w:hyperlink r:id="rId17">
-        <w:r>
-          <w:rPr>
-            <w:color w:val="1155CC"/>
-            <w:u w:val="single"/>
-          </w:rPr>
-          <w:t xml:space="preserve">View Specs</w:t>
-        </w:r>
-      </w:hyperlink>
-      <w:r>
-        <w:t xml:space="preserve"> | </w:t>
-      </w:r>
-      <w:hyperlink r:id="rId17">
-        <w:r>
-          <w:rPr>
-            <w:color w:val="1155CC"/>
-            <w:u w:val="single"/>
-          </w:rPr>
-          <w:t xml:space="preserve">View IPP# 206217</w:t>
-        </w:r>
-      </w:hyperlink>
-    </w:p>
-    <w:p>
-      <w:hyperlink r:id="rId24">
-        <w:r>
-          <w:rPr>
-            <w:color w:val="1155CC"/>
-            <w:u w:val="single"/>
-          </w:rPr>
-          <w:t xml:space="preserve">Browse All Krauss Maffei Peeler Centrifuges on IMS</w:t>
-        </w:r>
-      </w:hyperlink>
-    </w:p>
-    <w:p>
-      <w:pPr>
-        <w:pStyle w:val="Heading3"/>
-      </w:pPr>
-      <w:r>
-        <w:t>Buy Used Alfa Laval Peeler Centrifuges for Sale</w:t>
-      </w:r>
-    </w:p>
-    <w:p>
-      <w:r>
-        <w:t>IPP's Alfa Laval peeler centrifuges are HOZY and HOZHY units with 650 mm (25.6 in), 1,050 mm (41.3 in) and 1,300 mm (51 in) baskets in stainless steel 316, Hastelloy C-22 and Hastelloy B.</w:t>
-      </w:r>
-    </w:p>
-    <w:p>
-      <w:pPr>
-        <w:pStyle w:val="Heading4"/>
-      </w:pPr>
-      <w:r>
-        <w:t>[Refurbished] Alfa Laval HOZHY650 SS 316, 650 mm (25.6 in) ([IPP# 45949](https://ims.internationalprocessplants.com/inventory/equipment/detail/peeler-centrifuge/45949))</w:t>
-      </w:r>
-    </w:p>
-    <w:p>
-      <w:r>
-        <w:t>Refurbished Alfa Laval HOZHY650 peeler centrifuge with a stainless steel 316 basket and 650 mm (25.6 in) basket diameter.</w:t>
-      </w:r>
-    </w:p>
-    <w:p>
-      <w:pPr>
-        <w:pStyle w:val="ListBullet"/>
-      </w:pPr>
-      <w:r>
-        <w:t>Basket Diameter: 650 mm (25.6 in)</w:t>
-      </w:r>
-    </w:p>
-    <w:p>
-      <w:pPr>
-        <w:pStyle w:val="ListBullet"/>
-      </w:pPr>
-      <w:r>
-        <w:t>Filtration Area: 0.82 m² (8.8 ft²)</w:t>
-      </w:r>
-    </w:p>
-    <w:p>
-      <w:pPr>
-        <w:pStyle w:val="ListBullet"/>
-      </w:pPr>
-      <w:r>
-        <w:t>Maximum Speed: 2,000 rpm</w:t>
-      </w:r>
-    </w:p>
-    <w:p>
-      <w:pPr>
-        <w:pStyle w:val="ListBullet"/>
-      </w:pPr>
-      <w:r>
-        <w:t>Load Weight: 65 kg (143.3 lb)</w:t>
-      </w:r>
-    </w:p>
-    <w:p>
-      <w:pPr>
-        <w:pStyle w:val="ListBullet"/>
-      </w:pPr>
-      <w:r>
-        <w:t>Motor Power: 6.5 kW (8.7 HP)</w:t>
-      </w:r>
-    </w:p>
-    <w:p>
-      <w:pPr>
-        <w:pStyle w:val="ListBullet"/>
-      </w:pPr>
-      <w:r>
-        <w:t>Material: Stainless Steel 316</w:t>
-      </w:r>
-    </w:p>
-    <w:p>
-      <w:pPr>
-        <w:pStyle w:val="ListBullet"/>
-      </w:pPr>
-      <w:r>
-        <w:t>Condition: Refurbished</w:t>
-      </w:r>
-    </w:p>
-    <w:p>
-      <w:hyperlink r:id="rId13">
-        <w:r>
-          <w:rPr>
-            <w:color w:val="1155CC"/>
-            <w:u w:val="single"/>
-          </w:rPr>
-          <w:t xml:space="preserve">View Specs</w:t>
-        </w:r>
-      </w:hyperlink>
-      <w:r>
-        <w:t xml:space="preserve"> | </w:t>
-      </w:r>
-      <w:hyperlink r:id="rId13">
-        <w:r>
-          <w:rPr>
-            <w:color w:val="1155CC"/>
-            <w:u w:val="single"/>
-          </w:rPr>
-          <w:t xml:space="preserve">View IPP# 45949</w:t>
-        </w:r>
-      </w:hyperlink>
-    </w:p>
-    <w:p>
-      <w:pPr>
-        <w:pStyle w:val="Heading4"/>
-      </w:pPr>
-      <w:r>
-        <w:t>Alfa Laval HOZHY-1050 SS 316, 1,050 mm (42 in) ([IPP# 85861](https://ims.internationalprocessplants.com/inventory/equipment/detail/peeler-centrifuge/85861))</w:t>
-      </w:r>
-    </w:p>
-    <w:p>
-      <w:r>
-        <w:t>Good used Alfa Laval HOZHY-1050 peeler centrifuge with a stainless steel 316 basket and 1,050 mm (42 in) basket diameter.</w:t>
-      </w:r>
-    </w:p>
-    <w:p>
-      <w:pPr>
-        <w:pStyle w:val="ListBullet"/>
-      </w:pPr>
-      <w:r>
-        <w:t>Basket Diameter: 1,050 mm (42 in)</w:t>
-      </w:r>
-    </w:p>
-    <w:p>
-      <w:pPr>
-        <w:pStyle w:val="ListBullet"/>
-      </w:pPr>
-      <w:r>
-        <w:t>Maximum Speed: 1,400 rpm</w:t>
-      </w:r>
-    </w:p>
-    <w:p>
-      <w:pPr>
-        <w:pStyle w:val="ListBullet"/>
-      </w:pPr>
-      <w:r>
-        <w:t>Load Weight: 250 kg (551 lb)</w:t>
-      </w:r>
-    </w:p>
-    <w:p>
-      <w:pPr>
-        <w:pStyle w:val="ListBullet"/>
-      </w:pPr>
-      <w:r>
-        <w:t>Motor Power: 14.9 kW (20 HP)</w:t>
-      </w:r>
-    </w:p>
-    <w:p>
-      <w:pPr>
-        <w:pStyle w:val="ListBullet"/>
-      </w:pPr>
-      <w:r>
-        <w:t>Material: Stainless Steel 316</w:t>
-      </w:r>
-    </w:p>
-    <w:p>
-      <w:pPr>
-        <w:pStyle w:val="ListBullet"/>
-      </w:pPr>
-      <w:r>
-        <w:t>Condition: Good used</w:t>
-      </w:r>
-    </w:p>
-    <w:p>
-      <w:hyperlink r:id="rId25">
-        <w:r>
-          <w:rPr>
-            <w:color w:val="1155CC"/>
-            <w:u w:val="single"/>
-          </w:rPr>
-          <w:t xml:space="preserve">View Specs</w:t>
-        </w:r>
-      </w:hyperlink>
-      <w:r>
-        <w:t xml:space="preserve"> | </w:t>
-      </w:r>
-      <w:hyperlink r:id="rId25">
-        <w:r>
-          <w:rPr>
-            <w:color w:val="1155CC"/>
-            <w:u w:val="single"/>
-          </w:rPr>
-          <w:t xml:space="preserve">View IPP# 85861</w:t>
-        </w:r>
-      </w:hyperlink>
-    </w:p>
-    <w:p>
-      <w:pPr>
-        <w:pStyle w:val="Heading4"/>
-      </w:pPr>
-      <w:r>
-        <w:t>Alfa Laval HOZY1050 SS 316, 1,050 mm (41.3 in) ([IPP# 705470](https://ims.internationalprocessplants.com/inventory/equipment/detail/peeler-centrifuge/705470))</w:t>
-      </w:r>
-    </w:p>
-    <w:p>
-      <w:r>
-        <w:t>Good used Alfa Laval HOZY1050 peeler centrifuge with a stainless steel 316 basket, 1,050 mm (41.3 in) basket diameter and 500 mm (19.7 in) basket depth.</w:t>
-      </w:r>
-    </w:p>
-    <w:p>
-      <w:pPr>
-        <w:pStyle w:val="ListBullet"/>
-      </w:pPr>
-      <w:r>
-        <w:t>Basket Diameter: 1,050 mm (41.3 in)</w:t>
-      </w:r>
-    </w:p>
-    <w:p>
-      <w:pPr>
-        <w:pStyle w:val="ListBullet"/>
-      </w:pPr>
-      <w:r>
-        <w:t>Basket Depth: 500 mm (19.7 in)</w:t>
-      </w:r>
-    </w:p>
-    <w:p>
-      <w:pPr>
-        <w:pStyle w:val="ListBullet"/>
-      </w:pPr>
-      <w:r>
-        <w:t>Maximum Speed: 1,300 rpm</w:t>
-      </w:r>
-    </w:p>
-    <w:p>
-      <w:pPr>
-        <w:pStyle w:val="ListBullet"/>
-      </w:pPr>
-      <w:r>
-        <w:t>Load Weight: 220 kg (485 lb)</w:t>
-      </w:r>
-    </w:p>
-    <w:p>
-      <w:pPr>
-        <w:pStyle w:val="ListBullet"/>
-      </w:pPr>
-      <w:r>
-        <w:t>Motor Power: 22 kW (29.5 HP)</w:t>
-      </w:r>
-    </w:p>
-    <w:p>
-      <w:pPr>
-        <w:pStyle w:val="ListBullet"/>
-      </w:pPr>
-      <w:r>
-        <w:t>Material: Stainless Steel 316</w:t>
-      </w:r>
-    </w:p>
-    <w:p>
-      <w:pPr>
-        <w:pStyle w:val="ListBullet"/>
-      </w:pPr>
-      <w:r>
-        <w:t>Condition: Good used</w:t>
-      </w:r>
-    </w:p>
-    <w:p>
-      <w:hyperlink r:id="rId26">
-        <w:r>
-          <w:rPr>
-            <w:color w:val="1155CC"/>
-            <w:u w:val="single"/>
-          </w:rPr>
-          <w:t xml:space="preserve">View Specs</w:t>
-        </w:r>
-      </w:hyperlink>
-      <w:r>
-        <w:t xml:space="preserve"> | </w:t>
-      </w:r>
-      <w:hyperlink r:id="rId26">
-        <w:r>
-          <w:rPr>
-            <w:color w:val="1155CC"/>
-            <w:u w:val="single"/>
-          </w:rPr>
-          <w:t xml:space="preserve">View IPP# 705470</w:t>
-        </w:r>
-      </w:hyperlink>
-    </w:p>
-    <w:p>
-      <w:hyperlink r:id="rId27">
-        <w:r>
-          <w:rPr>
-            <w:color w:val="1155CC"/>
-            <w:u w:val="single"/>
-          </w:rPr>
-          <w:t xml:space="preserve">Browse All Alfa Laval Peeler Centrifuges on IMS</w:t>
-        </w:r>
-      </w:hyperlink>
-    </w:p>
-    <w:p>
-      <w:pPr>
-        <w:pStyle w:val="Heading3"/>
-      </w:pPr>
-      <w:r>
-        <w:t>Buy Used Luwa-Heine Peeler Centrifuges for Sale</w:t>
-      </w:r>
-    </w:p>
-    <w:p>
-      <w:r>
-        <w:t>Luwa-Heine HSZ412 peeler centrifuges in stock carry 1,250 mm (49.2 in) titanium baskets with 2.4 m² (25.8 ft²) of filtration area.</w:t>
-      </w:r>
-    </w:p>
-    <w:p>
-      <w:pPr>
-        <w:pStyle w:val="Heading4"/>
-      </w:pPr>
-      <w:r>
-        <w:t>Luwa-Heine HSZ412 Titanium, 1,250 mm (49.2 in) ([IPP# 232760](https://ims.internationalprocessplants.com/inventory/equipment/detail/peeler-centrifuge/232760))</w:t>
-      </w:r>
-    </w:p>
-    <w:p>
-      <w:r>
-        <w:t>Good used Luwa-Heine HSZ412 peeler centrifuge with a titanium basket, 1,250 mm (49.2 in) basket diameter and 610 mm (24 in) basket depth.</w:t>
-      </w:r>
-    </w:p>
-    <w:p>
-      <w:pPr>
-        <w:pStyle w:val="ListBullet"/>
-      </w:pPr>
-      <w:r>
-        <w:t>Basket Diameter: 1,250 mm (49.2 in)</w:t>
-      </w:r>
-    </w:p>
-    <w:p>
-      <w:pPr>
-        <w:pStyle w:val="ListBullet"/>
-      </w:pPr>
-      <w:r>
-        <w:t>Basket Depth: 610 mm (24 in)</w:t>
-      </w:r>
-    </w:p>
-    <w:p>
-      <w:pPr>
-        <w:pStyle w:val="ListBullet"/>
-      </w:pPr>
-      <w:r>
-        <w:t>Filtration Area: 2.4 m² (25.8 ft²)</w:t>
-      </w:r>
-    </w:p>
-    <w:p>
-      <w:pPr>
-        <w:pStyle w:val="ListBullet"/>
-      </w:pPr>
-      <w:r>
-        <w:t>Maximum Speed: 750 rpm</w:t>
-      </w:r>
-    </w:p>
-    <w:p>
-      <w:pPr>
-        <w:pStyle w:val="ListBullet"/>
-      </w:pPr>
-      <w:r>
-        <w:t>Load Weight: 355 kg (783 lb)</w:t>
-      </w:r>
-    </w:p>
-    <w:p>
-      <w:pPr>
-        <w:pStyle w:val="ListBullet"/>
-      </w:pPr>
-      <w:r>
-        <w:t>Motor Power: 44 kW (59 HP)</w:t>
-      </w:r>
-    </w:p>
-    <w:p>
-      <w:pPr>
-        <w:pStyle w:val="ListBullet"/>
-      </w:pPr>
-      <w:r>
-        <w:t>Material: Titanium</w:t>
-      </w:r>
-    </w:p>
-    <w:p>
-      <w:hyperlink r:id="rId28">
-        <w:r>
-          <w:rPr>
-            <w:color w:val="1155CC"/>
-            <w:u w:val="single"/>
-          </w:rPr>
-          <w:t xml:space="preserve">View Specs</w:t>
-        </w:r>
-      </w:hyperlink>
-      <w:r>
-        <w:t xml:space="preserve"> | </w:t>
-      </w:r>
-      <w:hyperlink r:id="rId28">
-        <w:r>
-          <w:rPr>
-            <w:color w:val="1155CC"/>
-            <w:u w:val="single"/>
-          </w:rPr>
-          <w:t xml:space="preserve">View IPP# 232760</w:t>
-        </w:r>
-      </w:hyperlink>
-    </w:p>
-    <w:p>
-      <w:pPr>
-        <w:pStyle w:val="Heading4"/>
-      </w:pPr>
-      <w:r>
-        <w:t>Luwa-Heine HSZ412 Titanium, 1,250 mm (49.2 in) ([IPP# 232762](https://ims.internationalprocessplants.com/inventory/equipment/detail/peeler-centrifuge/232762))</w:t>
-      </w:r>
-    </w:p>
-    <w:p>
-      <w:r>
-        <w:t>Good used Luwa-Heine HSZ412 peeler centrifuge with a titanium basket, 1,250 mm (49.2 in) basket diameter and 610 mm (24 in) basket depth.</w:t>
-      </w:r>
-    </w:p>
-    <w:p>
-      <w:pPr>
-        <w:pStyle w:val="ListBullet"/>
-      </w:pPr>
-      <w:r>
-        <w:t>Basket Diameter: 1,250 mm (49.2 in)</w:t>
-      </w:r>
-    </w:p>
-    <w:p>
-      <w:pPr>
-        <w:pStyle w:val="ListBullet"/>
-      </w:pPr>
-      <w:r>
-        <w:t>Basket Depth: 610 mm (24 in)</w:t>
-      </w:r>
-    </w:p>
-    <w:p>
-      <w:pPr>
-        <w:pStyle w:val="ListBullet"/>
-      </w:pPr>
-      <w:r>
-        <w:t>Filtration Area: 2.4 m² (25.8 ft²)</w:t>
-      </w:r>
-    </w:p>
-    <w:p>
-      <w:pPr>
-        <w:pStyle w:val="ListBullet"/>
-      </w:pPr>
-      <w:r>
-        <w:t>Maximum Speed: 750 rpm</w:t>
-      </w:r>
-    </w:p>
-    <w:p>
-      <w:pPr>
-        <w:pStyle w:val="ListBullet"/>
-      </w:pPr>
-      <w:r>
-        <w:t>Load Weight: 355 kg (783 lb)</w:t>
-      </w:r>
-    </w:p>
-    <w:p>
-      <w:pPr>
-        <w:pStyle w:val="ListBullet"/>
-      </w:pPr>
-      <w:r>
-        <w:t>Motor Power: 44 kW (59 HP)</w:t>
-      </w:r>
-    </w:p>
-    <w:p>
-      <w:pPr>
-        <w:pStyle w:val="ListBullet"/>
-      </w:pPr>
-      <w:r>
-        <w:t>Material: Titanium</w:t>
-      </w:r>
-    </w:p>
-    <w:p>
-      <w:hyperlink r:id="rId29">
-        <w:r>
-          <w:rPr>
-            <w:color w:val="1155CC"/>
-            <w:u w:val="single"/>
-          </w:rPr>
-          <w:t xml:space="preserve">View Specs</w:t>
-        </w:r>
-      </w:hyperlink>
-      <w:r>
-        <w:t xml:space="preserve"> | </w:t>
-      </w:r>
-      <w:hyperlink r:id="rId29">
-        <w:r>
-          <w:rPr>
-            <w:color w:val="1155CC"/>
-            <w:u w:val="single"/>
-          </w:rPr>
-          <w:t xml:space="preserve">View IPP# 232762</w:t>
-        </w:r>
-      </w:hyperlink>
-    </w:p>
-    <w:p>
-      <w:pPr>
-        <w:pStyle w:val="Heading4"/>
-      </w:pPr>
-      <w:r>
-        <w:t>Luwa-Heine HSZ412 Titanium, 1,250 mm (49.2 in) ([IPP# 232761](https://ims.internationalprocessplants.com/inventory/equipment/detail/peeler-centrifuge/232761))</w:t>
-      </w:r>
-    </w:p>
-    <w:p>
-      <w:r>
-        <w:t>Good used Luwa-Heine HSZ412 peeler centrifuge with a titanium basket, 1,250 mm (49.2 in) basket diameter and 610 mm (24 in) basket depth.</w:t>
-      </w:r>
-    </w:p>
-    <w:p>
-      <w:pPr>
-        <w:pStyle w:val="ListBullet"/>
-      </w:pPr>
-      <w:r>
-        <w:t>Basket Diameter: 1,250 mm (49.2 in)</w:t>
-      </w:r>
-    </w:p>
-    <w:p>
-      <w:pPr>
-        <w:pStyle w:val="ListBullet"/>
-      </w:pPr>
-      <w:r>
-        <w:t>Basket Depth: 610 mm (24 in)</w:t>
-      </w:r>
-    </w:p>
-    <w:p>
-      <w:pPr>
-        <w:pStyle w:val="ListBullet"/>
-      </w:pPr>
-      <w:r>
-        <w:t>Filtration Area: 2.4 m² (25.8 ft²)</w:t>
-      </w:r>
-    </w:p>
-    <w:p>
-      <w:pPr>
-        <w:pStyle w:val="ListBullet"/>
-      </w:pPr>
-      <w:r>
-        <w:t>Maximum Speed: 750 rpm</w:t>
-      </w:r>
-    </w:p>
-    <w:p>
-      <w:pPr>
-        <w:pStyle w:val="ListBullet"/>
-      </w:pPr>
-      <w:r>
-        <w:t>Load Weight: 355 kg (783 lb)</w:t>
-      </w:r>
-    </w:p>
-    <w:p>
-      <w:pPr>
-        <w:pStyle w:val="ListBullet"/>
-      </w:pPr>
-      <w:r>
-        <w:t>Motor Power: 44 kW (59 HP)</w:t>
-      </w:r>
-    </w:p>
-    <w:p>
-      <w:pPr>
-        <w:pStyle w:val="ListBullet"/>
-      </w:pPr>
-      <w:r>
-        <w:t>Material: Titanium</w:t>
-      </w:r>
-    </w:p>
-    <w:p>
-      <w:hyperlink r:id="rId30">
-        <w:r>
-          <w:rPr>
-            <w:color w:val="1155CC"/>
-            <w:u w:val="single"/>
-          </w:rPr>
-          <w:t xml:space="preserve">View Specs</w:t>
-        </w:r>
-      </w:hyperlink>
-      <w:r>
-        <w:t xml:space="preserve"> | </w:t>
-      </w:r>
-      <w:hyperlink r:id="rId30">
-        <w:r>
-          <w:rPr>
-            <w:color w:val="1155CC"/>
-            <w:u w:val="single"/>
-          </w:rPr>
-          <w:t xml:space="preserve">View IPP# 232761</w:t>
-        </w:r>
-      </w:hyperlink>
-    </w:p>
-    <w:p>
-      <w:hyperlink r:id="rId31">
-        <w:r>
-          <w:rPr>
-            <w:color w:val="1155CC"/>
-            <w:u w:val="single"/>
-          </w:rPr>
-          <w:t xml:space="preserve">Browse All Luwa-Heine Peeler Centrifuges on IMS</w:t>
-        </w:r>
-      </w:hyperlink>
-    </w:p>
-    <w:p>
-      <w:pPr>
-        <w:pStyle w:val="Heading3"/>
-      </w:pPr>
-      <w:r>
-        <w:t>Buy Used Escher Wyss Peeler Centrifuges for Sale</w:t>
-      </w:r>
-    </w:p>
-    <w:p>
-      <w:r>
-        <w:t>Escher Wyss peeler centrifuges in IPP's inventory include H-100, H-130 and H160 models with stainless steel 316 and rubber-lined baskets from 1,000 mm (39.4 in) to 1,600 mm (63 in).</w:t>
-      </w:r>
-    </w:p>
-    <w:p>
-      <w:pPr>
-        <w:pStyle w:val="Heading4"/>
-      </w:pPr>
-      <w:r>
-        <w:t>Escher Wyss H-100 SS 316, 1,000 mm (39.4 in) ([IPP# 216356](https://ims.internationalprocessplants.com/inventory/equipment/detail/peeler-centrifuge/216356))</w:t>
-      </w:r>
-    </w:p>
-    <w:p>
-      <w:r>
-        <w:t>Good used Escher Wyss H-100 peeler centrifuge with a stainless steel 316 basket and 1,000 mm (39.4 in) basket diameter.</w:t>
-      </w:r>
-    </w:p>
-    <w:p>
-      <w:pPr>
-        <w:pStyle w:val="ListBullet"/>
-      </w:pPr>
-      <w:r>
-        <w:t>Basket Diameter: 1,000 mm (39.4 in)</w:t>
-      </w:r>
-    </w:p>
-    <w:p>
-      <w:pPr>
-        <w:pStyle w:val="ListBullet"/>
-      </w:pPr>
-      <w:r>
-        <w:t>Filtration Area: 1.57 m² (16.9 ft²)</w:t>
-      </w:r>
-    </w:p>
-    <w:p>
-      <w:pPr>
-        <w:pStyle w:val="ListBullet"/>
-      </w:pPr>
-      <w:r>
-        <w:t>Maximum Speed: 1,450 rpm</w:t>
-      </w:r>
-    </w:p>
-    <w:p>
-      <w:pPr>
-        <w:pStyle w:val="ListBullet"/>
-      </w:pPr>
-      <w:r>
-        <w:t>Load Weight: 232 kg (511 lb)</w:t>
-      </w:r>
-    </w:p>
-    <w:p>
-      <w:pPr>
-        <w:pStyle w:val="ListBullet"/>
-      </w:pPr>
-      <w:r>
-        <w:t>Motor Power: 37 kW (49.6 HP)</w:t>
-      </w:r>
-    </w:p>
-    <w:p>
-      <w:pPr>
-        <w:pStyle w:val="ListBullet"/>
-      </w:pPr>
-      <w:r>
-        <w:t>Material: Stainless Steel 316</w:t>
-      </w:r>
-    </w:p>
-    <w:p>
-      <w:pPr>
-        <w:pStyle w:val="ListBullet"/>
-      </w:pPr>
-      <w:r>
-        <w:t>Condition: Good used</w:t>
-      </w:r>
-    </w:p>
-    <w:p>
-      <w:hyperlink r:id="rId32">
-        <w:r>
-          <w:rPr>
-            <w:color w:val="1155CC"/>
-            <w:u w:val="single"/>
-          </w:rPr>
-          <w:t xml:space="preserve">View Specs</w:t>
-        </w:r>
-      </w:hyperlink>
-      <w:r>
-        <w:t xml:space="preserve"> | </w:t>
-      </w:r>
-      <w:hyperlink r:id="rId32">
-        <w:r>
-          <w:rPr>
-            <w:color w:val="1155CC"/>
-            <w:u w:val="single"/>
-          </w:rPr>
-          <w:t xml:space="preserve">View IPP# 216356</w:t>
-        </w:r>
-      </w:hyperlink>
-    </w:p>
-    <w:p>
-      <w:pPr>
-        <w:pStyle w:val="Heading4"/>
-      </w:pPr>
-      <w:r>
-        <w:t>Escher Wyss H160 Rubber-Lined, 1,600 mm (63 in) ([IPP# 204437](https://ims.internationalprocessplants.com/inventory/equipment/detail/peeler-centrifuge/204437))</w:t>
-      </w:r>
-    </w:p>
-    <w:p>
-      <w:r>
-        <w:t>Good used Escher Wyss H160 peeler centrifuge with a Rubber-lined basket, 1,600 mm (63 in) basket diameter and 800 mm (31.5 in) basket depth.</w:t>
-      </w:r>
-    </w:p>
-    <w:p>
-      <w:pPr>
-        <w:pStyle w:val="ListBullet"/>
-      </w:pPr>
-      <w:r>
-        <w:t>Basket Diameter: 1,600 mm (63 in)</w:t>
-      </w:r>
-    </w:p>
-    <w:p>
-      <w:pPr>
-        <w:pStyle w:val="ListBullet"/>
-      </w:pPr>
-      <w:r>
-        <w:t>Basket Depth: 800 mm (31.5 in)</w:t>
-      </w:r>
-    </w:p>
-    <w:p>
-      <w:pPr>
-        <w:pStyle w:val="ListBullet"/>
-      </w:pPr>
-      <w:r>
-        <w:t>Filtration Area: 4 m² (43.1 ft²)</w:t>
-      </w:r>
-    </w:p>
-    <w:p>
-      <w:pPr>
-        <w:pStyle w:val="ListBullet"/>
-      </w:pPr>
-      <w:r>
-        <w:t>Maximum Speed: 955 rpm</w:t>
-      </w:r>
-    </w:p>
-    <w:p>
-      <w:pPr>
-        <w:pStyle w:val="ListBullet"/>
-      </w:pPr>
-      <w:r>
-        <w:t>Load Weight: 952 kg (2,100 lb)</w:t>
-      </w:r>
-    </w:p>
-    <w:p>
-      <w:pPr>
-        <w:pStyle w:val="ListBullet"/>
-      </w:pPr>
-      <w:r>
-        <w:t>Material: Rubber-lined</w:t>
-      </w:r>
-    </w:p>
-    <w:p>
-      <w:pPr>
-        <w:pStyle w:val="ListBullet"/>
-      </w:pPr>
-      <w:r>
-        <w:t>Condition: Good used</w:t>
-      </w:r>
-    </w:p>
-    <w:p>
-      <w:hyperlink r:id="rId21">
-        <w:r>
-          <w:rPr>
-            <w:color w:val="1155CC"/>
-            <w:u w:val="single"/>
-          </w:rPr>
-          <w:t xml:space="preserve">View Specs</w:t>
-        </w:r>
-      </w:hyperlink>
-      <w:r>
-        <w:t xml:space="preserve"> | </w:t>
-      </w:r>
-      <w:hyperlink r:id="rId21">
-        <w:r>
-          <w:rPr>
-            <w:color w:val="1155CC"/>
-            <w:u w:val="single"/>
-          </w:rPr>
-          <w:t xml:space="preserve">View IPP# 204437</w:t>
-        </w:r>
-      </w:hyperlink>
-    </w:p>
-    <w:p>
-      <w:pPr>
-        <w:pStyle w:val="Heading4"/>
-      </w:pPr>
-      <w:r>
-        <w:t>Escher Wyss H-130 SS 316, 1,250 mm (49.2 in) ([IPP# 85522](https://ims.internationalprocessplants.com/inventory/equipment/detail/peeler-centrifuge/85522))</w:t>
-      </w:r>
-    </w:p>
-    <w:p>
-      <w:r>
-        <w:t>Good used Escher Wyss H-130 peeler centrifuge with a stainless steel 316 basket, 1,250 mm (49.2 in) basket diameter and 600 mm (23.6 in) basket depth.</w:t>
-      </w:r>
-    </w:p>
-    <w:p>
-      <w:pPr>
-        <w:pStyle w:val="ListBullet"/>
-      </w:pPr>
-      <w:r>
-        <w:t>Basket Diameter: 1,250 mm (49.2 in)</w:t>
-      </w:r>
-    </w:p>
-    <w:p>
-      <w:pPr>
-        <w:pStyle w:val="ListBullet"/>
-      </w:pPr>
-      <w:r>
-        <w:t>Basket Depth: 600 mm (23.6 in)</w:t>
-      </w:r>
-    </w:p>
-    <w:p>
-      <w:pPr>
-        <w:pStyle w:val="ListBullet"/>
-      </w:pPr>
-      <w:r>
-        <w:t>Filtration Area: 2.2 m² (24 ft²)</w:t>
-      </w:r>
-    </w:p>
-    <w:p>
-      <w:pPr>
-        <w:pStyle w:val="ListBullet"/>
-      </w:pPr>
-      <w:r>
-        <w:t>Maximum Speed: 1,225 rpm</w:t>
-      </w:r>
-    </w:p>
-    <w:p>
-      <w:pPr>
-        <w:pStyle w:val="ListBullet"/>
-      </w:pPr>
-      <w:r>
-        <w:t>Load Weight: 440 kg (970 lb)</w:t>
-      </w:r>
-    </w:p>
-    <w:p>
-      <w:pPr>
-        <w:pStyle w:val="ListBullet"/>
-      </w:pPr>
-      <w:r>
-        <w:t>Motor Power: 1.5 kW (2 HP)</w:t>
-      </w:r>
-    </w:p>
-    <w:p>
-      <w:pPr>
-        <w:pStyle w:val="ListBullet"/>
-      </w:pPr>
-      <w:r>
-        <w:t>Material: Stainless Steel 316</w:t>
-      </w:r>
-    </w:p>
-    <w:p>
-      <w:hyperlink r:id="rId33">
-        <w:r>
-          <w:rPr>
-            <w:color w:val="1155CC"/>
-            <w:u w:val="single"/>
-          </w:rPr>
-          <w:t xml:space="preserve">View Specs</w:t>
-        </w:r>
-      </w:hyperlink>
-      <w:r>
-        <w:t xml:space="preserve"> | </w:t>
-      </w:r>
-      <w:hyperlink r:id="rId33">
-        <w:r>
-          <w:rPr>
-            <w:color w:val="1155CC"/>
-            <w:u w:val="single"/>
-          </w:rPr>
-          <w:t xml:space="preserve">View IPP# 85522</w:t>
-        </w:r>
-      </w:hyperlink>
-    </w:p>
-    <w:p>
-      <w:hyperlink r:id="rId34">
-        <w:r>
-          <w:rPr>
-            <w:color w:val="1155CC"/>
-            <w:u w:val="single"/>
-          </w:rPr>
-          <w:t xml:space="preserve">Browse All Escher Wyss Peeler Centrifuges on IMS</w:t>
-        </w:r>
-      </w:hyperlink>
-    </w:p>
-    <w:p>
-      <w:pPr>
-        <w:pStyle w:val="Heading3"/>
-      </w:pPr>
-      <w:r>
-        <w:t>Buy Used Ellerwerk Peeler Centrifuges for Sale</w:t>
-      </w:r>
-    </w:p>
-    <w:p>
-      <w:r>
-        <w:t>Ellerwerk 937-H and 938H-R peeler centrifuges in stock have Hastelloy and SS 904 baskets of 1,050 mm (41.3 in) and 1,300 mm (51.2 in).</w:t>
-      </w:r>
-    </w:p>
-    <w:p>
-      <w:pPr>
-        <w:pStyle w:val="Heading4"/>
-      </w:pPr>
-      <w:r>
-        <w:t>[Featured] Ellerwerk 937-H Hastelloy, 1,050 mm (41.3 in) ([IPP# 221718](https://ims.internationalprocessplants.com/inventory/equipment/detail/peeler-centrifuge/221718))</w:t>
-      </w:r>
-    </w:p>
-    <w:p>
-      <w:r>
-        <w:t>Good used Ellerwerk 937-H peeler centrifuge with a Hastelloy basket, 1,050 mm (41.3 in) basket diameter and 500 mm (19.7 in) basket depth.</w:t>
-      </w:r>
-    </w:p>
-    <w:p>
-      <w:pPr>
-        <w:pStyle w:val="ListBullet"/>
-      </w:pPr>
-      <w:r>
-        <w:t>Basket Diameter: 1,050 mm (41.3 in)</w:t>
-      </w:r>
-    </w:p>
-    <w:p>
-      <w:pPr>
-        <w:pStyle w:val="ListBullet"/>
-      </w:pPr>
-      <w:r>
-        <w:t>Basket Depth: 500 mm (19.7 in)</w:t>
-      </w:r>
-    </w:p>
-    <w:p>
-      <w:pPr>
-        <w:pStyle w:val="ListBullet"/>
-      </w:pPr>
-      <w:r>
-        <w:t>Filtration Area: 1.65 m² (17.8 ft²)</w:t>
-      </w:r>
-    </w:p>
-    <w:p>
-      <w:pPr>
-        <w:pStyle w:val="ListBullet"/>
-      </w:pPr>
-      <w:r>
-        <w:t>Maximum Speed: 1,400 rpm</w:t>
-      </w:r>
-    </w:p>
-    <w:p>
-      <w:pPr>
-        <w:pStyle w:val="ListBullet"/>
-      </w:pPr>
-      <w:r>
-        <w:t>Load Weight: 230 kg (507 lb)</w:t>
-      </w:r>
-    </w:p>
-    <w:p>
-      <w:pPr>
-        <w:pStyle w:val="ListBullet"/>
-      </w:pPr>
-      <w:r>
-        <w:t>Motor Power: 22 kW (29.5 HP)</w:t>
-      </w:r>
-    </w:p>
-    <w:p>
-      <w:pPr>
-        <w:pStyle w:val="ListBullet"/>
-      </w:pPr>
-      <w:r>
-        <w:t>Material: Hastelloy</w:t>
-      </w:r>
-    </w:p>
-    <w:p>
-      <w:hyperlink r:id="rId16">
-        <w:r>
-          <w:rPr>
-            <w:color w:val="1155CC"/>
-            <w:u w:val="single"/>
-          </w:rPr>
-          <w:t xml:space="preserve">View Specs</w:t>
-        </w:r>
-      </w:hyperlink>
-      <w:r>
-        <w:t xml:space="preserve"> | </w:t>
-      </w:r>
-      <w:hyperlink r:id="rId16">
-        <w:r>
-          <w:rPr>
-            <w:color w:val="1155CC"/>
-            <w:u w:val="single"/>
-          </w:rPr>
-          <w:t xml:space="preserve">View IPP# 221718</w:t>
-        </w:r>
-      </w:hyperlink>
-    </w:p>
-    <w:p>
-      <w:pPr>
-        <w:pStyle w:val="Heading4"/>
-      </w:pPr>
-      <w:r>
-        <w:t>Ellerwerk 938H-R SS 904, 1,300 mm (51.2 in) ([IPP# 204566](https://ims.internationalprocessplants.com/inventory/equipment/detail/peeler-centrifuge/204566))</w:t>
-      </w:r>
-    </w:p>
-    <w:p>
-      <w:r>
-        <w:t>Good used Ellerwerk 938H-R peeler centrifuge with a stainless steel 904 basket, 1,300 mm (51.2 in) basket diameter and 600 mm (23.6 in) basket depth.</w:t>
-      </w:r>
-    </w:p>
-    <w:p>
-      <w:pPr>
-        <w:pStyle w:val="ListBullet"/>
-      </w:pPr>
-      <w:r>
-        <w:t>Basket Diameter: 1,300 mm (51.2 in)</w:t>
-      </w:r>
-    </w:p>
-    <w:p>
-      <w:pPr>
-        <w:pStyle w:val="ListBullet"/>
-      </w:pPr>
-      <w:r>
-        <w:t>Basket Depth: 600 mm (23.6 in)</w:t>
-      </w:r>
-    </w:p>
-    <w:p>
-      <w:pPr>
-        <w:pStyle w:val="ListBullet"/>
-      </w:pPr>
-      <w:r>
-        <w:t>Maximum Speed: 1,100 rpm</w:t>
-      </w:r>
-    </w:p>
-    <w:p>
-      <w:pPr>
-        <w:pStyle w:val="ListBullet"/>
-      </w:pPr>
-      <w:r>
-        <w:t>Load Weight: 400 kg (882 lb)</w:t>
-      </w:r>
-    </w:p>
-    <w:p>
-      <w:pPr>
-        <w:pStyle w:val="ListBullet"/>
-      </w:pPr>
-      <w:r>
-        <w:t>Motor Power: 75 kW (100.6 HP)</w:t>
-      </w:r>
-    </w:p>
-    <w:p>
-      <w:pPr>
-        <w:pStyle w:val="ListBullet"/>
-      </w:pPr>
-      <w:r>
-        <w:t>Material: Stainless Steel 904</w:t>
-      </w:r>
-    </w:p>
-    <w:p>
-      <w:pPr>
-        <w:pStyle w:val="ListBullet"/>
-      </w:pPr>
-      <w:r>
-        <w:t>Condition: Good used</w:t>
-      </w:r>
-    </w:p>
-    <w:p>
-      <w:hyperlink r:id="rId35">
-        <w:r>
-          <w:rPr>
-            <w:color w:val="1155CC"/>
-            <w:u w:val="single"/>
-          </w:rPr>
-          <w:t xml:space="preserve">View Specs</w:t>
-        </w:r>
-      </w:hyperlink>
-      <w:r>
-        <w:t xml:space="preserve"> | </w:t>
-      </w:r>
-      <w:hyperlink r:id="rId35">
-        <w:r>
-          <w:rPr>
-            <w:color w:val="1155CC"/>
-            <w:u w:val="single"/>
-          </w:rPr>
-          <w:t xml:space="preserve">View IPP# 204566</w:t>
-        </w:r>
-      </w:hyperlink>
-    </w:p>
-    <w:p>
-      <w:hyperlink r:id="rId36">
-        <w:r>
-          <w:rPr>
-            <w:color w:val="1155CC"/>
-            <w:u w:val="single"/>
-          </w:rPr>
-          <w:t xml:space="preserve">Browse All Ellerwerk Peeler Centrifuges on IMS</w:t>
-        </w:r>
-      </w:hyperlink>
-    </w:p>
-    <w:p>
-      <w:pPr>
-        <w:pStyle w:val="Heading3"/>
-      </w:pPr>
-      <w:r>
-        <w:t>Buy Used GFT Trenntechnik Peeler Centrifuges for Sale</w:t>
-      </w:r>
-    </w:p>
-    <w:p>
-      <w:r>
-        <w:t>GFT Trenntechnik H10 peeler centrifuges in stock have 1,050 mm (41.7 in) stainless steel 316 baskets with plow action and 30 kW (40.2 HP) motors.</w:t>
-      </w:r>
-    </w:p>
-    <w:p>
-      <w:pPr>
-        <w:pStyle w:val="Heading4"/>
-      </w:pPr>
-      <w:r>
-        <w:t>GFT Trenntechnik H10 SS 316, 1,050 mm (41.7 in) ([IPP# 231011](https://ims.internationalprocessplants.com/inventory/equipment/detail/peeler-centrifuge/231011))</w:t>
-      </w:r>
-    </w:p>
-    <w:p>
-      <w:r>
-        <w:t>Good used GFT Trenntechnik H10 peeler centrifuge with a stainless steel 316 basket, 1,050 mm (41.7 in) basket diameter and 500 mm (19.7 in) basket depth.</w:t>
-      </w:r>
-    </w:p>
-    <w:p>
-      <w:pPr>
-        <w:pStyle w:val="ListBullet"/>
-      </w:pPr>
-      <w:r>
-        <w:t>Basket Diameter: 1,050 mm (41.7 in)</w:t>
-      </w:r>
-    </w:p>
-    <w:p>
-      <w:pPr>
-        <w:pStyle w:val="ListBullet"/>
-      </w:pPr>
-      <w:r>
-        <w:t>Basket Depth: 500 mm (19.7 in)</w:t>
-      </w:r>
-    </w:p>
-    <w:p>
-      <w:pPr>
-        <w:pStyle w:val="ListBullet"/>
-      </w:pPr>
-      <w:r>
-        <w:t>Maximum Speed: 1,500 rpm</w:t>
-      </w:r>
-    </w:p>
-    <w:p>
-      <w:pPr>
-        <w:pStyle w:val="ListBullet"/>
-      </w:pPr>
-      <w:r>
-        <w:t>Load Weight: 200 kg (440.9 lb)</w:t>
-      </w:r>
-    </w:p>
-    <w:p>
-      <w:pPr>
-        <w:pStyle w:val="ListBullet"/>
-      </w:pPr>
-      <w:r>
-        <w:t>Motor Power: 30 kW (40.2 HP)</w:t>
-      </w:r>
-    </w:p>
-    <w:p>
-      <w:pPr>
-        <w:pStyle w:val="ListBullet"/>
-      </w:pPr>
-      <w:r>
-        <w:t>Material: Stainless Steel 316</w:t>
-      </w:r>
-    </w:p>
-    <w:p>
-      <w:pPr>
-        <w:pStyle w:val="ListBullet"/>
-      </w:pPr>
-      <w:r>
-        <w:t>Condition: Good used</w:t>
-      </w:r>
-    </w:p>
-    <w:p>
-      <w:hyperlink r:id="rId37">
-        <w:r>
-          <w:rPr>
-            <w:color w:val="1155CC"/>
-            <w:u w:val="single"/>
-          </w:rPr>
-          <w:t xml:space="preserve">View Specs</w:t>
-        </w:r>
-      </w:hyperlink>
-      <w:r>
-        <w:t xml:space="preserve"> | </w:t>
-      </w:r>
-      <w:hyperlink r:id="rId37">
-        <w:r>
-          <w:rPr>
-            <w:color w:val="1155CC"/>
-            <w:u w:val="single"/>
-          </w:rPr>
-          <w:t xml:space="preserve">View IPP# 231011</w:t>
-        </w:r>
-      </w:hyperlink>
-    </w:p>
-    <w:p>
-      <w:pPr>
-        <w:pStyle w:val="Heading4"/>
-      </w:pPr>
-      <w:r>
-        <w:t>GFT Trenntechnik H10 SS 316, 1,050 mm (41.7 in) ([IPP# 231010](https://ims.internationalprocessplants.com/inventory/equipment/detail/peeler-centrifuge/231010))</w:t>
-      </w:r>
-    </w:p>
-    <w:p>
-      <w:r>
-        <w:t>Good used GFT Trenntechnik H10 peeler centrifuge with a stainless steel 316 basket, 1,050 mm (41.7 in) basket diameter and 500 mm (19.7 in) basket depth.</w:t>
-      </w:r>
-    </w:p>
-    <w:p>
-      <w:pPr>
-        <w:pStyle w:val="ListBullet"/>
-      </w:pPr>
-      <w:r>
-        <w:t>Basket Diameter: 1,050 mm (41.7 in)</w:t>
-      </w:r>
-    </w:p>
-    <w:p>
-      <w:pPr>
-        <w:pStyle w:val="ListBullet"/>
-      </w:pPr>
-      <w:r>
-        <w:t>Basket Depth: 500 mm (19.7 in)</w:t>
-      </w:r>
-    </w:p>
-    <w:p>
-      <w:pPr>
-        <w:pStyle w:val="ListBullet"/>
-      </w:pPr>
-      <w:r>
-        <w:t>Maximum Speed: 1,500 rpm</w:t>
-      </w:r>
-    </w:p>
-    <w:p>
-      <w:pPr>
-        <w:pStyle w:val="ListBullet"/>
-      </w:pPr>
-      <w:r>
-        <w:t>Load Weight: 200 kg (440.9 lb)</w:t>
-      </w:r>
-    </w:p>
-    <w:p>
-      <w:pPr>
-        <w:pStyle w:val="ListBullet"/>
-      </w:pPr>
-      <w:r>
-        <w:t>Motor Power: 30 kW (40.2 HP)</w:t>
-      </w:r>
-    </w:p>
-    <w:p>
-      <w:pPr>
-        <w:pStyle w:val="ListBullet"/>
-      </w:pPr>
-      <w:r>
-        <w:t>Material: Stainless Steel 316</w:t>
-      </w:r>
-    </w:p>
-    <w:p>
-      <w:pPr>
-        <w:pStyle w:val="ListBullet"/>
-      </w:pPr>
-      <w:r>
-        <w:t>Condition: Good used</w:t>
-      </w:r>
-    </w:p>
-    <w:p>
-      <w:hyperlink r:id="rId38">
-        <w:r>
-          <w:rPr>
-            <w:color w:val="1155CC"/>
-            <w:u w:val="single"/>
-          </w:rPr>
-          <w:t xml:space="preserve">View Specs</w:t>
-        </w:r>
-      </w:hyperlink>
-      <w:r>
-        <w:t xml:space="preserve"> | </w:t>
-      </w:r>
-      <w:hyperlink r:id="rId38">
-        <w:r>
-          <w:rPr>
-            <w:color w:val="1155CC"/>
-            <w:u w:val="single"/>
-          </w:rPr>
-          <w:t xml:space="preserve">View IPP# 231010</w:t>
-        </w:r>
-      </w:hyperlink>
-    </w:p>
-    <w:p>
-      <w:hyperlink r:id="rId39">
-        <w:r>
-          <w:rPr>
-            <w:color w:val="1155CC"/>
-            <w:u w:val="single"/>
-          </w:rPr>
-          <w:t xml:space="preserve">Browse All GFT Trenntechnik Peeler Centrifuges on IMS</w:t>
-        </w:r>
-      </w:hyperlink>
-    </w:p>
-    <w:p>
-      <w:r>
-        <w:rPr>
-          <w:color w:val="AAAAAA"/>
-        </w:rPr>
-        <w:t>────────────────────────────────────────────────────────────</w:t>
-      </w:r>
-    </w:p>
-    <w:p>
-      <w:pPr>
-        <w:pStyle w:val="Heading2"/>
-      </w:pPr>
-      <w:r>
-        <w:t>Buy Peeler Centrifuges for Sale by Condition</w:t>
-      </w:r>
-    </w:p>
-    <w:p>
-      <w:r>
-        <w:t>IPP lists each peeler centrifuge under one of three IMS condition grades: used, refurbished/rebuilt and unused.</w:t>
-      </w:r>
-    </w:p>
-    <w:p>
-      <w:pPr>
-        <w:pStyle w:val="Heading3"/>
-      </w:pPr>
-      <w:r>
-        <w:t>Buy Good Used Peeler Centrifuges</w:t>
-      </w:r>
-    </w:p>
-    <w:p>
-      <w:r>
-        <w:t>Good used peeler centrifuges make up most of IPP's inventory, each listed with its basket diameter, basket depth, maximum speed and load weight.</w:t>
-      </w:r>
-    </w:p>
-    <w:p>
-      <w:pPr>
-        <w:pStyle w:val="Heading4"/>
-      </w:pPr>
-      <w:r>
-        <w:t>[Featured] Krauss Maffei HZ630 PH Hastelloy C-22, 630 mm (24.8 in) ([IPP# 235730](https://ims.internationalprocessplants.com/inventory/equipment/detail/peeler-centrifuge/235730))</w:t>
-      </w:r>
-    </w:p>
-    <w:p>
-      <w:r>
-        <w:t>Good used Krauss Maffei HZ630 PH peeler centrifuge with a Hastelloy C-22 basket, 630 mm (24.8 in) basket diameter and 315 mm (12.4 in) basket depth.</w:t>
-      </w:r>
-    </w:p>
-    <w:p>
-      <w:pPr>
-        <w:pStyle w:val="ListBullet"/>
-      </w:pPr>
-      <w:r>
-        <w:t>Basket Diameter: 630 mm (24.8 in)</w:t>
-      </w:r>
-    </w:p>
-    <w:p>
-      <w:pPr>
-        <w:pStyle w:val="ListBullet"/>
-      </w:pPr>
-      <w:r>
-        <w:t>Basket Depth: 315 mm (12.4 in)</w:t>
-      </w:r>
-    </w:p>
-    <w:p>
-      <w:pPr>
-        <w:pStyle w:val="ListBullet"/>
-      </w:pPr>
-      <w:r>
-        <w:t>Filtration Area: 0.6 m² (6.5 ft²)</w:t>
-      </w:r>
-    </w:p>
-    <w:p>
-      <w:pPr>
-        <w:pStyle w:val="ListBullet"/>
-      </w:pPr>
-      <w:r>
-        <w:t>Maximum Speed: 2,365 rpm</w:t>
-      </w:r>
-    </w:p>
-    <w:p>
-      <w:pPr>
-        <w:pStyle w:val="ListBullet"/>
-      </w:pPr>
-      <w:r>
-        <w:t>Load Weight: 54 kg (119 lb)</w:t>
-      </w:r>
-    </w:p>
-    <w:p>
-      <w:pPr>
-        <w:pStyle w:val="ListBullet"/>
-      </w:pPr>
-      <w:r>
-        <w:t>Motor Power: 18 kW (24.1 HP)</w:t>
-      </w:r>
-    </w:p>
-    <w:p>
-      <w:pPr>
-        <w:pStyle w:val="ListBullet"/>
-      </w:pPr>
-      <w:r>
-        <w:t>Material: Hastelloy C-22</w:t>
-      </w:r>
-    </w:p>
-    <w:p>
-      <w:hyperlink r:id="rId11">
-        <w:r>
-          <w:rPr>
-            <w:color w:val="1155CC"/>
-            <w:u w:val="single"/>
-          </w:rPr>
-          <w:t xml:space="preserve">View Specs</w:t>
-        </w:r>
-      </w:hyperlink>
-      <w:r>
-        <w:t xml:space="preserve"> | </w:t>
-      </w:r>
-      <w:hyperlink r:id="rId11">
-        <w:r>
-          <w:rPr>
-            <w:color w:val="1155CC"/>
-            <w:u w:val="single"/>
-          </w:rPr>
-          <w:t xml:space="preserve">View IPP# 235730</w:t>
-        </w:r>
-      </w:hyperlink>
-    </w:p>
-    <w:p>
-      <w:pPr>
-        <w:pStyle w:val="Heading4"/>
-      </w:pPr>
-      <w:r>
-        <w:t>[Featured] Krauss Maffei HZ-125 Austenitic SS, 1,250 mm (49.2 in) ([IPP# 206218](https://ims.internationalprocessplants.com/inventory/equipment/detail/peeler-centrifuge/206218))</w:t>
-      </w:r>
-    </w:p>
-    <w:p>
-      <w:r>
-        <w:t>Good used Krauss Maffei HZ-125 peeler centrifuge with a stainless steel Austenitic basket, 1,250 mm (49.2 in) basket diameter and 625 mm (24.6 in) basket depth.</w:t>
-      </w:r>
-    </w:p>
-    <w:p>
-      <w:pPr>
-        <w:pStyle w:val="ListBullet"/>
-      </w:pPr>
-      <w:r>
-        <w:t>Basket Diameter: 1,250 mm (49.2 in)</w:t>
-      </w:r>
-    </w:p>
-    <w:p>
-      <w:pPr>
-        <w:pStyle w:val="ListBullet"/>
-      </w:pPr>
-      <w:r>
-        <w:t>Basket Depth: 625 mm (24.6 in)</w:t>
-      </w:r>
-    </w:p>
-    <w:p>
-      <w:pPr>
-        <w:pStyle w:val="ListBullet"/>
-      </w:pPr>
-      <w:r>
-        <w:t>Filtration Area: 0.016 m² (0.17 ft²)</w:t>
-      </w:r>
-    </w:p>
-    <w:p>
-      <w:pPr>
-        <w:pStyle w:val="ListBullet"/>
-      </w:pPr>
-      <w:r>
-        <w:t>Maximum Speed: 1,200 rpm</w:t>
-      </w:r>
-    </w:p>
-    <w:p>
-      <w:pPr>
-        <w:pStyle w:val="ListBullet"/>
-      </w:pPr>
-      <w:r>
-        <w:t>Load Weight: 437 kg (963 lb)</w:t>
-      </w:r>
-    </w:p>
-    <w:p>
-      <w:pPr>
-        <w:pStyle w:val="ListBullet"/>
-      </w:pPr>
-      <w:r>
-        <w:t>Motor Power: 45 kW (60.3 HP)</w:t>
-      </w:r>
-    </w:p>
-    <w:p>
-      <w:pPr>
-        <w:pStyle w:val="ListBullet"/>
-      </w:pPr>
-      <w:r>
-        <w:t>Material: Stainless Steel Austenitic</w:t>
-      </w:r>
-    </w:p>
-    <w:p>
-      <w:hyperlink r:id="rId15">
-        <w:r>
-          <w:rPr>
-            <w:color w:val="1155CC"/>
-            <w:u w:val="single"/>
-          </w:rPr>
-          <w:t xml:space="preserve">View Specs</w:t>
-        </w:r>
-      </w:hyperlink>
-      <w:r>
-        <w:t xml:space="preserve"> | </w:t>
-      </w:r>
-      <w:hyperlink r:id="rId15">
-        <w:r>
-          <w:rPr>
-            <w:color w:val="1155CC"/>
-            <w:u w:val="single"/>
-          </w:rPr>
-          <w:t xml:space="preserve">View IPP# 206218</w:t>
-        </w:r>
-      </w:hyperlink>
-    </w:p>
-    <w:p>
-      <w:pPr>
-        <w:pStyle w:val="Heading4"/>
-      </w:pPr>
-      <w:r>
-        <w:t>[Featured] Ellerwerk 937-H Hastelloy, 1,050 mm (41.3 in) ([IPP# 221718](https://ims.internationalprocessplants.com/inventory/equipment/detail/peeler-centrifuge/221718))</w:t>
-      </w:r>
-    </w:p>
-    <w:p>
-      <w:r>
-        <w:t>Good used Ellerwerk 937-H peeler centrifuge with a Hastelloy basket, 1,050 mm (41.3 in) basket diameter and 500 mm (19.7 in) basket depth.</w:t>
-      </w:r>
-    </w:p>
-    <w:p>
-      <w:pPr>
-        <w:pStyle w:val="ListBullet"/>
-      </w:pPr>
-      <w:r>
-        <w:t>Basket Diameter: 1,050 mm (41.3 in)</w:t>
-      </w:r>
-    </w:p>
-    <w:p>
-      <w:pPr>
-        <w:pStyle w:val="ListBullet"/>
-      </w:pPr>
-      <w:r>
-        <w:t>Basket Depth: 500 mm (19.7 in)</w:t>
-      </w:r>
-    </w:p>
-    <w:p>
-      <w:pPr>
-        <w:pStyle w:val="ListBullet"/>
-      </w:pPr>
-      <w:r>
-        <w:t>Filtration Area: 1.65 m² (17.8 ft²)</w:t>
-      </w:r>
-    </w:p>
-    <w:p>
-      <w:pPr>
-        <w:pStyle w:val="ListBullet"/>
-      </w:pPr>
-      <w:r>
-        <w:t>Maximum Speed: 1,400 rpm</w:t>
-      </w:r>
-    </w:p>
-    <w:p>
-      <w:pPr>
-        <w:pStyle w:val="ListBullet"/>
-      </w:pPr>
-      <w:r>
-        <w:t>Load Weight: 230 kg (507 lb)</w:t>
-      </w:r>
-    </w:p>
-    <w:p>
-      <w:pPr>
-        <w:pStyle w:val="ListBullet"/>
-      </w:pPr>
-      <w:r>
-        <w:t>Motor Power: 22 kW (29.5 HP)</w:t>
-      </w:r>
-    </w:p>
-    <w:p>
-      <w:pPr>
-        <w:pStyle w:val="ListBullet"/>
-      </w:pPr>
-      <w:r>
-        <w:t>Material: Hastelloy</w:t>
-      </w:r>
-    </w:p>
-    <w:p>
-      <w:hyperlink r:id="rId16">
-        <w:r>
-          <w:rPr>
-            <w:color w:val="1155CC"/>
-            <w:u w:val="single"/>
-          </w:rPr>
-          <w:t xml:space="preserve">View Specs</w:t>
-        </w:r>
-      </w:hyperlink>
-      <w:r>
-        <w:t xml:space="preserve"> | </w:t>
-      </w:r>
-      <w:hyperlink r:id="rId16">
-        <w:r>
-          <w:rPr>
-            <w:color w:val="1155CC"/>
-            <w:u w:val="single"/>
-          </w:rPr>
-          <w:t xml:space="preserve">View IPP# 221718</w:t>
-        </w:r>
-      </w:hyperlink>
-    </w:p>
-    <w:p>
-      <w:hyperlink r:id="rId40">
-        <w:r>
-          <w:rPr>
-            <w:color w:val="1155CC"/>
-            <w:u w:val="single"/>
-          </w:rPr>
-          <w:t xml:space="preserve">Browse All Good Used Units on IMS</w:t>
-        </w:r>
-      </w:hyperlink>
-    </w:p>
-    <w:p>
-      <w:pPr>
-        <w:pStyle w:val="Heading3"/>
-      </w:pPr>
-      <w:r>
-        <w:t>Buy Refurbished Peeler Centrifuges</w:t>
-      </w:r>
-    </w:p>
-    <w:p>
-      <w:r>
-        <w:t>Refurbished peeler centrifuges in IPP's inventory include Krauss Maffei HZ125 and HZ900 and Alfa Laval HOZY units, listed on IMS with the condition grade Refurbished/Rebuilt.</w:t>
-      </w:r>
-    </w:p>
-    <w:p>
-      <w:pPr>
-        <w:pStyle w:val="Heading4"/>
-      </w:pPr>
-      <w:r>
-        <w:t>[Featured] Krauss Maffei HZ125 Austenitic SS, 1,250 mm (49.2 in) ([IPP# 206217](https://ims.internationalprocessplants.com/inventory/equipment/detail/peeler-centrifuge/206217))</w:t>
-      </w:r>
-    </w:p>
-    <w:p>
-      <w:r>
-        <w:t>Refurbished Krauss Maffei HZ125 peeler centrifuge with a stainless steel Austenitic basket, 1,250 mm (49.2 in) basket diameter and 625 mm (24.6 in) basket depth.</w:t>
-      </w:r>
-    </w:p>
-    <w:p>
-      <w:pPr>
-        <w:pStyle w:val="ListBullet"/>
-      </w:pPr>
-      <w:r>
-        <w:t>Basket Diameter: 1,250 mm (49.2 in)</w:t>
-      </w:r>
-    </w:p>
-    <w:p>
-      <w:pPr>
-        <w:pStyle w:val="ListBullet"/>
-      </w:pPr>
-      <w:r>
-        <w:t>Basket Depth: 625 mm (24.6 in)</w:t>
-      </w:r>
-    </w:p>
-    <w:p>
-      <w:pPr>
-        <w:pStyle w:val="ListBullet"/>
-      </w:pPr>
-      <w:r>
-        <w:t>Maximum Speed: 1,200 rpm</w:t>
-      </w:r>
-    </w:p>
-    <w:p>
-      <w:pPr>
-        <w:pStyle w:val="ListBullet"/>
-      </w:pPr>
-      <w:r>
-        <w:t>Load Weight: 437 kg (963 lb)</w:t>
-      </w:r>
-    </w:p>
-    <w:p>
-      <w:pPr>
-        <w:pStyle w:val="ListBullet"/>
-      </w:pPr>
-      <w:r>
-        <w:t>Motor Power: 45 kW (60.3 HP)</w:t>
-      </w:r>
-    </w:p>
-    <w:p>
-      <w:pPr>
-        <w:pStyle w:val="ListBullet"/>
-      </w:pPr>
-      <w:r>
-        <w:t>Material: Stainless Steel Austenitic</w:t>
-      </w:r>
-    </w:p>
-    <w:p>
-      <w:pPr>
-        <w:pStyle w:val="ListBullet"/>
-      </w:pPr>
-      <w:r>
-        <w:t>Condition: Refurbished</w:t>
-      </w:r>
-    </w:p>
-    <w:p>
-      <w:hyperlink r:id="rId17">
-        <w:r>
-          <w:rPr>
-            <w:color w:val="1155CC"/>
-            <w:u w:val="single"/>
-          </w:rPr>
-          <w:t xml:space="preserve">View Specs</w:t>
-        </w:r>
-      </w:hyperlink>
-      <w:r>
-        <w:t xml:space="preserve"> | </w:t>
-      </w:r>
-      <w:hyperlink r:id="rId17">
-        <w:r>
-          <w:rPr>
-            <w:color w:val="1155CC"/>
-            <w:u w:val="single"/>
-          </w:rPr>
-          <w:t xml:space="preserve">View IPP# 206217</w:t>
-        </w:r>
-      </w:hyperlink>
-    </w:p>
-    <w:p>
-      <w:pPr>
-        <w:pStyle w:val="Heading4"/>
-      </w:pPr>
-      <w:r>
-        <w:t>[Refurbished] Alfa Laval HOZHY650 SS 316, 650 mm (25.6 in) ([IPP# 45949](https://ims.internationalprocessplants.com/inventory/equipment/detail/peeler-centrifuge/45949))</w:t>
-      </w:r>
-    </w:p>
-    <w:p>
-      <w:r>
-        <w:t>Refurbished Alfa Laval HOZHY650 peeler centrifuge with a stainless steel 316 basket and 650 mm (25.6 in) basket diameter.</w:t>
-      </w:r>
-    </w:p>
-    <w:p>
-      <w:pPr>
-        <w:pStyle w:val="ListBullet"/>
-      </w:pPr>
-      <w:r>
-        <w:t>Basket Diameter: 650 mm (25.6 in)</w:t>
-      </w:r>
-    </w:p>
-    <w:p>
-      <w:pPr>
-        <w:pStyle w:val="ListBullet"/>
-      </w:pPr>
-      <w:r>
-        <w:t>Filtration Area: 0.82 m² (8.8 ft²)</w:t>
-      </w:r>
-    </w:p>
-    <w:p>
-      <w:pPr>
-        <w:pStyle w:val="ListBullet"/>
-      </w:pPr>
-      <w:r>
-        <w:t>Maximum Speed: 2,000 rpm</w:t>
-      </w:r>
-    </w:p>
-    <w:p>
-      <w:pPr>
-        <w:pStyle w:val="ListBullet"/>
-      </w:pPr>
-      <w:r>
-        <w:t>Load Weight: 65 kg (143.3 lb)</w:t>
-      </w:r>
-    </w:p>
-    <w:p>
-      <w:pPr>
-        <w:pStyle w:val="ListBullet"/>
-      </w:pPr>
-      <w:r>
-        <w:t>Motor Power: 6.5 kW (8.7 HP)</w:t>
-      </w:r>
-    </w:p>
-    <w:p>
-      <w:pPr>
-        <w:pStyle w:val="ListBullet"/>
-      </w:pPr>
-      <w:r>
-        <w:t>Material: Stainless Steel 316</w:t>
-      </w:r>
-    </w:p>
-    <w:p>
-      <w:pPr>
-        <w:pStyle w:val="ListBullet"/>
-      </w:pPr>
-      <w:r>
-        <w:t>Condition: Refurbished</w:t>
-      </w:r>
-    </w:p>
-    <w:p>
-      <w:hyperlink r:id="rId13">
-        <w:r>
-          <w:rPr>
-            <w:color w:val="1155CC"/>
-            <w:u w:val="single"/>
-          </w:rPr>
-          <w:t xml:space="preserve">View Specs</w:t>
-        </w:r>
-      </w:hyperlink>
-      <w:r>
-        <w:t xml:space="preserve"> | </w:t>
-      </w:r>
-      <w:hyperlink r:id="rId13">
-        <w:r>
-          <w:rPr>
-            <w:color w:val="1155CC"/>
-            <w:u w:val="single"/>
-          </w:rPr>
-          <w:t xml:space="preserve">View IPP# 45949</w:t>
-        </w:r>
-      </w:hyperlink>
-    </w:p>
-    <w:p>
-      <w:pPr>
-        <w:pStyle w:val="Heading4"/>
-      </w:pPr>
-      <w:r>
-        <w:t>[Refurbished] Krauss Maffei HZ-125 SS 316, 1,250 mm (50 in) ([IPP# 31288](https://ims.internationalprocessplants.com/inventory/equipment/detail/peeler-centrifuge/31288))</w:t>
-      </w:r>
-    </w:p>
-    <w:p>
-      <w:r>
-        <w:t>Refurbished Krauss Maffei HZ-125 peeler centrifuge with a stainless steel 316 basket and 1,250 mm (50 in) basket diameter.</w:t>
-      </w:r>
-    </w:p>
-    <w:p>
-      <w:pPr>
-        <w:pStyle w:val="ListBullet"/>
-      </w:pPr>
-      <w:r>
-        <w:t>Basket Diameter: 1,250 mm (50 in)</w:t>
-      </w:r>
-    </w:p>
-    <w:p>
-      <w:pPr>
-        <w:pStyle w:val="ListBullet"/>
-      </w:pPr>
-      <w:r>
-        <w:t>Maximum Speed: 1,200 rpm</w:t>
-      </w:r>
-    </w:p>
-    <w:p>
-      <w:pPr>
-        <w:pStyle w:val="ListBullet"/>
-      </w:pPr>
-      <w:r>
-        <w:t>Load Weight: 468 kg (1,050 lb)</w:t>
-      </w:r>
-    </w:p>
-    <w:p>
-      <w:pPr>
-        <w:pStyle w:val="ListBullet"/>
-      </w:pPr>
-      <w:r>
-        <w:t>Material: Stainless Steel 316</w:t>
-      </w:r>
-    </w:p>
-    <w:p>
-      <w:pPr>
-        <w:pStyle w:val="ListBullet"/>
-      </w:pPr>
-      <w:r>
-        <w:t>Condition: Refurbished</w:t>
-      </w:r>
-    </w:p>
-    <w:p>
-      <w:hyperlink r:id="rId41">
-        <w:r>
-          <w:rPr>
-            <w:color w:val="1155CC"/>
-            <w:u w:val="single"/>
-          </w:rPr>
-          <w:t xml:space="preserve">View Specs</w:t>
-        </w:r>
-      </w:hyperlink>
-      <w:r>
-        <w:t xml:space="preserve"> | </w:t>
-      </w:r>
-      <w:hyperlink r:id="rId41">
-        <w:r>
-          <w:rPr>
-            <w:color w:val="1155CC"/>
-            <w:u w:val="single"/>
-          </w:rPr>
-          <w:t xml:space="preserve">View IPP# 31288</w:t>
-        </w:r>
-      </w:hyperlink>
-    </w:p>
-    <w:p>
-      <w:hyperlink r:id="rId42">
-        <w:r>
-          <w:rPr>
-            <w:color w:val="1155CC"/>
-            <w:u w:val="single"/>
-          </w:rPr>
-          <w:t xml:space="preserve">Browse All Refurbished Units on IMS</w:t>
-        </w:r>
-      </w:hyperlink>
-    </w:p>
-    <w:p>
-      <w:pPr>
-        <w:pStyle w:val="Heading3"/>
-      </w:pPr>
-      <w:r>
-        <w:t>Buy Unused Surplus Peeler Centrifuges</w:t>
-      </w:r>
-    </w:p>
-    <w:p>
-      <w:r>
-        <w:t>Unused surplus peeler centrifuges in IPP's inventory include a ZVU OPH 630 EFHN with a 630 mm (24.8 in) austenitic stainless steel basket, listed on IMS with the condition grade Unused.</w:t>
-      </w:r>
-    </w:p>
-    <w:p>
-      <w:pPr>
-        <w:pStyle w:val="Heading4"/>
-      </w:pPr>
-      <w:r>
-        <w:t>[Unused surplus] ZVU OPH 630 EFHN Austenitic SS, 630 mm (24.8 in) ([IPP# 212741](https://ims.internationalprocessplants.com/inventory/equipment/detail/peeler-centrifuge/212741))</w:t>
-      </w:r>
-    </w:p>
-    <w:p>
-      <w:r>
-        <w:t>Unused surplus ZVU OPH 630 EFHN peeler centrifuge with a stainless steel Austenitic basket, 630 mm (24.8 in) basket diameter and 315 mm (12.4 in) basket depth.</w:t>
-      </w:r>
-    </w:p>
-    <w:p>
-      <w:pPr>
-        <w:pStyle w:val="ListBullet"/>
-      </w:pPr>
-      <w:r>
-        <w:t>Basket Diameter: 630 mm (24.8 in)</w:t>
-      </w:r>
-    </w:p>
-    <w:p>
-      <w:pPr>
-        <w:pStyle w:val="ListBullet"/>
-      </w:pPr>
-      <w:r>
-        <w:t>Basket Depth: 315 mm (12.4 in)</w:t>
-      </w:r>
-    </w:p>
-    <w:p>
-      <w:pPr>
-        <w:pStyle w:val="ListBullet"/>
-      </w:pPr>
-      <w:r>
-        <w:t>Filtration Area: 0.62 m² (6.7 ft²)</w:t>
-      </w:r>
-    </w:p>
-    <w:p>
-      <w:pPr>
-        <w:pStyle w:val="ListBullet"/>
-      </w:pPr>
-      <w:r>
-        <w:t>Maximum Speed: 2,380 rpm</w:t>
-      </w:r>
-    </w:p>
-    <w:p>
-      <w:pPr>
-        <w:pStyle w:val="ListBullet"/>
-      </w:pPr>
-      <w:r>
-        <w:t>Load Weight: 50 kg (110.2 lb)</w:t>
-      </w:r>
-    </w:p>
-    <w:p>
-      <w:pPr>
-        <w:pStyle w:val="ListBullet"/>
-      </w:pPr>
-      <w:r>
-        <w:t>Motor Power: 11 kW (14.8 HP)</w:t>
-      </w:r>
-    </w:p>
-    <w:p>
-      <w:pPr>
-        <w:pStyle w:val="ListBullet"/>
-      </w:pPr>
-      <w:r>
-        <w:t>Material: Stainless Steel Austenitic</w:t>
-      </w:r>
-    </w:p>
-    <w:p>
-      <w:hyperlink r:id="rId12">
-        <w:r>
-          <w:rPr>
-            <w:color w:val="1155CC"/>
-            <w:u w:val="single"/>
-          </w:rPr>
-          <w:t xml:space="preserve">View Specs</w:t>
-        </w:r>
-      </w:hyperlink>
-      <w:r>
-        <w:t xml:space="preserve"> | </w:t>
-      </w:r>
-      <w:hyperlink r:id="rId12">
-        <w:r>
-          <w:rPr>
-            <w:color w:val="1155CC"/>
-            <w:u w:val="single"/>
-          </w:rPr>
           <w:t xml:space="preserve">View IPP# 212741</w:t>
         </w:r>
       </w:hyperlink>
     </w:p>
     <w:p>
-      <w:hyperlink r:id="rId43">
+      <w:hyperlink r:id="rId46">
         <w:r>
           <w:rPr>
             <w:color w:val="1155CC"/>
@@ -4368,7 +4433,7 @@
         <w:t>Q: What peeler centrifuges does IPP stock?</w:t>
       </w:r>
       <w:r>
-        <w:t xml:space="preserve"> A: IPP stocks good used, refurbished and unused surplus peeler centrifuges from Krauss Maffei, Alfa Laval, Escher Wyss, Luwa-Heine and other OEM manufacturers. Units range from 630 mm (24.8 in) to 1,600 mm (63 in) basket diameter, with stainless steel, titanium, Hastelloy and rubber-lined baskets. Browse the IMS inventory for current availability.</w:t>
+        <w:t xml:space="preserve"> A: The peeler centrifuges in stock come from Krauss Maffei, Alfa Laval, Escher Wyss, Luwa-Heine and other OEM manufacturers, in good used, refurbished and unused surplus condition. Units range from 630 mm (24.8 in) to 1,600 mm (63 in) basket diameter, with stainless steel, titanium, Hastelloy and rubber-lined baskets. Check IMS for current availability.</w:t>
       </w:r>
     </w:p>
     <w:p>
@@ -4445,7 +4510,7 @@
         <w:t>Q: Which manufacturers' peeler centrifuges does IPP carry?</w:t>
       </w:r>
       <w:r>
-        <w:t xml:space="preserve"> A: IPP carries peeler centrifuges from Krauss Maffei, Alfa Laval, Escher Wyss, Luwa-Heine, Ellerwerk, GFT Trenntechnik, SMS Buss, Reineveld, Ferrum, Robatel and ZVU. Krauss Maffei holds the deepest position, with HZ models from 630 mm (24.8 in) to 1,600 mm (63 in).</w:t>
+        <w:t xml:space="preserve"> A: IPP carries peeler centrifuges from Krauss Maffei, Alfa Laval, Escher Wyss, Luwa-Heine, Ellerwerk, GFT Trenntechnik, SMS Buss, Reineveld, Ferrum, Robatel and ZVU. Krauss Maffei has the widest range, with HZ models from 630 mm (24.8 in) to 1,600 mm (63 in).</w:t>
       </w:r>
     </w:p>
     <w:p>

--- a/docs/new-pages-for-review/peeler-centrifuges.docx
+++ b/docs/new-pages-for-review/peeler-centrifuges.docx
@@ -3009,7 +3009,7 @@
     </w:p>
     <w:p>
       <w:r>
-        <w:t>Good used peeler centrifuges make up most of IPP's inventory, each listed with its basket diameter, basket depth, maximum speed and load weight.</w:t>
+        <w:t>Good used units lead IPP's peeler centrifuge inventory, each listed with its basket diameter, basket depth, maximum speed and load weight.</w:t>
       </w:r>
     </w:p>
     <w:p>
@@ -4521,7 +4521,7 @@
         <w:t>Q: What basket materials are available?</w:t>
       </w:r>
       <w:r>
-        <w:t xml:space="preserve"> A: IPP's peeler centrifuges have baskets in stainless steel 316, 316L, 904 and austenitic stainless steel, titanium, Hastelloy C-22, Hastelloy B and rubber-lined construction. Stainless steel 316 is the most common basket material in the inventory, followed by titanium.</w:t>
+        <w:t xml:space="preserve"> A: IPP's peeler centrifuges have baskets in stainless steel 316, 316L, 904 and austenitic stainless steel, titanium, Hastelloy C-22, Hastelloy B and rubber-lined construction. Stainless steel 316 tops the basket materials in the inventory, with titanium second.</w:t>
       </w:r>
     </w:p>
     <w:p>
@@ -4543,7 +4543,7 @@
         <w:t>Q: Are gas-tight and sanitary peeler centrifuges available?</w:t>
       </w:r>
       <w:r>
-        <w:t xml:space="preserve"> A: Yes. IMS lists the Krauss Maffei HZ630 PH as gas tight, and the Ferrum HSZ-PHR 1250/600 and a Krauss Maffei HZ 125/3.2 SI D with sanitary construction. Cake washing and plow action are the most common features recorded across the inventory, and each listing states the features that apply.</w:t>
+        <w:t xml:space="preserve"> A: Yes. IMS lists the Krauss Maffei HZ630 PH as gas tight, and the Ferrum HSZ-PHR 1250/600 and a Krauss Maffei HZ 125/3.2 SI D with sanitary construction. Cake washing and plow action appear on more listings than any other recorded feature, and each listing states the features that apply.</w:t>
       </w:r>
     </w:p>
     <w:p>

--- a/docs/new-pages-for-review/peeler-centrifuges.docx
+++ b/docs/new-pages-for-review/peeler-centrifuges.docx
@@ -12,7 +12,7 @@
     </w:p>
     <w:p>
       <w:r>
-        <w:t>Buying used peeler centrifuges through International Process Plants (IPP) furnishes chemical, pharmaceutical, food and specialty manufacturers with batch filtering centrifuges from Krauss Maffei, Alfa Laval, Escher Wyss, Luwa-Heine, Ellerwerk and other OEM manufacturers. Basket diameters range from 630 mm (24.8 in) to 1,600 mm (63 in), with baskets in stainless steel, titanium, Hastelloy and rubber-lined construction. Buying used saves up to 50% of capital and 90% of lead time versus buying new. IPP has supplied process equipment worldwide since 1980, and its second hand peeler centrifuge machines are ready to buy and ship.</w:t>
+        <w:t>Buying good used, refurbished, and unused peeler centrifuges from International Process Plants (IPP) furnishes batch filtration, cake washing, and knife discharge while skipping issues like months-long fabrication and high capital outlays. Chemical, pharmaceutical, food and specialty manufacturers pick from batch filtering centrifuges by Krauss Maffei, Alfa Laval, Escher Wyss, Luwa-Heine, Ellerwerk and other OEM manufacturers. Basket diameters range from 630 mm (24.8 in) to 1,600 mm (63 in), with baskets in stainless steel, titanium, Hastelloy and rubber-lined construction. Buying used saves up to 50% of capital and 90% of lead time versus buying new. IPP has supplied process equipment worldwide since 1980, and its second hand peeler centrifuge machines are ready to buy and ship.</w:t>
       </w:r>
     </w:p>
     <w:p>
@@ -161,7 +161,7 @@
     </w:p>
     <w:p>
       <w:r>
-        <w:t>Basket diameter is the capacity figure IMS records for each peeler centrifuge, and IPP's inventory runs from 630 mm (24.8 in) to 1,600 mm (63 in). Featured units fill each size tab, and its link opens every matching unit on IMS.</w:t>
+        <w:t>Basket diameter sizes each peeler centrifuge on IMS, from 630 mm (24.8 in) to 1,600 mm (63 in) in IPP's inventory. Featured units fill each size tab, and its link opens every matching unit on IMS.</w:t>
       </w:r>
     </w:p>
     <w:p>
@@ -1074,7 +1074,7 @@
     </w:p>
     <w:p>
       <w:r>
-        <w:t>Peeler and pusher centrifuges both separate solids from liquids in a rotating basket through a filter medium, and they differ in how the cycle runs and how the cake leaves the basket. Their key differences line up as follows.</w:t>
+        <w:t>Peeler and pusher centrifuges both separate solids from liquids in a rotating basket through a filter medium, and the cycle and the way the cake leaves the basket mark the contrast. Their key differences line up as follows.</w:t>
       </w:r>
     </w:p>
     <w:tbl>
@@ -3309,7 +3309,7 @@
     </w:p>
     <w:p>
       <w:r>
-        <w:t>Refurbished peeler centrifuges in IPP's inventory include Krauss Maffei HZ125 and HZ900 and Alfa Laval HOZY units, listed on IMS with the condition grade Refurbished/Rebuilt.</w:t>
+        <w:t>Refurbished peeler centrifuges in IPP's inventory include Krauss Maffei HZ125 and HZ900 and Alfa Laval HOZY units, all carrying IMS's refurbished/rebuilt grade.</w:t>
       </w:r>
     </w:p>
     <w:p>
@@ -3593,7 +3593,7 @@
     </w:p>
     <w:p>
       <w:r>
-        <w:t>Unused surplus peeler centrifuges in IPP's inventory include a ZVU OPH 630 EFHN with a 630 mm (24.8 in) austenitic stainless steel basket, listed on IMS with the condition grade Unused.</w:t>
+        <w:t>Unused surplus peeler centrifuges in IPP's inventory include a ZVU OPH 630 EFHN with a 630 mm (24.8 in) austenitic stainless steel basket, graded unused on IMS.</w:t>
       </w:r>
     </w:p>
     <w:p>
@@ -4040,7 +4040,7 @@
     </w:p>
     <w:p>
       <w:r>
-        <w:t>Peeler centrifuges are specified by basket material, and IPP's inventory covers the basket constructions below.</w:t>
+        <w:t>Basket material defines each peeler centrifuge specification, and the constructions in stock follow.</w:t>
       </w:r>
     </w:p>
     <w:p>
@@ -4053,7 +4053,7 @@
     </w:p>
     <w:p>
       <w:r>
-        <w:t>Stainless steel baskets represent the largest share of IPP's peeler centrifuge inventory, in grades SS 316, SS 316L, SS 904 and austenitic stainless steel. Grades 316 and 316L contain molybdenum, which improves pitting resistance compared with grade 304.</w:t>
+        <w:t>Stainless steel baskets dominate IPP's peeler centrifuge inventory, in grades SS 316, SS 316L, SS 904 and austenitic stainless steel. Molybdenum in grades 316 and 316L raises their pitting resistance above grade 304.</w:t>
       </w:r>
     </w:p>
     <w:p>
@@ -4477,7 +4477,7 @@
         <w:t>Q: How does a peeler centrifuge work?</w:t>
       </w:r>
       <w:r>
-        <w:t xml:space="preserve"> A: A peeler centrifuge works on the principle of batch filtration in a rotating perforated basket. Slurry fills the basket, centrifugal force drives the liquid through the filter cloth, and the solids build a cake on the basket wall. The cake is washed and spun dry, then the basket slows to peeling speed and a peeler knife cuts the cake away so the solids drop through a discharge chute. A thin residual heel usually stays on the filter cloth for the next cycle.</w:t>
+        <w:t xml:space="preserve"> A: Batch filtration in a rotating perforated basket is the working principle of a peeler centrifuge. Slurry fills the basket, centrifugal force drives the liquid through the filter cloth, and the solids build a cake on the basket wall. The cake is washed and spun dry, then the basket slows to peeling speed and a peeler knife cuts the cake away so the solids drop through a discharge chute. A thin residual heel usually stays on the filter cloth for the next cycle.</w:t>
       </w:r>
     </w:p>
     <w:p>
@@ -4532,7 +4532,7 @@
         <w:t>Q: What basket sizes are available, and how do I find the right size?</w:t>
       </w:r>
       <w:r>
-        <w:t xml:space="preserve"> A: IPP's peeler centrifuges range from 630 mm (24.8 in) to 1,600 mm (63 in) basket diameter, with basket depths of 300 mm (11.8 in) to 813 mm (32 in) and load weights of 50 kg (110.2 lb) to 952 kg (2,100 lb). Share your batch size, solids loading and target cycle time with IPP, and the team will match units in stock to your requirements.</w:t>
+        <w:t xml:space="preserve"> A: IPP's peeler centrifuges range from 630 mm (24.8 in) to 1,600 mm (63 in) basket diameter, with basket depths of 300 mm (11.8 in) to 813 mm (32 in) and load weights of 50 kg (110.2 lb) to 952 kg (2,100 lb). Send IPP your batch size, solids loading and target cycle time for a shortlist of matching units in stock.</w:t>
       </w:r>
     </w:p>
     <w:p>
